--- a/01-FQD/Source-Files/PQD-FH_01_Universal_FQD_Procedure_rev1.00.docx
+++ b/01-FQD/Source-Files/PQD-FH_01_Universal_FQD_Procedure_rev1.00.docx
@@ -401,6 +401,16 @@
       <w:pPr>
         <w:spacing w:after="200" w:line="276" w:lineRule="auto"/>
       </w:pPr>
+      <w:r>
+        <w:rPr>
+          <w:b/>
+          <w:bCs/>
+        </w:rPr>
+        <w:t>Purpose:</w:t>
+      </w:r>
+      <w:r>
+        <w:t xml:space="preserve"> To support the progressive preparation of complete, reliable and traceable quality documentation throughout project delivery, ensuring its suitability for handover and subsequent use in operation and maintenance.</w:t>
+      </w:r>
     </w:p>
     <w:p>
       <w:pPr>
@@ -513,7 +523,7 @@
           <w:r>
             <w:fldChar w:fldCharType="separate"/>
           </w:r>
-          <w:hyperlink w:anchor="_Toc242369347" w:history="1">
+          <w:hyperlink w:anchor="_Toc242696574" w:history="1">
             <w:r>
               <w:rPr>
                 <w:rStyle w:val="Hipercze"/>
@@ -540,7 +550,7 @@
                 <w:noProof/>
                 <w:webHidden/>
               </w:rPr>
-              <w:instrText xml:space="preserve"> PAGEREF _Toc242369347 \h </w:instrText>
+              <w:instrText xml:space="preserve"> PAGEREF _Toc242696574 \h </w:instrText>
             </w:r>
             <w:r>
               <w:rPr>
@@ -586,7 +596,7 @@
               <w14:ligatures w14:val="standardContextual"/>
             </w:rPr>
           </w:pPr>
-          <w:hyperlink w:anchor="_Toc242369348" w:history="1">
+          <w:hyperlink w:anchor="_Toc242696575" w:history="1">
             <w:r>
               <w:rPr>
                 <w:rStyle w:val="Hipercze"/>
@@ -613,7 +623,7 @@
                 <w:noProof/>
                 <w:webHidden/>
               </w:rPr>
-              <w:instrText xml:space="preserve"> PAGEREF _Toc242369348 \h </w:instrText>
+              <w:instrText xml:space="preserve"> PAGEREF _Toc242696575 \h </w:instrText>
             </w:r>
             <w:r>
               <w:rPr>
@@ -659,7 +669,7 @@
               <w14:ligatures w14:val="standardContextual"/>
             </w:rPr>
           </w:pPr>
-          <w:hyperlink w:anchor="_Toc242369349" w:history="1">
+          <w:hyperlink w:anchor="_Toc242696576" w:history="1">
             <w:r>
               <w:rPr>
                 <w:rStyle w:val="Hipercze"/>
@@ -686,7 +696,7 @@
                 <w:noProof/>
                 <w:webHidden/>
               </w:rPr>
-              <w:instrText xml:space="preserve"> PAGEREF _Toc242369349 \h </w:instrText>
+              <w:instrText xml:space="preserve"> PAGEREF _Toc242696576 \h </w:instrText>
             </w:r>
             <w:r>
               <w:rPr>
@@ -732,7 +742,7 @@
               <w14:ligatures w14:val="standardContextual"/>
             </w:rPr>
           </w:pPr>
-          <w:hyperlink w:anchor="_Toc242369350" w:history="1">
+          <w:hyperlink w:anchor="_Toc242696577" w:history="1">
             <w:r>
               <w:rPr>
                 <w:rStyle w:val="Hipercze"/>
@@ -759,7 +769,7 @@
                 <w:noProof/>
                 <w:webHidden/>
               </w:rPr>
-              <w:instrText xml:space="preserve"> PAGEREF _Toc242369350 \h </w:instrText>
+              <w:instrText xml:space="preserve"> PAGEREF _Toc242696577 \h </w:instrText>
             </w:r>
             <w:r>
               <w:rPr>
@@ -805,7 +815,7 @@
               <w14:ligatures w14:val="standardContextual"/>
             </w:rPr>
           </w:pPr>
-          <w:hyperlink w:anchor="_Toc242369351" w:history="1">
+          <w:hyperlink w:anchor="_Toc242696578" w:history="1">
             <w:r>
               <w:rPr>
                 <w:rStyle w:val="Hipercze"/>
@@ -832,7 +842,7 @@
                 <w:noProof/>
                 <w:webHidden/>
               </w:rPr>
-              <w:instrText xml:space="preserve"> PAGEREF _Toc242369351 \h </w:instrText>
+              <w:instrText xml:space="preserve"> PAGEREF _Toc242696578 \h </w:instrText>
             </w:r>
             <w:r>
               <w:rPr>
@@ -852,7 +862,7 @@
                 <w:noProof/>
                 <w:webHidden/>
               </w:rPr>
-              <w:t>5</w:t>
+              <w:t>6</w:t>
             </w:r>
             <w:r>
               <w:rPr>
@@ -878,7 +888,7 @@
               <w14:ligatures w14:val="standardContextual"/>
             </w:rPr>
           </w:pPr>
-          <w:hyperlink w:anchor="_Toc242369352" w:history="1">
+          <w:hyperlink w:anchor="_Toc242696579" w:history="1">
             <w:r>
               <w:rPr>
                 <w:rStyle w:val="Hipercze"/>
@@ -905,7 +915,7 @@
                 <w:noProof/>
                 <w:webHidden/>
               </w:rPr>
-              <w:instrText xml:space="preserve"> PAGEREF _Toc242369352 \h </w:instrText>
+              <w:instrText xml:space="preserve"> PAGEREF _Toc242696579 \h </w:instrText>
             </w:r>
             <w:r>
               <w:rPr>
@@ -925,7 +935,7 @@
                 <w:noProof/>
                 <w:webHidden/>
               </w:rPr>
-              <w:t>5</w:t>
+              <w:t>6</w:t>
             </w:r>
             <w:r>
               <w:rPr>
@@ -951,7 +961,7 @@
               <w14:ligatures w14:val="standardContextual"/>
             </w:rPr>
           </w:pPr>
-          <w:hyperlink w:anchor="_Toc242369353" w:history="1">
+          <w:hyperlink w:anchor="_Toc242696580" w:history="1">
             <w:r>
               <w:rPr>
                 <w:rStyle w:val="Hipercze"/>
@@ -978,7 +988,7 @@
                 <w:noProof/>
                 <w:webHidden/>
               </w:rPr>
-              <w:instrText xml:space="preserve"> PAGEREF _Toc242369353 \h </w:instrText>
+              <w:instrText xml:space="preserve"> PAGEREF _Toc242696580 \h </w:instrText>
             </w:r>
             <w:r>
               <w:rPr>
@@ -998,7 +1008,7 @@
                 <w:noProof/>
                 <w:webHidden/>
               </w:rPr>
-              <w:t>5</w:t>
+              <w:t>6</w:t>
             </w:r>
             <w:r>
               <w:rPr>
@@ -1024,7 +1034,7 @@
               <w14:ligatures w14:val="standardContextual"/>
             </w:rPr>
           </w:pPr>
-          <w:hyperlink w:anchor="_Toc242369354" w:history="1">
+          <w:hyperlink w:anchor="_Toc242696581" w:history="1">
             <w:r>
               <w:rPr>
                 <w:rStyle w:val="Hipercze"/>
@@ -1051,7 +1061,7 @@
                 <w:noProof/>
                 <w:webHidden/>
               </w:rPr>
-              <w:instrText xml:space="preserve"> PAGEREF _Toc242369354 \h </w:instrText>
+              <w:instrText xml:space="preserve"> PAGEREF _Toc242696581 \h </w:instrText>
             </w:r>
             <w:r>
               <w:rPr>
@@ -1097,7 +1107,7 @@
               <w14:ligatures w14:val="standardContextual"/>
             </w:rPr>
           </w:pPr>
-          <w:hyperlink w:anchor="_Toc242369355" w:history="1">
+          <w:hyperlink w:anchor="_Toc242696582" w:history="1">
             <w:r>
               <w:rPr>
                 <w:rStyle w:val="Hipercze"/>
@@ -1124,7 +1134,7 @@
                 <w:noProof/>
                 <w:webHidden/>
               </w:rPr>
-              <w:instrText xml:space="preserve"> PAGEREF _Toc242369355 \h </w:instrText>
+              <w:instrText xml:space="preserve"> PAGEREF _Toc242696582 \h </w:instrText>
             </w:r>
             <w:r>
               <w:rPr>
@@ -1144,7 +1154,7 @@
                 <w:noProof/>
                 <w:webHidden/>
               </w:rPr>
-              <w:t>6</w:t>
+              <w:t>7</w:t>
             </w:r>
             <w:r>
               <w:rPr>
@@ -1170,7 +1180,7 @@
               <w14:ligatures w14:val="standardContextual"/>
             </w:rPr>
           </w:pPr>
-          <w:hyperlink w:anchor="_Toc242369356" w:history="1">
+          <w:hyperlink w:anchor="_Toc242696583" w:history="1">
             <w:r>
               <w:rPr>
                 <w:rStyle w:val="Hipercze"/>
@@ -1197,7 +1207,7 @@
                 <w:noProof/>
                 <w:webHidden/>
               </w:rPr>
-              <w:instrText xml:space="preserve"> PAGEREF _Toc242369356 \h </w:instrText>
+              <w:instrText xml:space="preserve"> PAGEREF _Toc242696583 \h </w:instrText>
             </w:r>
             <w:r>
               <w:rPr>
@@ -1217,7 +1227,7 @@
                 <w:noProof/>
                 <w:webHidden/>
               </w:rPr>
-              <w:t>8</w:t>
+              <w:t>9</w:t>
             </w:r>
             <w:r>
               <w:rPr>
@@ -1243,7 +1253,7 @@
               <w14:ligatures w14:val="standardContextual"/>
             </w:rPr>
           </w:pPr>
-          <w:hyperlink w:anchor="_Toc242369357" w:history="1">
+          <w:hyperlink w:anchor="_Toc242696584" w:history="1">
             <w:r>
               <w:rPr>
                 <w:rStyle w:val="Hipercze"/>
@@ -1270,7 +1280,7 @@
                 <w:noProof/>
                 <w:webHidden/>
               </w:rPr>
-              <w:instrText xml:space="preserve"> PAGEREF _Toc242369357 \h </w:instrText>
+              <w:instrText xml:space="preserve"> PAGEREF _Toc242696584 \h </w:instrText>
             </w:r>
             <w:r>
               <w:rPr>
@@ -1290,7 +1300,7 @@
                 <w:noProof/>
                 <w:webHidden/>
               </w:rPr>
-              <w:t>9</w:t>
+              <w:t>10</w:t>
             </w:r>
             <w:r>
               <w:rPr>
@@ -1316,7 +1326,7 @@
               <w14:ligatures w14:val="standardContextual"/>
             </w:rPr>
           </w:pPr>
-          <w:hyperlink w:anchor="_Toc242369358" w:history="1">
+          <w:hyperlink w:anchor="_Toc242696585" w:history="1">
             <w:r>
               <w:rPr>
                 <w:rStyle w:val="Hipercze"/>
@@ -1343,7 +1353,7 @@
                 <w:noProof/>
                 <w:webHidden/>
               </w:rPr>
-              <w:instrText xml:space="preserve"> PAGEREF _Toc242369358 \h </w:instrText>
+              <w:instrText xml:space="preserve"> PAGEREF _Toc242696585 \h </w:instrText>
             </w:r>
             <w:r>
               <w:rPr>
@@ -1363,7 +1373,7 @@
                 <w:noProof/>
                 <w:webHidden/>
               </w:rPr>
-              <w:t>9</w:t>
+              <w:t>10</w:t>
             </w:r>
             <w:r>
               <w:rPr>
@@ -1389,7 +1399,7 @@
               <w14:ligatures w14:val="standardContextual"/>
             </w:rPr>
           </w:pPr>
-          <w:hyperlink w:anchor="_Toc242369359" w:history="1">
+          <w:hyperlink w:anchor="_Toc242696586" w:history="1">
             <w:r>
               <w:rPr>
                 <w:rStyle w:val="Hipercze"/>
@@ -1416,7 +1426,7 @@
                 <w:noProof/>
                 <w:webHidden/>
               </w:rPr>
-              <w:instrText xml:space="preserve"> PAGEREF _Toc242369359 \h </w:instrText>
+              <w:instrText xml:space="preserve"> PAGEREF _Toc242696586 \h </w:instrText>
             </w:r>
             <w:r>
               <w:rPr>
@@ -1436,7 +1446,7 @@
                 <w:noProof/>
                 <w:webHidden/>
               </w:rPr>
-              <w:t>9</w:t>
+              <w:t>10</w:t>
             </w:r>
             <w:r>
               <w:rPr>
@@ -1462,7 +1472,7 @@
               <w14:ligatures w14:val="standardContextual"/>
             </w:rPr>
           </w:pPr>
-          <w:hyperlink w:anchor="_Toc242369360" w:history="1">
+          <w:hyperlink w:anchor="_Toc242696587" w:history="1">
             <w:r>
               <w:rPr>
                 <w:rStyle w:val="Hipercze"/>
@@ -1489,7 +1499,7 @@
                 <w:noProof/>
                 <w:webHidden/>
               </w:rPr>
-              <w:instrText xml:space="preserve"> PAGEREF _Toc242369360 \h </w:instrText>
+              <w:instrText xml:space="preserve"> PAGEREF _Toc242696587 \h </w:instrText>
             </w:r>
             <w:r>
               <w:rPr>
@@ -1535,7 +1545,7 @@
               <w14:ligatures w14:val="standardContextual"/>
             </w:rPr>
           </w:pPr>
-          <w:hyperlink w:anchor="_Toc242369361" w:history="1">
+          <w:hyperlink w:anchor="_Toc242696588" w:history="1">
             <w:r>
               <w:rPr>
                 <w:rStyle w:val="Hipercze"/>
@@ -1562,7 +1572,7 @@
                 <w:noProof/>
                 <w:webHidden/>
               </w:rPr>
-              <w:instrText xml:space="preserve"> PAGEREF _Toc242369361 \h </w:instrText>
+              <w:instrText xml:space="preserve"> PAGEREF _Toc242696588 \h </w:instrText>
             </w:r>
             <w:r>
               <w:rPr>
@@ -1608,7 +1618,7 @@
               <w14:ligatures w14:val="standardContextual"/>
             </w:rPr>
           </w:pPr>
-          <w:hyperlink w:anchor="_Toc242369362" w:history="1">
+          <w:hyperlink w:anchor="_Toc242696589" w:history="1">
             <w:r>
               <w:rPr>
                 <w:rStyle w:val="Hipercze"/>
@@ -1635,7 +1645,7 @@
                 <w:noProof/>
                 <w:webHidden/>
               </w:rPr>
-              <w:instrText xml:space="preserve"> PAGEREF _Toc242369362 \h </w:instrText>
+              <w:instrText xml:space="preserve"> PAGEREF _Toc242696589 \h </w:instrText>
             </w:r>
             <w:r>
               <w:rPr>
@@ -1681,7 +1691,7 @@
               <w14:ligatures w14:val="standardContextual"/>
             </w:rPr>
           </w:pPr>
-          <w:hyperlink w:anchor="_Toc242369363" w:history="1">
+          <w:hyperlink w:anchor="_Toc242696590" w:history="1">
             <w:r>
               <w:rPr>
                 <w:rStyle w:val="Hipercze"/>
@@ -1708,7 +1718,7 @@
                 <w:noProof/>
                 <w:webHidden/>
               </w:rPr>
-              <w:instrText xml:space="preserve"> PAGEREF _Toc242369363 \h </w:instrText>
+              <w:instrText xml:space="preserve"> PAGEREF _Toc242696590 \h </w:instrText>
             </w:r>
             <w:r>
               <w:rPr>
@@ -1728,7 +1738,7 @@
                 <w:noProof/>
                 <w:webHidden/>
               </w:rPr>
-              <w:t>10</w:t>
+              <w:t>11</w:t>
             </w:r>
             <w:r>
               <w:rPr>
@@ -1754,7 +1764,7 @@
               <w14:ligatures w14:val="standardContextual"/>
             </w:rPr>
           </w:pPr>
-          <w:hyperlink w:anchor="_Toc242369364" w:history="1">
+          <w:hyperlink w:anchor="_Toc242696591" w:history="1">
             <w:r>
               <w:rPr>
                 <w:rStyle w:val="Hipercze"/>
@@ -1781,7 +1791,7 @@
                 <w:noProof/>
                 <w:webHidden/>
               </w:rPr>
-              <w:instrText xml:space="preserve"> PAGEREF _Toc242369364 \h </w:instrText>
+              <w:instrText xml:space="preserve"> PAGEREF _Toc242696591 \h </w:instrText>
             </w:r>
             <w:r>
               <w:rPr>
@@ -1801,7 +1811,7 @@
                 <w:noProof/>
                 <w:webHidden/>
               </w:rPr>
-              <w:t>10</w:t>
+              <w:t>11</w:t>
             </w:r>
             <w:r>
               <w:rPr>
@@ -1827,7 +1837,7 @@
               <w14:ligatures w14:val="standardContextual"/>
             </w:rPr>
           </w:pPr>
-          <w:hyperlink w:anchor="_Toc242369365" w:history="1">
+          <w:hyperlink w:anchor="_Toc242696592" w:history="1">
             <w:r>
               <w:rPr>
                 <w:rStyle w:val="Hipercze"/>
@@ -1854,7 +1864,7 @@
                 <w:noProof/>
                 <w:webHidden/>
               </w:rPr>
-              <w:instrText xml:space="preserve"> PAGEREF _Toc242369365 \h </w:instrText>
+              <w:instrText xml:space="preserve"> PAGEREF _Toc242696592 \h </w:instrText>
             </w:r>
             <w:r>
               <w:rPr>
@@ -1900,7 +1910,7 @@
               <w14:ligatures w14:val="standardContextual"/>
             </w:rPr>
           </w:pPr>
-          <w:hyperlink w:anchor="_Toc242369366" w:history="1">
+          <w:hyperlink w:anchor="_Toc242696593" w:history="1">
             <w:r>
               <w:rPr>
                 <w:rStyle w:val="Hipercze"/>
@@ -1927,7 +1937,7 @@
                 <w:noProof/>
                 <w:webHidden/>
               </w:rPr>
-              <w:instrText xml:space="preserve"> PAGEREF _Toc242369366 \h </w:instrText>
+              <w:instrText xml:space="preserve"> PAGEREF _Toc242696593 \h </w:instrText>
             </w:r>
             <w:r>
               <w:rPr>
@@ -1973,7 +1983,7 @@
               <w14:ligatures w14:val="standardContextual"/>
             </w:rPr>
           </w:pPr>
-          <w:hyperlink w:anchor="_Toc242369367" w:history="1">
+          <w:hyperlink w:anchor="_Toc242696594" w:history="1">
             <w:r>
               <w:rPr>
                 <w:rStyle w:val="Hipercze"/>
@@ -2000,7 +2010,7 @@
                 <w:noProof/>
                 <w:webHidden/>
               </w:rPr>
-              <w:instrText xml:space="preserve"> PAGEREF _Toc242369367 \h </w:instrText>
+              <w:instrText xml:space="preserve"> PAGEREF _Toc242696594 \h </w:instrText>
             </w:r>
             <w:r>
               <w:rPr>
@@ -2020,7 +2030,7 @@
                 <w:noProof/>
                 <w:webHidden/>
               </w:rPr>
-              <w:t>11</w:t>
+              <w:t>12</w:t>
             </w:r>
             <w:r>
               <w:rPr>
@@ -2046,7 +2056,7 @@
               <w14:ligatures w14:val="standardContextual"/>
             </w:rPr>
           </w:pPr>
-          <w:hyperlink w:anchor="_Toc242369368" w:history="1">
+          <w:hyperlink w:anchor="_Toc242696595" w:history="1">
             <w:r>
               <w:rPr>
                 <w:rStyle w:val="Hipercze"/>
@@ -2073,7 +2083,7 @@
                 <w:noProof/>
                 <w:webHidden/>
               </w:rPr>
-              <w:instrText xml:space="preserve"> PAGEREF _Toc242369368 \h </w:instrText>
+              <w:instrText xml:space="preserve"> PAGEREF _Toc242696595 \h </w:instrText>
             </w:r>
             <w:r>
               <w:rPr>
@@ -2093,7 +2103,7 @@
                 <w:noProof/>
                 <w:webHidden/>
               </w:rPr>
-              <w:t>11</w:t>
+              <w:t>12</w:t>
             </w:r>
             <w:r>
               <w:rPr>
@@ -2119,7 +2129,7 @@
               <w14:ligatures w14:val="standardContextual"/>
             </w:rPr>
           </w:pPr>
-          <w:hyperlink w:anchor="_Toc242369369" w:history="1">
+          <w:hyperlink w:anchor="_Toc242696596" w:history="1">
             <w:r>
               <w:rPr>
                 <w:rStyle w:val="Hipercze"/>
@@ -2146,7 +2156,7 @@
                 <w:noProof/>
                 <w:webHidden/>
               </w:rPr>
-              <w:instrText xml:space="preserve"> PAGEREF _Toc242369369 \h </w:instrText>
+              <w:instrText xml:space="preserve"> PAGEREF _Toc242696596 \h </w:instrText>
             </w:r>
             <w:r>
               <w:rPr>
@@ -2166,7 +2176,7 @@
                 <w:noProof/>
                 <w:webHidden/>
               </w:rPr>
-              <w:t>11</w:t>
+              <w:t>12</w:t>
             </w:r>
             <w:r>
               <w:rPr>
@@ -2192,7 +2202,7 @@
               <w14:ligatures w14:val="standardContextual"/>
             </w:rPr>
           </w:pPr>
-          <w:hyperlink w:anchor="_Toc242369370" w:history="1">
+          <w:hyperlink w:anchor="_Toc242696597" w:history="1">
             <w:r>
               <w:rPr>
                 <w:rStyle w:val="Hipercze"/>
@@ -2219,7 +2229,7 @@
                 <w:noProof/>
                 <w:webHidden/>
               </w:rPr>
-              <w:instrText xml:space="preserve"> PAGEREF _Toc242369370 \h </w:instrText>
+              <w:instrText xml:space="preserve"> PAGEREF _Toc242696597 \h </w:instrText>
             </w:r>
             <w:r>
               <w:rPr>
@@ -2239,7 +2249,7 @@
                 <w:noProof/>
                 <w:webHidden/>
               </w:rPr>
-              <w:t>11</w:t>
+              <w:t>12</w:t>
             </w:r>
             <w:r>
               <w:rPr>
@@ -2265,7 +2275,7 @@
               <w14:ligatures w14:val="standardContextual"/>
             </w:rPr>
           </w:pPr>
-          <w:hyperlink w:anchor="_Toc242369371" w:history="1">
+          <w:hyperlink w:anchor="_Toc242696598" w:history="1">
             <w:r>
               <w:rPr>
                 <w:rStyle w:val="Hipercze"/>
@@ -2292,7 +2302,7 @@
                 <w:noProof/>
                 <w:webHidden/>
               </w:rPr>
-              <w:instrText xml:space="preserve"> PAGEREF _Toc242369371 \h </w:instrText>
+              <w:instrText xml:space="preserve"> PAGEREF _Toc242696598 \h </w:instrText>
             </w:r>
             <w:r>
               <w:rPr>
@@ -2312,7 +2322,7 @@
                 <w:noProof/>
                 <w:webHidden/>
               </w:rPr>
-              <w:t>11</w:t>
+              <w:t>12</w:t>
             </w:r>
             <w:r>
               <w:rPr>
@@ -2338,7 +2348,7 @@
               <w14:ligatures w14:val="standardContextual"/>
             </w:rPr>
           </w:pPr>
-          <w:hyperlink w:anchor="_Toc242369372" w:history="1">
+          <w:hyperlink w:anchor="_Toc242696599" w:history="1">
             <w:r>
               <w:rPr>
                 <w:rStyle w:val="Hipercze"/>
@@ -2365,7 +2375,7 @@
                 <w:noProof/>
                 <w:webHidden/>
               </w:rPr>
-              <w:instrText xml:space="preserve"> PAGEREF _Toc242369372 \h </w:instrText>
+              <w:instrText xml:space="preserve"> PAGEREF _Toc242696599 \h </w:instrText>
             </w:r>
             <w:r>
               <w:rPr>
@@ -2411,7 +2421,7 @@
               <w14:ligatures w14:val="standardContextual"/>
             </w:rPr>
           </w:pPr>
-          <w:hyperlink w:anchor="_Toc242369373" w:history="1">
+          <w:hyperlink w:anchor="_Toc242696600" w:history="1">
             <w:r>
               <w:rPr>
                 <w:rStyle w:val="Hipercze"/>
@@ -2438,7 +2448,7 @@
                 <w:noProof/>
                 <w:webHidden/>
               </w:rPr>
-              <w:instrText xml:space="preserve"> PAGEREF _Toc242369373 \h </w:instrText>
+              <w:instrText xml:space="preserve"> PAGEREF _Toc242696600 \h </w:instrText>
             </w:r>
             <w:r>
               <w:rPr>
@@ -2458,7 +2468,7 @@
                 <w:noProof/>
                 <w:webHidden/>
               </w:rPr>
-              <w:t>12</w:t>
+              <w:t>13</w:t>
             </w:r>
             <w:r>
               <w:rPr>
@@ -2484,7 +2494,7 @@
               <w14:ligatures w14:val="standardContextual"/>
             </w:rPr>
           </w:pPr>
-          <w:hyperlink w:anchor="_Toc242369374" w:history="1">
+          <w:hyperlink w:anchor="_Toc242696601" w:history="1">
             <w:r>
               <w:rPr>
                 <w:rStyle w:val="Hipercze"/>
@@ -2511,7 +2521,7 @@
                 <w:noProof/>
                 <w:webHidden/>
               </w:rPr>
-              <w:instrText xml:space="preserve"> PAGEREF _Toc242369374 \h </w:instrText>
+              <w:instrText xml:space="preserve"> PAGEREF _Toc242696601 \h </w:instrText>
             </w:r>
             <w:r>
               <w:rPr>
@@ -2531,7 +2541,7 @@
                 <w:noProof/>
                 <w:webHidden/>
               </w:rPr>
-              <w:t>13</w:t>
+              <w:t>14</w:t>
             </w:r>
             <w:r>
               <w:rPr>
@@ -2557,7 +2567,7 @@
               <w14:ligatures w14:val="standardContextual"/>
             </w:rPr>
           </w:pPr>
-          <w:hyperlink w:anchor="_Toc242369375" w:history="1">
+          <w:hyperlink w:anchor="_Toc242696602" w:history="1">
             <w:r>
               <w:rPr>
                 <w:rStyle w:val="Hipercze"/>
@@ -2584,7 +2594,7 @@
                 <w:noProof/>
                 <w:webHidden/>
               </w:rPr>
-              <w:instrText xml:space="preserve"> PAGEREF _Toc242369375 \h </w:instrText>
+              <w:instrText xml:space="preserve"> PAGEREF _Toc242696602 \h </w:instrText>
             </w:r>
             <w:r>
               <w:rPr>
@@ -2604,7 +2614,7 @@
                 <w:noProof/>
                 <w:webHidden/>
               </w:rPr>
-              <w:t>13</w:t>
+              <w:t>14</w:t>
             </w:r>
             <w:r>
               <w:rPr>
@@ -2630,7 +2640,7 @@
               <w14:ligatures w14:val="standardContextual"/>
             </w:rPr>
           </w:pPr>
-          <w:hyperlink w:anchor="_Toc242369376" w:history="1">
+          <w:hyperlink w:anchor="_Toc242696603" w:history="1">
             <w:r>
               <w:rPr>
                 <w:rStyle w:val="Hipercze"/>
@@ -2657,7 +2667,7 @@
                 <w:noProof/>
                 <w:webHidden/>
               </w:rPr>
-              <w:instrText xml:space="preserve"> PAGEREF _Toc242369376 \h </w:instrText>
+              <w:instrText xml:space="preserve"> PAGEREF _Toc242696603 \h </w:instrText>
             </w:r>
             <w:r>
               <w:rPr>
@@ -2677,7 +2687,7 @@
                 <w:noProof/>
                 <w:webHidden/>
               </w:rPr>
-              <w:t>13</w:t>
+              <w:t>14</w:t>
             </w:r>
             <w:r>
               <w:rPr>
@@ -2703,7 +2713,7 @@
               <w14:ligatures w14:val="standardContextual"/>
             </w:rPr>
           </w:pPr>
-          <w:hyperlink w:anchor="_Toc242369377" w:history="1">
+          <w:hyperlink w:anchor="_Toc242696604" w:history="1">
             <w:r>
               <w:rPr>
                 <w:rStyle w:val="Hipercze"/>
@@ -2730,7 +2740,7 @@
                 <w:noProof/>
                 <w:webHidden/>
               </w:rPr>
-              <w:instrText xml:space="preserve"> PAGEREF _Toc242369377 \h </w:instrText>
+              <w:instrText xml:space="preserve"> PAGEREF _Toc242696604 \h </w:instrText>
             </w:r>
             <w:r>
               <w:rPr>
@@ -2750,7 +2760,7 @@
                 <w:noProof/>
                 <w:webHidden/>
               </w:rPr>
-              <w:t>13</w:t>
+              <w:t>14</w:t>
             </w:r>
             <w:r>
               <w:rPr>
@@ -2776,7 +2786,7 @@
               <w14:ligatures w14:val="standardContextual"/>
             </w:rPr>
           </w:pPr>
-          <w:hyperlink w:anchor="_Toc242369378" w:history="1">
+          <w:hyperlink w:anchor="_Toc242696605" w:history="1">
             <w:r>
               <w:rPr>
                 <w:rStyle w:val="Hipercze"/>
@@ -2803,7 +2813,7 @@
                 <w:noProof/>
                 <w:webHidden/>
               </w:rPr>
-              <w:instrText xml:space="preserve"> PAGEREF _Toc242369378 \h </w:instrText>
+              <w:instrText xml:space="preserve"> PAGEREF _Toc242696605 \h </w:instrText>
             </w:r>
             <w:r>
               <w:rPr>
@@ -2823,7 +2833,7 @@
                 <w:noProof/>
                 <w:webHidden/>
               </w:rPr>
-              <w:t>13</w:t>
+              <w:t>14</w:t>
             </w:r>
             <w:r>
               <w:rPr>
@@ -2849,7 +2859,7 @@
               <w14:ligatures w14:val="standardContextual"/>
             </w:rPr>
           </w:pPr>
-          <w:hyperlink w:anchor="_Toc242369379" w:history="1">
+          <w:hyperlink w:anchor="_Toc242696606" w:history="1">
             <w:r>
               <w:rPr>
                 <w:rStyle w:val="Hipercze"/>
@@ -2876,7 +2886,7 @@
                 <w:noProof/>
                 <w:webHidden/>
               </w:rPr>
-              <w:instrText xml:space="preserve"> PAGEREF _Toc242369379 \h </w:instrText>
+              <w:instrText xml:space="preserve"> PAGEREF _Toc242696606 \h </w:instrText>
             </w:r>
             <w:r>
               <w:rPr>
@@ -2896,7 +2906,7 @@
                 <w:noProof/>
                 <w:webHidden/>
               </w:rPr>
-              <w:t>14</w:t>
+              <w:t>15</w:t>
             </w:r>
             <w:r>
               <w:rPr>
@@ -2922,7 +2932,7 @@
               <w14:ligatures w14:val="standardContextual"/>
             </w:rPr>
           </w:pPr>
-          <w:hyperlink w:anchor="_Toc242369380" w:history="1">
+          <w:hyperlink w:anchor="_Toc242696607" w:history="1">
             <w:r>
               <w:rPr>
                 <w:rStyle w:val="Hipercze"/>
@@ -2949,7 +2959,7 @@
                 <w:noProof/>
                 <w:webHidden/>
               </w:rPr>
-              <w:instrText xml:space="preserve"> PAGEREF _Toc242369380 \h </w:instrText>
+              <w:instrText xml:space="preserve"> PAGEREF _Toc242696607 \h </w:instrText>
             </w:r>
             <w:r>
               <w:rPr>
@@ -2969,7 +2979,7 @@
                 <w:noProof/>
                 <w:webHidden/>
               </w:rPr>
-              <w:t>14</w:t>
+              <w:t>15</w:t>
             </w:r>
             <w:r>
               <w:rPr>
@@ -2995,7 +3005,7 @@
               <w14:ligatures w14:val="standardContextual"/>
             </w:rPr>
           </w:pPr>
-          <w:hyperlink w:anchor="_Toc242369381" w:history="1">
+          <w:hyperlink w:anchor="_Toc242696608" w:history="1">
             <w:r>
               <w:rPr>
                 <w:rStyle w:val="Hipercze"/>
@@ -3022,7 +3032,7 @@
                 <w:noProof/>
                 <w:webHidden/>
               </w:rPr>
-              <w:instrText xml:space="preserve"> PAGEREF _Toc242369381 \h </w:instrText>
+              <w:instrText xml:space="preserve"> PAGEREF _Toc242696608 \h </w:instrText>
             </w:r>
             <w:r>
               <w:rPr>
@@ -3042,7 +3052,7 @@
                 <w:noProof/>
                 <w:webHidden/>
               </w:rPr>
-              <w:t>14</w:t>
+              <w:t>15</w:t>
             </w:r>
             <w:r>
               <w:rPr>
@@ -3068,7 +3078,7 @@
               <w14:ligatures w14:val="standardContextual"/>
             </w:rPr>
           </w:pPr>
-          <w:hyperlink w:anchor="_Toc242369382" w:history="1">
+          <w:hyperlink w:anchor="_Toc242696609" w:history="1">
             <w:r>
               <w:rPr>
                 <w:rStyle w:val="Hipercze"/>
@@ -3095,7 +3105,7 @@
                 <w:noProof/>
                 <w:webHidden/>
               </w:rPr>
-              <w:instrText xml:space="preserve"> PAGEREF _Toc242369382 \h </w:instrText>
+              <w:instrText xml:space="preserve"> PAGEREF _Toc242696609 \h </w:instrText>
             </w:r>
             <w:r>
               <w:rPr>
@@ -3115,7 +3125,7 @@
                 <w:noProof/>
                 <w:webHidden/>
               </w:rPr>
-              <w:t>14</w:t>
+              <w:t>15</w:t>
             </w:r>
             <w:r>
               <w:rPr>
@@ -3141,7 +3151,7 @@
               <w14:ligatures w14:val="standardContextual"/>
             </w:rPr>
           </w:pPr>
-          <w:hyperlink w:anchor="_Toc242369383" w:history="1">
+          <w:hyperlink w:anchor="_Toc242696610" w:history="1">
             <w:r>
               <w:rPr>
                 <w:rStyle w:val="Hipercze"/>
@@ -3168,7 +3178,7 @@
                 <w:noProof/>
                 <w:webHidden/>
               </w:rPr>
-              <w:instrText xml:space="preserve"> PAGEREF _Toc242369383 \h </w:instrText>
+              <w:instrText xml:space="preserve"> PAGEREF _Toc242696610 \h </w:instrText>
             </w:r>
             <w:r>
               <w:rPr>
@@ -3188,7 +3198,7 @@
                 <w:noProof/>
                 <w:webHidden/>
               </w:rPr>
-              <w:t>14</w:t>
+              <w:t>15</w:t>
             </w:r>
             <w:r>
               <w:rPr>
@@ -3214,7 +3224,7 @@
               <w14:ligatures w14:val="standardContextual"/>
             </w:rPr>
           </w:pPr>
-          <w:hyperlink w:anchor="_Toc242369384" w:history="1">
+          <w:hyperlink w:anchor="_Toc242696611" w:history="1">
             <w:r>
               <w:rPr>
                 <w:rStyle w:val="Hipercze"/>
@@ -3241,7 +3251,7 @@
                 <w:noProof/>
                 <w:webHidden/>
               </w:rPr>
-              <w:instrText xml:space="preserve"> PAGEREF _Toc242369384 \h </w:instrText>
+              <w:instrText xml:space="preserve"> PAGEREF _Toc242696611 \h </w:instrText>
             </w:r>
             <w:r>
               <w:rPr>
@@ -3261,7 +3271,7 @@
                 <w:noProof/>
                 <w:webHidden/>
               </w:rPr>
-              <w:t>15</w:t>
+              <w:t>16</w:t>
             </w:r>
             <w:r>
               <w:rPr>
@@ -3287,7 +3297,7 @@
               <w14:ligatures w14:val="standardContextual"/>
             </w:rPr>
           </w:pPr>
-          <w:hyperlink w:anchor="_Toc242369385" w:history="1">
+          <w:hyperlink w:anchor="_Toc242696612" w:history="1">
             <w:r>
               <w:rPr>
                 <w:rStyle w:val="Hipercze"/>
@@ -3314,7 +3324,7 @@
                 <w:noProof/>
                 <w:webHidden/>
               </w:rPr>
-              <w:instrText xml:space="preserve"> PAGEREF _Toc242369385 \h </w:instrText>
+              <w:instrText xml:space="preserve"> PAGEREF _Toc242696612 \h </w:instrText>
             </w:r>
             <w:r>
               <w:rPr>
@@ -3334,7 +3344,7 @@
                 <w:noProof/>
                 <w:webHidden/>
               </w:rPr>
-              <w:t>15</w:t>
+              <w:t>16</w:t>
             </w:r>
             <w:r>
               <w:rPr>
@@ -3360,7 +3370,7 @@
               <w14:ligatures w14:val="standardContextual"/>
             </w:rPr>
           </w:pPr>
-          <w:hyperlink w:anchor="_Toc242369386" w:history="1">
+          <w:hyperlink w:anchor="_Toc242696613" w:history="1">
             <w:r>
               <w:rPr>
                 <w:rStyle w:val="Hipercze"/>
@@ -3387,7 +3397,7 @@
                 <w:noProof/>
                 <w:webHidden/>
               </w:rPr>
-              <w:instrText xml:space="preserve"> PAGEREF _Toc242369386 \h </w:instrText>
+              <w:instrText xml:space="preserve"> PAGEREF _Toc242696613 \h </w:instrText>
             </w:r>
             <w:r>
               <w:rPr>
@@ -3407,7 +3417,7 @@
                 <w:noProof/>
                 <w:webHidden/>
               </w:rPr>
-              <w:t>15</w:t>
+              <w:t>16</w:t>
             </w:r>
             <w:r>
               <w:rPr>
@@ -3433,7 +3443,7 @@
               <w14:ligatures w14:val="standardContextual"/>
             </w:rPr>
           </w:pPr>
-          <w:hyperlink w:anchor="_Toc242369387" w:history="1">
+          <w:hyperlink w:anchor="_Toc242696614" w:history="1">
             <w:r>
               <w:rPr>
                 <w:rStyle w:val="Hipercze"/>
@@ -3460,7 +3470,7 @@
                 <w:noProof/>
                 <w:webHidden/>
               </w:rPr>
-              <w:instrText xml:space="preserve"> PAGEREF _Toc242369387 \h </w:instrText>
+              <w:instrText xml:space="preserve"> PAGEREF _Toc242696614 \h </w:instrText>
             </w:r>
             <w:r>
               <w:rPr>
@@ -3480,7 +3490,7 @@
                 <w:noProof/>
                 <w:webHidden/>
               </w:rPr>
-              <w:t>15</w:t>
+              <w:t>16</w:t>
             </w:r>
             <w:r>
               <w:rPr>
@@ -3506,7 +3516,7 @@
               <w14:ligatures w14:val="standardContextual"/>
             </w:rPr>
           </w:pPr>
-          <w:hyperlink w:anchor="_Toc242369388" w:history="1">
+          <w:hyperlink w:anchor="_Toc242696615" w:history="1">
             <w:r>
               <w:rPr>
                 <w:rStyle w:val="Hipercze"/>
@@ -3533,7 +3543,7 @@
                 <w:noProof/>
                 <w:webHidden/>
               </w:rPr>
-              <w:instrText xml:space="preserve"> PAGEREF _Toc242369388 \h </w:instrText>
+              <w:instrText xml:space="preserve"> PAGEREF _Toc242696615 \h </w:instrText>
             </w:r>
             <w:r>
               <w:rPr>
@@ -3553,7 +3563,7 @@
                 <w:noProof/>
                 <w:webHidden/>
               </w:rPr>
-              <w:t>15</w:t>
+              <w:t>16</w:t>
             </w:r>
             <w:r>
               <w:rPr>
@@ -3579,7 +3589,7 @@
               <w14:ligatures w14:val="standardContextual"/>
             </w:rPr>
           </w:pPr>
-          <w:hyperlink w:anchor="_Toc242369389" w:history="1">
+          <w:hyperlink w:anchor="_Toc242696616" w:history="1">
             <w:r>
               <w:rPr>
                 <w:rStyle w:val="Hipercze"/>
@@ -3606,7 +3616,7 @@
                 <w:noProof/>
                 <w:webHidden/>
               </w:rPr>
-              <w:instrText xml:space="preserve"> PAGEREF _Toc242369389 \h </w:instrText>
+              <w:instrText xml:space="preserve"> PAGEREF _Toc242696616 \h </w:instrText>
             </w:r>
             <w:r>
               <w:rPr>
@@ -3626,7 +3636,7 @@
                 <w:noProof/>
                 <w:webHidden/>
               </w:rPr>
-              <w:t>16</w:t>
+              <w:t>17</w:t>
             </w:r>
             <w:r>
               <w:rPr>
@@ -3652,7 +3662,7 @@
               <w14:ligatures w14:val="standardContextual"/>
             </w:rPr>
           </w:pPr>
-          <w:hyperlink w:anchor="_Toc242369390" w:history="1">
+          <w:hyperlink w:anchor="_Toc242696617" w:history="1">
             <w:r>
               <w:rPr>
                 <w:rStyle w:val="Hipercze"/>
@@ -3679,7 +3689,7 @@
                 <w:noProof/>
                 <w:webHidden/>
               </w:rPr>
-              <w:instrText xml:space="preserve"> PAGEREF _Toc242369390 \h </w:instrText>
+              <w:instrText xml:space="preserve"> PAGEREF _Toc242696617 \h </w:instrText>
             </w:r>
             <w:r>
               <w:rPr>
@@ -3699,7 +3709,7 @@
                 <w:noProof/>
                 <w:webHidden/>
               </w:rPr>
-              <w:t>16</w:t>
+              <w:t>17</w:t>
             </w:r>
             <w:r>
               <w:rPr>
@@ -3725,7 +3735,7 @@
               <w14:ligatures w14:val="standardContextual"/>
             </w:rPr>
           </w:pPr>
-          <w:hyperlink w:anchor="_Toc242369391" w:history="1">
+          <w:hyperlink w:anchor="_Toc242696618" w:history="1">
             <w:r>
               <w:rPr>
                 <w:rStyle w:val="Hipercze"/>
@@ -3752,7 +3762,7 @@
                 <w:noProof/>
                 <w:webHidden/>
               </w:rPr>
-              <w:instrText xml:space="preserve"> PAGEREF _Toc242369391 \h </w:instrText>
+              <w:instrText xml:space="preserve"> PAGEREF _Toc242696618 \h </w:instrText>
             </w:r>
             <w:r>
               <w:rPr>
@@ -3772,7 +3782,7 @@
                 <w:noProof/>
                 <w:webHidden/>
               </w:rPr>
-              <w:t>16</w:t>
+              <w:t>17</w:t>
             </w:r>
             <w:r>
               <w:rPr>
@@ -3798,7 +3808,7 @@
               <w14:ligatures w14:val="standardContextual"/>
             </w:rPr>
           </w:pPr>
-          <w:hyperlink w:anchor="_Toc242369392" w:history="1">
+          <w:hyperlink w:anchor="_Toc242696619" w:history="1">
             <w:r>
               <w:rPr>
                 <w:rStyle w:val="Hipercze"/>
@@ -3825,7 +3835,7 @@
                 <w:noProof/>
                 <w:webHidden/>
               </w:rPr>
-              <w:instrText xml:space="preserve"> PAGEREF _Toc242369392 \h </w:instrText>
+              <w:instrText xml:space="preserve"> PAGEREF _Toc242696619 \h </w:instrText>
             </w:r>
             <w:r>
               <w:rPr>
@@ -3845,7 +3855,7 @@
                 <w:noProof/>
                 <w:webHidden/>
               </w:rPr>
-              <w:t>17</w:t>
+              <w:t>18</w:t>
             </w:r>
             <w:r>
               <w:rPr>
@@ -3871,7 +3881,7 @@
               <w14:ligatures w14:val="standardContextual"/>
             </w:rPr>
           </w:pPr>
-          <w:hyperlink w:anchor="_Toc242369393" w:history="1">
+          <w:hyperlink w:anchor="_Toc242696620" w:history="1">
             <w:r>
               <w:rPr>
                 <w:rStyle w:val="Hipercze"/>
@@ -3898,7 +3908,7 @@
                 <w:noProof/>
                 <w:webHidden/>
               </w:rPr>
-              <w:instrText xml:space="preserve"> PAGEREF _Toc242369393 \h </w:instrText>
+              <w:instrText xml:space="preserve"> PAGEREF _Toc242696620 \h </w:instrText>
             </w:r>
             <w:r>
               <w:rPr>
@@ -3918,7 +3928,7 @@
                 <w:noProof/>
                 <w:webHidden/>
               </w:rPr>
-              <w:t>17</w:t>
+              <w:t>18</w:t>
             </w:r>
             <w:r>
               <w:rPr>
@@ -3944,7 +3954,7 @@
               <w14:ligatures w14:val="standardContextual"/>
             </w:rPr>
           </w:pPr>
-          <w:hyperlink w:anchor="_Toc242369394" w:history="1">
+          <w:hyperlink w:anchor="_Toc242696621" w:history="1">
             <w:r>
               <w:rPr>
                 <w:rStyle w:val="Hipercze"/>
@@ -3971,7 +3981,7 @@
                 <w:noProof/>
                 <w:webHidden/>
               </w:rPr>
-              <w:instrText xml:space="preserve"> PAGEREF _Toc242369394 \h </w:instrText>
+              <w:instrText xml:space="preserve"> PAGEREF _Toc242696621 \h </w:instrText>
             </w:r>
             <w:r>
               <w:rPr>
@@ -3991,7 +4001,7 @@
                 <w:noProof/>
                 <w:webHidden/>
               </w:rPr>
-              <w:t>17</w:t>
+              <w:t>18</w:t>
             </w:r>
             <w:r>
               <w:rPr>
@@ -4017,7 +4027,7 @@
               <w14:ligatures w14:val="standardContextual"/>
             </w:rPr>
           </w:pPr>
-          <w:hyperlink w:anchor="_Toc242369395" w:history="1">
+          <w:hyperlink w:anchor="_Toc242696622" w:history="1">
             <w:r>
               <w:rPr>
                 <w:rStyle w:val="Hipercze"/>
@@ -4044,7 +4054,7 @@
                 <w:noProof/>
                 <w:webHidden/>
               </w:rPr>
-              <w:instrText xml:space="preserve"> PAGEREF _Toc242369395 \h </w:instrText>
+              <w:instrText xml:space="preserve"> PAGEREF _Toc242696622 \h </w:instrText>
             </w:r>
             <w:r>
               <w:rPr>
@@ -4064,7 +4074,7 @@
                 <w:noProof/>
                 <w:webHidden/>
               </w:rPr>
-              <w:t>17</w:t>
+              <w:t>18</w:t>
             </w:r>
             <w:r>
               <w:rPr>
@@ -4090,7 +4100,7 @@
               <w14:ligatures w14:val="standardContextual"/>
             </w:rPr>
           </w:pPr>
-          <w:hyperlink w:anchor="_Toc242369396" w:history="1">
+          <w:hyperlink w:anchor="_Toc242696623" w:history="1">
             <w:r>
               <w:rPr>
                 <w:rStyle w:val="Hipercze"/>
@@ -4117,7 +4127,7 @@
                 <w:noProof/>
                 <w:webHidden/>
               </w:rPr>
-              <w:instrText xml:space="preserve"> PAGEREF _Toc242369396 \h </w:instrText>
+              <w:instrText xml:space="preserve"> PAGEREF _Toc242696623 \h </w:instrText>
             </w:r>
             <w:r>
               <w:rPr>
@@ -4137,7 +4147,7 @@
                 <w:noProof/>
                 <w:webHidden/>
               </w:rPr>
-              <w:t>18</w:t>
+              <w:t>19</w:t>
             </w:r>
             <w:r>
               <w:rPr>
@@ -4163,7 +4173,7 @@
               <w14:ligatures w14:val="standardContextual"/>
             </w:rPr>
           </w:pPr>
-          <w:hyperlink w:anchor="_Toc242369397" w:history="1">
+          <w:hyperlink w:anchor="_Toc242696624" w:history="1">
             <w:r>
               <w:rPr>
                 <w:rStyle w:val="Hipercze"/>
@@ -4190,7 +4200,7 @@
                 <w:noProof/>
                 <w:webHidden/>
               </w:rPr>
-              <w:instrText xml:space="preserve"> PAGEREF _Toc242369397 \h </w:instrText>
+              <w:instrText xml:space="preserve"> PAGEREF _Toc242696624 \h </w:instrText>
             </w:r>
             <w:r>
               <w:rPr>
@@ -4210,7 +4220,7 @@
                 <w:noProof/>
                 <w:webHidden/>
               </w:rPr>
-              <w:t>18</w:t>
+              <w:t>19</w:t>
             </w:r>
             <w:r>
               <w:rPr>
@@ -4236,7 +4246,7 @@
               <w14:ligatures w14:val="standardContextual"/>
             </w:rPr>
           </w:pPr>
-          <w:hyperlink w:anchor="_Toc242369398" w:history="1">
+          <w:hyperlink w:anchor="_Toc242696625" w:history="1">
             <w:r>
               <w:rPr>
                 <w:rStyle w:val="Hipercze"/>
@@ -4263,7 +4273,7 @@
                 <w:noProof/>
                 <w:webHidden/>
               </w:rPr>
-              <w:instrText xml:space="preserve"> PAGEREF _Toc242369398 \h </w:instrText>
+              <w:instrText xml:space="preserve"> PAGEREF _Toc242696625 \h </w:instrText>
             </w:r>
             <w:r>
               <w:rPr>
@@ -4283,7 +4293,7 @@
                 <w:noProof/>
                 <w:webHidden/>
               </w:rPr>
-              <w:t>18</w:t>
+              <w:t>19</w:t>
             </w:r>
             <w:r>
               <w:rPr>
@@ -4309,7 +4319,7 @@
               <w14:ligatures w14:val="standardContextual"/>
             </w:rPr>
           </w:pPr>
-          <w:hyperlink w:anchor="_Toc242369399" w:history="1">
+          <w:hyperlink w:anchor="_Toc242696626" w:history="1">
             <w:r>
               <w:rPr>
                 <w:rStyle w:val="Hipercze"/>
@@ -4336,7 +4346,7 @@
                 <w:noProof/>
                 <w:webHidden/>
               </w:rPr>
-              <w:instrText xml:space="preserve"> PAGEREF _Toc242369399 \h </w:instrText>
+              <w:instrText xml:space="preserve"> PAGEREF _Toc242696626 \h </w:instrText>
             </w:r>
             <w:r>
               <w:rPr>
@@ -4356,7 +4366,7 @@
                 <w:noProof/>
                 <w:webHidden/>
               </w:rPr>
-              <w:t>18</w:t>
+              <w:t>19</w:t>
             </w:r>
             <w:r>
               <w:rPr>
@@ -4382,7 +4392,7 @@
               <w14:ligatures w14:val="standardContextual"/>
             </w:rPr>
           </w:pPr>
-          <w:hyperlink w:anchor="_Toc242369400" w:history="1">
+          <w:hyperlink w:anchor="_Toc242696627" w:history="1">
             <w:r>
               <w:rPr>
                 <w:rStyle w:val="Hipercze"/>
@@ -4409,7 +4419,7 @@
                 <w:noProof/>
                 <w:webHidden/>
               </w:rPr>
-              <w:instrText xml:space="preserve"> PAGEREF _Toc242369400 \h </w:instrText>
+              <w:instrText xml:space="preserve"> PAGEREF _Toc242696627 \h </w:instrText>
             </w:r>
             <w:r>
               <w:rPr>
@@ -4429,7 +4439,7 @@
                 <w:noProof/>
                 <w:webHidden/>
               </w:rPr>
-              <w:t>18</w:t>
+              <w:t>19</w:t>
             </w:r>
             <w:r>
               <w:rPr>
@@ -4455,7 +4465,7 @@
               <w14:ligatures w14:val="standardContextual"/>
             </w:rPr>
           </w:pPr>
-          <w:hyperlink w:anchor="_Toc242369401" w:history="1">
+          <w:hyperlink w:anchor="_Toc242696628" w:history="1">
             <w:r>
               <w:rPr>
                 <w:rStyle w:val="Hipercze"/>
@@ -4482,7 +4492,7 @@
                 <w:noProof/>
                 <w:webHidden/>
               </w:rPr>
-              <w:instrText xml:space="preserve"> PAGEREF _Toc242369401 \h </w:instrText>
+              <w:instrText xml:space="preserve"> PAGEREF _Toc242696628 \h </w:instrText>
             </w:r>
             <w:r>
               <w:rPr>
@@ -4502,7 +4512,7 @@
                 <w:noProof/>
                 <w:webHidden/>
               </w:rPr>
-              <w:t>19</w:t>
+              <w:t>20</w:t>
             </w:r>
             <w:r>
               <w:rPr>
@@ -4528,7 +4538,7 @@
               <w14:ligatures w14:val="standardContextual"/>
             </w:rPr>
           </w:pPr>
-          <w:hyperlink w:anchor="_Toc242369402" w:history="1">
+          <w:hyperlink w:anchor="_Toc242696629" w:history="1">
             <w:r>
               <w:rPr>
                 <w:rStyle w:val="Hipercze"/>
@@ -4555,7 +4565,7 @@
                 <w:noProof/>
                 <w:webHidden/>
               </w:rPr>
-              <w:instrText xml:space="preserve"> PAGEREF _Toc242369402 \h </w:instrText>
+              <w:instrText xml:space="preserve"> PAGEREF _Toc242696629 \h </w:instrText>
             </w:r>
             <w:r>
               <w:rPr>
@@ -4575,7 +4585,7 @@
                 <w:noProof/>
                 <w:webHidden/>
               </w:rPr>
-              <w:t>19</w:t>
+              <w:t>20</w:t>
             </w:r>
             <w:r>
               <w:rPr>
@@ -4601,7 +4611,7 @@
               <w14:ligatures w14:val="standardContextual"/>
             </w:rPr>
           </w:pPr>
-          <w:hyperlink w:anchor="_Toc242369403" w:history="1">
+          <w:hyperlink w:anchor="_Toc242696630" w:history="1">
             <w:r>
               <w:rPr>
                 <w:rStyle w:val="Hipercze"/>
@@ -4628,7 +4638,7 @@
                 <w:noProof/>
                 <w:webHidden/>
               </w:rPr>
-              <w:instrText xml:space="preserve"> PAGEREF _Toc242369403 \h </w:instrText>
+              <w:instrText xml:space="preserve"> PAGEREF _Toc242696630 \h </w:instrText>
             </w:r>
             <w:r>
               <w:rPr>
@@ -4648,7 +4658,7 @@
                 <w:noProof/>
                 <w:webHidden/>
               </w:rPr>
-              <w:t>19</w:t>
+              <w:t>20</w:t>
             </w:r>
             <w:r>
               <w:rPr>
@@ -4674,7 +4684,7 @@
               <w14:ligatures w14:val="standardContextual"/>
             </w:rPr>
           </w:pPr>
-          <w:hyperlink w:anchor="_Toc242369404" w:history="1">
+          <w:hyperlink w:anchor="_Toc242696631" w:history="1">
             <w:r>
               <w:rPr>
                 <w:rStyle w:val="Hipercze"/>
@@ -4701,7 +4711,7 @@
                 <w:noProof/>
                 <w:webHidden/>
               </w:rPr>
-              <w:instrText xml:space="preserve"> PAGEREF _Toc242369404 \h </w:instrText>
+              <w:instrText xml:space="preserve"> PAGEREF _Toc242696631 \h </w:instrText>
             </w:r>
             <w:r>
               <w:rPr>
@@ -4721,7 +4731,7 @@
                 <w:noProof/>
                 <w:webHidden/>
               </w:rPr>
-              <w:t>20</w:t>
+              <w:t>21</w:t>
             </w:r>
             <w:r>
               <w:rPr>
@@ -4747,7 +4757,7 @@
               <w14:ligatures w14:val="standardContextual"/>
             </w:rPr>
           </w:pPr>
-          <w:hyperlink w:anchor="_Toc242369405" w:history="1">
+          <w:hyperlink w:anchor="_Toc242696632" w:history="1">
             <w:r>
               <w:rPr>
                 <w:rStyle w:val="Hipercze"/>
@@ -4774,7 +4784,7 @@
                 <w:noProof/>
                 <w:webHidden/>
               </w:rPr>
-              <w:instrText xml:space="preserve"> PAGEREF _Toc242369405 \h </w:instrText>
+              <w:instrText xml:space="preserve"> PAGEREF _Toc242696632 \h </w:instrText>
             </w:r>
             <w:r>
               <w:rPr>
@@ -4794,7 +4804,7 @@
                 <w:noProof/>
                 <w:webHidden/>
               </w:rPr>
-              <w:t>20</w:t>
+              <w:t>21</w:t>
             </w:r>
             <w:r>
               <w:rPr>
@@ -4820,7 +4830,7 @@
               <w14:ligatures w14:val="standardContextual"/>
             </w:rPr>
           </w:pPr>
-          <w:hyperlink w:anchor="_Toc242369406" w:history="1">
+          <w:hyperlink w:anchor="_Toc242696633" w:history="1">
             <w:r>
               <w:rPr>
                 <w:rStyle w:val="Hipercze"/>
@@ -4847,7 +4857,7 @@
                 <w:noProof/>
                 <w:webHidden/>
               </w:rPr>
-              <w:instrText xml:space="preserve"> PAGEREF _Toc242369406 \h </w:instrText>
+              <w:instrText xml:space="preserve"> PAGEREF _Toc242696633 \h </w:instrText>
             </w:r>
             <w:r>
               <w:rPr>
@@ -4867,7 +4877,7 @@
                 <w:noProof/>
                 <w:webHidden/>
               </w:rPr>
-              <w:t>21</w:t>
+              <w:t>22</w:t>
             </w:r>
             <w:r>
               <w:rPr>
@@ -4893,7 +4903,7 @@
               <w14:ligatures w14:val="standardContextual"/>
             </w:rPr>
           </w:pPr>
-          <w:hyperlink w:anchor="_Toc242369407" w:history="1">
+          <w:hyperlink w:anchor="_Toc242696634" w:history="1">
             <w:r>
               <w:rPr>
                 <w:rStyle w:val="Hipercze"/>
@@ -4920,7 +4930,7 @@
                 <w:noProof/>
                 <w:webHidden/>
               </w:rPr>
-              <w:instrText xml:space="preserve"> PAGEREF _Toc242369407 \h </w:instrText>
+              <w:instrText xml:space="preserve"> PAGEREF _Toc242696634 \h </w:instrText>
             </w:r>
             <w:r>
               <w:rPr>
@@ -4940,7 +4950,7 @@
                 <w:noProof/>
                 <w:webHidden/>
               </w:rPr>
-              <w:t>22</w:t>
+              <w:t>23</w:t>
             </w:r>
             <w:r>
               <w:rPr>
@@ -4966,7 +4976,7 @@
               <w14:ligatures w14:val="standardContextual"/>
             </w:rPr>
           </w:pPr>
-          <w:hyperlink w:anchor="_Toc242369408" w:history="1">
+          <w:hyperlink w:anchor="_Toc242696635" w:history="1">
             <w:r>
               <w:rPr>
                 <w:rStyle w:val="Hipercze"/>
@@ -4993,7 +5003,7 @@
                 <w:noProof/>
                 <w:webHidden/>
               </w:rPr>
-              <w:instrText xml:space="preserve"> PAGEREF _Toc242369408 \h </w:instrText>
+              <w:instrText xml:space="preserve"> PAGEREF _Toc242696635 \h </w:instrText>
             </w:r>
             <w:r>
               <w:rPr>
@@ -5013,7 +5023,7 @@
                 <w:noProof/>
                 <w:webHidden/>
               </w:rPr>
-              <w:t>22</w:t>
+              <w:t>23</w:t>
             </w:r>
             <w:r>
               <w:rPr>
@@ -5039,7 +5049,7 @@
               <w14:ligatures w14:val="standardContextual"/>
             </w:rPr>
           </w:pPr>
-          <w:hyperlink w:anchor="_Toc242369409" w:history="1">
+          <w:hyperlink w:anchor="_Toc242696636" w:history="1">
             <w:r>
               <w:rPr>
                 <w:rStyle w:val="Hipercze"/>
@@ -5066,7 +5076,7 @@
                 <w:noProof/>
                 <w:webHidden/>
               </w:rPr>
-              <w:instrText xml:space="preserve"> PAGEREF _Toc242369409 \h </w:instrText>
+              <w:instrText xml:space="preserve"> PAGEREF _Toc242696636 \h </w:instrText>
             </w:r>
             <w:r>
               <w:rPr>
@@ -5086,7 +5096,7 @@
                 <w:noProof/>
                 <w:webHidden/>
               </w:rPr>
-              <w:t>22</w:t>
+              <w:t>23</w:t>
             </w:r>
             <w:r>
               <w:rPr>
@@ -5112,7 +5122,7 @@
               <w14:ligatures w14:val="standardContextual"/>
             </w:rPr>
           </w:pPr>
-          <w:hyperlink w:anchor="_Toc242369410" w:history="1">
+          <w:hyperlink w:anchor="_Toc242696637" w:history="1">
             <w:r>
               <w:rPr>
                 <w:rStyle w:val="Hipercze"/>
@@ -5139,7 +5149,7 @@
                 <w:noProof/>
                 <w:webHidden/>
               </w:rPr>
-              <w:instrText xml:space="preserve"> PAGEREF _Toc242369410 \h </w:instrText>
+              <w:instrText xml:space="preserve"> PAGEREF _Toc242696637 \h </w:instrText>
             </w:r>
             <w:r>
               <w:rPr>
@@ -5159,7 +5169,7 @@
                 <w:noProof/>
                 <w:webHidden/>
               </w:rPr>
-              <w:t>22</w:t>
+              <w:t>23</w:t>
             </w:r>
             <w:r>
               <w:rPr>
@@ -5185,7 +5195,7 @@
               <w14:ligatures w14:val="standardContextual"/>
             </w:rPr>
           </w:pPr>
-          <w:hyperlink w:anchor="_Toc242369411" w:history="1">
+          <w:hyperlink w:anchor="_Toc242696638" w:history="1">
             <w:r>
               <w:rPr>
                 <w:rStyle w:val="Hipercze"/>
@@ -5212,7 +5222,7 @@
                 <w:noProof/>
                 <w:webHidden/>
               </w:rPr>
-              <w:instrText xml:space="preserve"> PAGEREF _Toc242369411 \h </w:instrText>
+              <w:instrText xml:space="preserve"> PAGEREF _Toc242696638 \h </w:instrText>
             </w:r>
             <w:r>
               <w:rPr>
@@ -5232,7 +5242,7 @@
                 <w:noProof/>
                 <w:webHidden/>
               </w:rPr>
-              <w:t>22</w:t>
+              <w:t>23</w:t>
             </w:r>
             <w:r>
               <w:rPr>
@@ -5258,7 +5268,7 @@
               <w14:ligatures w14:val="standardContextual"/>
             </w:rPr>
           </w:pPr>
-          <w:hyperlink w:anchor="_Toc242369412" w:history="1">
+          <w:hyperlink w:anchor="_Toc242696639" w:history="1">
             <w:r>
               <w:rPr>
                 <w:rStyle w:val="Hipercze"/>
@@ -5285,7 +5295,7 @@
                 <w:noProof/>
                 <w:webHidden/>
               </w:rPr>
-              <w:instrText xml:space="preserve"> PAGEREF _Toc242369412 \h </w:instrText>
+              <w:instrText xml:space="preserve"> PAGEREF _Toc242696639 \h </w:instrText>
             </w:r>
             <w:r>
               <w:rPr>
@@ -5305,7 +5315,7 @@
                 <w:noProof/>
                 <w:webHidden/>
               </w:rPr>
-              <w:t>22</w:t>
+              <w:t>23</w:t>
             </w:r>
             <w:r>
               <w:rPr>
@@ -5331,7 +5341,7 @@
               <w14:ligatures w14:val="standardContextual"/>
             </w:rPr>
           </w:pPr>
-          <w:hyperlink w:anchor="_Toc242369413" w:history="1">
+          <w:hyperlink w:anchor="_Toc242696640" w:history="1">
             <w:r>
               <w:rPr>
                 <w:rStyle w:val="Hipercze"/>
@@ -5358,7 +5368,7 @@
                 <w:noProof/>
                 <w:webHidden/>
               </w:rPr>
-              <w:instrText xml:space="preserve"> PAGEREF _Toc242369413 \h </w:instrText>
+              <w:instrText xml:space="preserve"> PAGEREF _Toc242696640 \h </w:instrText>
             </w:r>
             <w:r>
               <w:rPr>
@@ -5378,7 +5388,7 @@
                 <w:noProof/>
                 <w:webHidden/>
               </w:rPr>
-              <w:t>23</w:t>
+              <w:t>24</w:t>
             </w:r>
             <w:r>
               <w:rPr>
@@ -5404,7 +5414,7 @@
               <w14:ligatures w14:val="standardContextual"/>
             </w:rPr>
           </w:pPr>
-          <w:hyperlink w:anchor="_Toc242369414" w:history="1">
+          <w:hyperlink w:anchor="_Toc242696641" w:history="1">
             <w:r>
               <w:rPr>
                 <w:rStyle w:val="Hipercze"/>
@@ -5431,7 +5441,7 @@
                 <w:noProof/>
                 <w:webHidden/>
               </w:rPr>
-              <w:instrText xml:space="preserve"> PAGEREF _Toc242369414 \h </w:instrText>
+              <w:instrText xml:space="preserve"> PAGEREF _Toc242696641 \h </w:instrText>
             </w:r>
             <w:r>
               <w:rPr>
@@ -5451,7 +5461,7 @@
                 <w:noProof/>
                 <w:webHidden/>
               </w:rPr>
-              <w:t>25</w:t>
+              <w:t>26</w:t>
             </w:r>
             <w:r>
               <w:rPr>
@@ -5477,7 +5487,7 @@
               <w14:ligatures w14:val="standardContextual"/>
             </w:rPr>
           </w:pPr>
-          <w:hyperlink w:anchor="_Toc242369415" w:history="1">
+          <w:hyperlink w:anchor="_Toc242696642" w:history="1">
             <w:r>
               <w:rPr>
                 <w:rStyle w:val="Hipercze"/>
@@ -5504,7 +5514,7 @@
                 <w:noProof/>
                 <w:webHidden/>
               </w:rPr>
-              <w:instrText xml:space="preserve"> PAGEREF _Toc242369415 \h </w:instrText>
+              <w:instrText xml:space="preserve"> PAGEREF _Toc242696642 \h </w:instrText>
             </w:r>
             <w:r>
               <w:rPr>
@@ -5524,7 +5534,7 @@
                 <w:noProof/>
                 <w:webHidden/>
               </w:rPr>
-              <w:t>26</w:t>
+              <w:t>27</w:t>
             </w:r>
             <w:r>
               <w:rPr>
@@ -5550,7 +5560,7 @@
               <w14:ligatures w14:val="standardContextual"/>
             </w:rPr>
           </w:pPr>
-          <w:hyperlink w:anchor="_Toc242369416" w:history="1">
+          <w:hyperlink w:anchor="_Toc242696643" w:history="1">
             <w:r>
               <w:rPr>
                 <w:rStyle w:val="Hipercze"/>
@@ -5577,7 +5587,7 @@
                 <w:noProof/>
                 <w:webHidden/>
               </w:rPr>
-              <w:instrText xml:space="preserve"> PAGEREF _Toc242369416 \h </w:instrText>
+              <w:instrText xml:space="preserve"> PAGEREF _Toc242696643 \h </w:instrText>
             </w:r>
             <w:r>
               <w:rPr>
@@ -5597,7 +5607,7 @@
                 <w:noProof/>
                 <w:webHidden/>
               </w:rPr>
-              <w:t>27</w:t>
+              <w:t>28</w:t>
             </w:r>
             <w:r>
               <w:rPr>
@@ -5623,7 +5633,7 @@
               <w14:ligatures w14:val="standardContextual"/>
             </w:rPr>
           </w:pPr>
-          <w:hyperlink w:anchor="_Toc242369417" w:history="1">
+          <w:hyperlink w:anchor="_Toc242696644" w:history="1">
             <w:r>
               <w:rPr>
                 <w:rStyle w:val="Hipercze"/>
@@ -5650,7 +5660,7 @@
                 <w:noProof/>
                 <w:webHidden/>
               </w:rPr>
-              <w:instrText xml:space="preserve"> PAGEREF _Toc242369417 \h </w:instrText>
+              <w:instrText xml:space="preserve"> PAGEREF _Toc242696644 \h </w:instrText>
             </w:r>
             <w:r>
               <w:rPr>
@@ -5670,7 +5680,7 @@
                 <w:noProof/>
                 <w:webHidden/>
               </w:rPr>
-              <w:t>28</w:t>
+              <w:t>29</w:t>
             </w:r>
             <w:r>
               <w:rPr>
@@ -5696,7 +5706,7 @@
               <w14:ligatures w14:val="standardContextual"/>
             </w:rPr>
           </w:pPr>
-          <w:hyperlink w:anchor="_Toc242369418" w:history="1">
+          <w:hyperlink w:anchor="_Toc242696645" w:history="1">
             <w:r>
               <w:rPr>
                 <w:rStyle w:val="Hipercze"/>
@@ -5723,7 +5733,7 @@
                 <w:noProof/>
                 <w:webHidden/>
               </w:rPr>
-              <w:instrText xml:space="preserve"> PAGEREF _Toc242369418 \h </w:instrText>
+              <w:instrText xml:space="preserve"> PAGEREF _Toc242696645 \h </w:instrText>
             </w:r>
             <w:r>
               <w:rPr>
@@ -5743,7 +5753,7 @@
                 <w:noProof/>
                 <w:webHidden/>
               </w:rPr>
-              <w:t>29</w:t>
+              <w:t>30</w:t>
             </w:r>
             <w:r>
               <w:rPr>
@@ -5769,7 +5779,7 @@
               <w14:ligatures w14:val="standardContextual"/>
             </w:rPr>
           </w:pPr>
-          <w:hyperlink w:anchor="_Toc242369419" w:history="1">
+          <w:hyperlink w:anchor="_Toc242696646" w:history="1">
             <w:r>
               <w:rPr>
                 <w:rStyle w:val="Hipercze"/>
@@ -5796,7 +5806,7 @@
                 <w:noProof/>
                 <w:webHidden/>
               </w:rPr>
-              <w:instrText xml:space="preserve"> PAGEREF _Toc242369419 \h </w:instrText>
+              <w:instrText xml:space="preserve"> PAGEREF _Toc242696646 \h </w:instrText>
             </w:r>
             <w:r>
               <w:rPr>
@@ -5816,7 +5826,7 @@
                 <w:noProof/>
                 <w:webHidden/>
               </w:rPr>
-              <w:t>30</w:t>
+              <w:t>31</w:t>
             </w:r>
             <w:r>
               <w:rPr>
@@ -5842,7 +5852,7 @@
               <w14:ligatures w14:val="standardContextual"/>
             </w:rPr>
           </w:pPr>
-          <w:hyperlink w:anchor="_Toc242369420" w:history="1">
+          <w:hyperlink w:anchor="_Toc242696647" w:history="1">
             <w:r>
               <w:rPr>
                 <w:rStyle w:val="Hipercze"/>
@@ -5869,7 +5879,7 @@
                 <w:noProof/>
                 <w:webHidden/>
               </w:rPr>
-              <w:instrText xml:space="preserve"> PAGEREF _Toc242369420 \h </w:instrText>
+              <w:instrText xml:space="preserve"> PAGEREF _Toc242696647 \h </w:instrText>
             </w:r>
             <w:r>
               <w:rPr>
@@ -5889,7 +5899,7 @@
                 <w:noProof/>
                 <w:webHidden/>
               </w:rPr>
-              <w:t>31</w:t>
+              <w:t>32</w:t>
             </w:r>
             <w:r>
               <w:rPr>
@@ -5915,7 +5925,7 @@
               <w14:ligatures w14:val="standardContextual"/>
             </w:rPr>
           </w:pPr>
-          <w:hyperlink w:anchor="_Toc242369421" w:history="1">
+          <w:hyperlink w:anchor="_Toc242696648" w:history="1">
             <w:r>
               <w:rPr>
                 <w:rStyle w:val="Hipercze"/>
@@ -5942,7 +5952,7 @@
                 <w:noProof/>
                 <w:webHidden/>
               </w:rPr>
-              <w:instrText xml:space="preserve"> PAGEREF _Toc242369421 \h </w:instrText>
+              <w:instrText xml:space="preserve"> PAGEREF _Toc242696648 \h </w:instrText>
             </w:r>
             <w:r>
               <w:rPr>
@@ -5962,7 +5972,7 @@
                 <w:noProof/>
                 <w:webHidden/>
               </w:rPr>
-              <w:t>32</w:t>
+              <w:t>33</w:t>
             </w:r>
             <w:r>
               <w:rPr>
@@ -5988,7 +5998,7 @@
               <w14:ligatures w14:val="standardContextual"/>
             </w:rPr>
           </w:pPr>
-          <w:hyperlink w:anchor="_Toc242369422" w:history="1">
+          <w:hyperlink w:anchor="_Toc242696649" w:history="1">
             <w:r>
               <w:rPr>
                 <w:rStyle w:val="Hipercze"/>
@@ -6015,7 +6025,7 @@
                 <w:noProof/>
                 <w:webHidden/>
               </w:rPr>
-              <w:instrText xml:space="preserve"> PAGEREF _Toc242369422 \h </w:instrText>
+              <w:instrText xml:space="preserve"> PAGEREF _Toc242696649 \h </w:instrText>
             </w:r>
             <w:r>
               <w:rPr>
@@ -6035,7 +6045,7 @@
                 <w:noProof/>
                 <w:webHidden/>
               </w:rPr>
-              <w:t>33</w:t>
+              <w:t>34</w:t>
             </w:r>
             <w:r>
               <w:rPr>
@@ -6061,7 +6071,7 @@
               <w14:ligatures w14:val="standardContextual"/>
             </w:rPr>
           </w:pPr>
-          <w:hyperlink w:anchor="_Toc242369423" w:history="1">
+          <w:hyperlink w:anchor="_Toc242696650" w:history="1">
             <w:r>
               <w:rPr>
                 <w:rStyle w:val="Hipercze"/>
@@ -6088,7 +6098,7 @@
                 <w:noProof/>
                 <w:webHidden/>
               </w:rPr>
-              <w:instrText xml:space="preserve"> PAGEREF _Toc242369423 \h </w:instrText>
+              <w:instrText xml:space="preserve"> PAGEREF _Toc242696650 \h </w:instrText>
             </w:r>
             <w:r>
               <w:rPr>
@@ -6108,7 +6118,7 @@
                 <w:noProof/>
                 <w:webHidden/>
               </w:rPr>
-              <w:t>34</w:t>
+              <w:t>35</w:t>
             </w:r>
             <w:r>
               <w:rPr>
@@ -6134,7 +6144,7 @@
               <w14:ligatures w14:val="standardContextual"/>
             </w:rPr>
           </w:pPr>
-          <w:hyperlink w:anchor="_Toc242369424" w:history="1">
+          <w:hyperlink w:anchor="_Toc242696651" w:history="1">
             <w:r>
               <w:rPr>
                 <w:rStyle w:val="Hipercze"/>
@@ -6161,7 +6171,7 @@
                 <w:noProof/>
                 <w:webHidden/>
               </w:rPr>
-              <w:instrText xml:space="preserve"> PAGEREF _Toc242369424 \h </w:instrText>
+              <w:instrText xml:space="preserve"> PAGEREF _Toc242696651 \h </w:instrText>
             </w:r>
             <w:r>
               <w:rPr>
@@ -6181,7 +6191,7 @@
                 <w:noProof/>
                 <w:webHidden/>
               </w:rPr>
-              <w:t>35</w:t>
+              <w:t>36</w:t>
             </w:r>
             <w:r>
               <w:rPr>
@@ -6207,7 +6217,7 @@
               <w14:ligatures w14:val="standardContextual"/>
             </w:rPr>
           </w:pPr>
-          <w:hyperlink w:anchor="_Toc242369425" w:history="1">
+          <w:hyperlink w:anchor="_Toc242696652" w:history="1">
             <w:r>
               <w:rPr>
                 <w:rStyle w:val="Hipercze"/>
@@ -6234,7 +6244,7 @@
                 <w:noProof/>
                 <w:webHidden/>
               </w:rPr>
-              <w:instrText xml:space="preserve"> PAGEREF _Toc242369425 \h </w:instrText>
+              <w:instrText xml:space="preserve"> PAGEREF _Toc242696652 \h </w:instrText>
             </w:r>
             <w:r>
               <w:rPr>
@@ -6254,7 +6264,7 @@
                 <w:noProof/>
                 <w:webHidden/>
               </w:rPr>
-              <w:t>36</w:t>
+              <w:t>37</w:t>
             </w:r>
             <w:r>
               <w:rPr>
@@ -6280,7 +6290,7 @@
               <w14:ligatures w14:val="standardContextual"/>
             </w:rPr>
           </w:pPr>
-          <w:hyperlink w:anchor="_Toc242369426" w:history="1">
+          <w:hyperlink w:anchor="_Toc242696653" w:history="1">
             <w:r>
               <w:rPr>
                 <w:rStyle w:val="Hipercze"/>
@@ -6307,7 +6317,7 @@
                 <w:noProof/>
                 <w:webHidden/>
               </w:rPr>
-              <w:instrText xml:space="preserve"> PAGEREF _Toc242369426 \h </w:instrText>
+              <w:instrText xml:space="preserve"> PAGEREF _Toc242696653 \h </w:instrText>
             </w:r>
             <w:r>
               <w:rPr>
@@ -6327,7 +6337,7 @@
                 <w:noProof/>
                 <w:webHidden/>
               </w:rPr>
-              <w:t>37</w:t>
+              <w:t>38</w:t>
             </w:r>
             <w:r>
               <w:rPr>
@@ -6370,7 +6380,7 @@
       <w:pPr>
         <w:pStyle w:val="Nagwek1"/>
       </w:pPr>
-      <w:bookmarkStart w:id="0" w:name="_Toc242369347"/>
+      <w:bookmarkStart w:id="0" w:name="_Toc242696574"/>
       <w:r>
         <w:lastRenderedPageBreak/>
         <w:t>REVISION CONTROL</w:t>
@@ -6599,8 +6609,6 @@
             </w:pPr>
             <w:r>
               <w:rPr>
-                <w:b/>
-                <w:bCs/>
                 <w:sz w:val="17"/>
                 <w:szCs w:val="17"/>
               </w:rPr>
@@ -6614,7 +6622,7 @@
       <w:pPr>
         <w:pStyle w:val="Nagwek1"/>
       </w:pPr>
-      <w:bookmarkStart w:id="1" w:name="_Toc242369348"/>
+      <w:bookmarkStart w:id="1" w:name="_Toc242696575"/>
       <w:r>
         <w:t>DOCUMENT USE</w:t>
       </w:r>
@@ -6681,7 +6689,7 @@
         <w:pStyle w:val="Nagwek1"/>
         <w:spacing w:before="160" w:after="80"/>
       </w:pPr>
-      <w:bookmarkStart w:id="2" w:name="_Toc242369349"/>
+      <w:bookmarkStart w:id="2" w:name="_Toc242696576"/>
       <w:r>
         <w:t>1. PURPOSE AND SCOPE</w:t>
       </w:r>
@@ -6720,16 +6728,17 @@
         <w:pStyle w:val="Nagwek1"/>
         <w:spacing w:before="160" w:after="80"/>
       </w:pPr>
-      <w:bookmarkStart w:id="3" w:name="_Toc242369350"/>
+      <w:bookmarkStart w:id="3" w:name="_Toc242696577"/>
       <w:r>
         <w:lastRenderedPageBreak/>
         <w:t>2. RELATIONSHIP TO THE PQD-FH FRAMEWORK</w:t>
       </w:r>
       <w:bookmarkEnd w:id="3"/>
     </w:p>
+    <w:p/>
     <w:p>
       <w:r>
-        <w:t>PQD-FH (Progressive Quality Documentation &amp; Final Handover Framework) is the overarching framework within which this FQD Procedure operates. PQD-FH treats project quality documentation and records as a controlled information lifecycle developed progressively from defined requirements and execution evidence through verification, completion and final handover.</w:t>
+        <w:t>PQD-FH (Progressive Quality Documentation &amp; Final Handover Framework) is the overarching framework within which this FQD Procedure operates. PQD-FH treats project quality documentation and records as a controlled information lifecycle developed progressively from defined requirements and execution evidence through verification, completion and final handover, supporting subsequent use in operation and maintenance.</w:t>
       </w:r>
     </w:p>
     <w:p>
@@ -6741,7 +6750,7 @@
       <w:pPr>
         <w:numPr>
           <w:ilvl w:val="0"/>
-          <w:numId w:val="10"/>
+          <w:numId w:val="24"/>
         </w:numPr>
       </w:pPr>
       <w:r>
@@ -6759,7 +6768,7 @@
       <w:pPr>
         <w:numPr>
           <w:ilvl w:val="0"/>
-          <w:numId w:val="10"/>
+          <w:numId w:val="24"/>
         </w:numPr>
       </w:pPr>
       <w:r>
@@ -6767,17 +6776,17 @@
           <w:b/>
           <w:bCs/>
         </w:rPr>
-        <w:t>PQD-FH 02 – Red Line Mark-Up (RLM) / As-Built Control:</w:t>
+        <w:t>PQD-FH 02 – Inspection and Test Planning (ITP/ITPL):</w:t>
       </w:r>
       <w:r>
-        <w:t xml:space="preserve"> capture, control, verification and incorporation of field changes into final technical documentation.</w:t>
+        <w:t xml:space="preserve"> development, project-specific adaptation, approval and revision control of inspection and test programmes (ITP) and detailed inspection and test plans (ITPL). This domain establishes acceptance criteria, responsibilities, intervention points and required quality records, ensuring traceability between applicable requirements, planned inspection and test activities, and evidence of conformity.</w:t>
       </w:r>
     </w:p>
     <w:p>
       <w:pPr>
         <w:numPr>
           <w:ilvl w:val="0"/>
-          <w:numId w:val="10"/>
+          <w:numId w:val="24"/>
         </w:numPr>
       </w:pPr>
       <w:r>
@@ -6785,17 +6794,17 @@
           <w:b/>
           <w:bCs/>
         </w:rPr>
-        <w:t>PQD-FH 03 – System Completion and Commissioning Records:</w:t>
+        <w:t>PQD-FH 03 – Red Line Mark-Up (RLM) / As-Built Control:</w:t>
       </w:r>
       <w:r>
-        <w:t xml:space="preserve"> control of readiness, completion, inspection, testing and commissioning evidence required to demonstrate system and subsystem completion.</w:t>
+        <w:t xml:space="preserve"> capture, control, verification and incorporation of field changes into final technical documentation, maintaining traceability between approved changes and the as-built condition.</w:t>
       </w:r>
     </w:p>
     <w:p>
       <w:pPr>
         <w:numPr>
           <w:ilvl w:val="0"/>
-          <w:numId w:val="10"/>
+          <w:numId w:val="24"/>
         </w:numPr>
       </w:pPr>
       <w:r>
@@ -6803,25 +6812,89 @@
           <w:b/>
           <w:bCs/>
         </w:rPr>
-        <w:t>PQD-FH 04 – Final Handover:</w:t>
+        <w:t>PQD-FH 04 – System Completion and Commissioning Records:</w:t>
       </w:r>
       <w:r>
-        <w:t xml:space="preserve"> controlled transfer of accepted documentation, structured information, completion evidence and associated records to the designated receiving organization.</w:t>
+        <w:t xml:space="preserve"> control of readiness, completion, inspection, testing and commissioning evidence required to demonstrate system and subsystem completion and support decisions on progression to subsequent stages.</w:t>
+      </w:r>
+    </w:p>
+    <w:p>
+      <w:pPr>
+        <w:numPr>
+          <w:ilvl w:val="0"/>
+          <w:numId w:val="24"/>
+        </w:numPr>
+      </w:pPr>
+      <w:r>
+        <w:rPr>
+          <w:b/>
+          <w:bCs/>
+        </w:rPr>
+        <w:t>PQD-FH 05 – Final Handover:</w:t>
+      </w:r>
+      <w:r>
+        <w:t xml:space="preserve"> controlled transfer and documented receipt of accepted documentation, structured information, completion evidence and associated records by the designated receiving organization, including identification of outstanding obligations, where applicable.</w:t>
+      </w:r>
+    </w:p>
+    <w:p>
+      <w:pPr>
+        <w:numPr>
+          <w:ilvl w:val="0"/>
+          <w:numId w:val="24"/>
+        </w:numPr>
+      </w:pPr>
+      <w:r>
+        <w:rPr>
+          <w:b/>
+          <w:bCs/>
+        </w:rPr>
+        <w:t>PQD-FH 06 – Lifecycle Data Management for Operational Analytics:</w:t>
+      </w:r>
+      <w:r>
+        <w:t xml:space="preserve"> progressive collection, validation, structuring, preservation and controlled reuse of lifecycle data and engineering knowledge to support operation and maintenance, comparative analysis, reliability assessment and predictive maintenance. This domain defines information requirements with the receiving organization, preserves a traceable handover baseline and supports its subsequent use alongside operating, inspection, maintenance and failure data.</w:t>
       </w:r>
     </w:p>
     <w:p>
       <w:r>
-        <w:t>The interfaces and boundaries between these procedures shall be defined by the applicable project requirements and procedures. Where documents or records are maintained within another controlled dossier, register or information system, the FQD may contain an approved controlled reference to that source instead of duplicating the original record.</w:t>
+        <w:t>The numbering defines the presentation order of the framework modules rather than a strictly sequential workflow. Activities within the domains overlap and interact throughout project delivery. Documentation and operational data requirements are established early, while records are progressively generated, verified and compiled.</w:t>
+      </w:r>
+    </w:p>
+    <w:p>
+      <w:r>
+        <w:t>This FQD Procedure is intended for standalone application. The remaining framework modules are planned for progressive development and publication.</w:t>
+      </w:r>
+    </w:p>
+    <w:p>
+      <w:r>
+        <w:t>The interfaces, responsibilities and boundaries between these control domains shall be defined by the applicable project requirements and procedures. Where documents or records are maintained within another controlled dossier, register or information system, the FQD may contain an approved controlled reference to that source instead of duplicating the original record.</w:t>
       </w:r>
     </w:p>
     <w:p/>
+    <w:p/>
+    <w:p>
+      <w:pPr>
+        <w:spacing w:after="200" w:line="276" w:lineRule="auto"/>
+        <w:rPr>
+          <w:rFonts w:asciiTheme="majorHAnsi" w:eastAsiaTheme="majorEastAsia" w:hAnsiTheme="majorHAnsi" w:cstheme="majorBidi"/>
+          <w:b/>
+          <w:bCs/>
+          <w:color w:val="1F4E78"/>
+          <w:sz w:val="30"/>
+          <w:szCs w:val="28"/>
+        </w:rPr>
+      </w:pPr>
+      <w:r>
+        <w:br w:type="page"/>
+      </w:r>
+    </w:p>
     <w:p>
       <w:pPr>
         <w:pStyle w:val="Nagwek1"/>
         <w:spacing w:before="160" w:after="80"/>
       </w:pPr>
-      <w:bookmarkStart w:id="4" w:name="_Toc242369351"/>
+      <w:bookmarkStart w:id="4" w:name="_Toc242696578"/>
       <w:r>
+        <w:lastRenderedPageBreak/>
         <w:t>3. PRINCIPLES OF APPLICATION AND PROGRESSIVE ASSURANCE</w:t>
       </w:r>
       <w:bookmarkEnd w:id="4"/>
@@ -6831,7 +6904,7 @@
         <w:pStyle w:val="Nagwek2"/>
         <w:spacing w:before="160" w:after="80"/>
       </w:pPr>
-      <w:bookmarkStart w:id="5" w:name="_Toc242369352"/>
+      <w:bookmarkStart w:id="5" w:name="_Toc242696579"/>
       <w:r>
         <w:t>3.1 Progressive Assurance</w:t>
       </w:r>
@@ -6839,15 +6912,7 @@
     </w:p>
     <w:p>
       <w:r>
-        <w:t xml:space="preserve">Progressive assurance is the continuous confirmation of conformity through the generation, verification and controlled incorporation of quality documentation and </w:t>
-      </w:r>
-      <w:proofErr w:type="gramStart"/>
-      <w:r>
-        <w:t>records as the</w:t>
-      </w:r>
-      <w:proofErr w:type="gramEnd"/>
-      <w:r>
-        <w:t xml:space="preserve"> associated work is performed.</w:t>
+        <w:t>Progressive assurance is the continuous confirmation of conformity through the generation, verification and controlled incorporation of quality documentation and records as the associated work is performed.</w:t>
       </w:r>
     </w:p>
     <w:p>
@@ -6861,7 +6926,7 @@
         <w:pStyle w:val="Nagwek2"/>
         <w:spacing w:before="160" w:after="80"/>
       </w:pPr>
-      <w:bookmarkStart w:id="6" w:name="_Toc242369353"/>
+      <w:bookmarkStart w:id="6" w:name="_Toc242696580"/>
       <w:r>
         <w:t>3.2 Core Principles</w:t>
       </w:r>
@@ -6880,15 +6945,7 @@
         <w:pStyle w:val="Listapunktowana"/>
       </w:pPr>
       <w:r>
-        <w:t xml:space="preserve">Required evidence shall be identified before, or at the appropriate stage </w:t>
-      </w:r>
-      <w:proofErr w:type="gramStart"/>
-      <w:r>
-        <w:t>of,</w:t>
-      </w:r>
-      <w:proofErr w:type="gramEnd"/>
-      <w:r>
-        <w:t xml:space="preserve"> execution and shall not be reconstructed retrospectively at project close-out. </w:t>
+        <w:t xml:space="preserve">Required evidence shall be identified before, or at the appropriate stage of, execution and shall not be reconstructed retrospectively at project close-out. </w:t>
       </w:r>
     </w:p>
     <w:p>
@@ -6904,15 +6961,7 @@
         <w:pStyle w:val="Listapunktowana"/>
       </w:pPr>
       <w:r>
-        <w:t>Approved ITP/</w:t>
-      </w:r>
-      <w:proofErr w:type="gramStart"/>
-      <w:r>
-        <w:t>ITPL,</w:t>
-      </w:r>
-      <w:proofErr w:type="gramEnd"/>
-      <w:r>
-        <w:t xml:space="preserve"> specifications, procedures and applicable project requirements shall define the minimum required inspection, testing and documentary evidence. </w:t>
+        <w:t xml:space="preserve">Approved ITP/ITPL, specifications, procedures and applicable project requirements shall define the minimum required inspection, testing and documentary evidence. </w:t>
       </w:r>
     </w:p>
     <w:p>
@@ -6950,31 +6999,19 @@
     <w:p>
       <w:pPr>
         <w:spacing w:after="200" w:line="276" w:lineRule="auto"/>
-        <w:rPr>
-          <w:rFonts w:asciiTheme="majorHAnsi" w:eastAsiaTheme="majorEastAsia" w:hAnsiTheme="majorHAnsi" w:cstheme="majorBidi"/>
-          <w:b/>
-          <w:bCs/>
-          <w:color w:val="2F5496"/>
-          <w:sz w:val="24"/>
-          <w:szCs w:val="26"/>
-        </w:rPr>
       </w:pPr>
-      <w:r>
-        <w:br w:type="page"/>
-      </w:r>
     </w:p>
     <w:p>
       <w:pPr>
         <w:pStyle w:val="Nagwek2"/>
-        <w:spacing w:before="160" w:after="80"/>
       </w:pPr>
-      <w:bookmarkStart w:id="7" w:name="_Toc242369354"/>
+      <w:bookmarkStart w:id="7" w:name="_Toc242696581"/>
       <w:r>
-        <w:lastRenderedPageBreak/>
         <w:t>3.3 Generic FQD Lifecycle</w:t>
       </w:r>
       <w:bookmarkEnd w:id="7"/>
     </w:p>
+    <w:p/>
     <w:p>
       <w:r>
         <w:t xml:space="preserve">The generic lifecycle is: </w:t>
@@ -7262,8 +7299,9 @@
         <w:pStyle w:val="Nagwek1"/>
         <w:spacing w:before="160" w:after="80"/>
       </w:pPr>
-      <w:bookmarkStart w:id="8" w:name="_Toc242369355"/>
+      <w:bookmarkStart w:id="8" w:name="_Toc242696582"/>
       <w:r>
+        <w:lastRenderedPageBreak/>
         <w:t>4. DEFINITIONS AND ABBREVIATIONS</w:t>
       </w:r>
       <w:bookmarkEnd w:id="8"/>
@@ -7271,22 +7309,23 @@
     <w:tbl>
       <w:tblPr>
         <w:tblStyle w:val="Tabela-Siatka"/>
-        <w:tblW w:w="0" w:type="auto"/>
+        <w:tblW w:w="9805" w:type="dxa"/>
         <w:jc w:val="center"/>
         <w:tblLook w:val="04A0" w:firstRow="1" w:lastRow="0" w:firstColumn="1" w:lastColumn="0" w:noHBand="0" w:noVBand="1"/>
       </w:tblPr>
       <w:tblGrid>
-        <w:gridCol w:w="4798"/>
-        <w:gridCol w:w="4794"/>
+        <w:gridCol w:w="2965"/>
+        <w:gridCol w:w="6840"/>
       </w:tblGrid>
       <w:tr>
         <w:trPr>
+          <w:cantSplit/>
           <w:tblHeader/>
           <w:jc w:val="center"/>
         </w:trPr>
         <w:tc>
           <w:tcPr>
-            <w:tcW w:w="4798" w:type="dxa"/>
+            <w:tcW w:w="2965" w:type="dxa"/>
             <w:shd w:val="clear" w:color="auto" w:fill="1F4E78"/>
             <w:vAlign w:val="center"/>
           </w:tcPr>
@@ -7306,7 +7345,7 @@
         </w:tc>
         <w:tc>
           <w:tcPr>
-            <w:tcW w:w="4794" w:type="dxa"/>
+            <w:tcW w:w="6840" w:type="dxa"/>
             <w:shd w:val="clear" w:color="auto" w:fill="1F4E78"/>
             <w:vAlign w:val="center"/>
           </w:tcPr>
@@ -7327,11 +7366,12 @@
       </w:tr>
       <w:tr>
         <w:trPr>
+          <w:cantSplit/>
           <w:jc w:val="center"/>
         </w:trPr>
         <w:tc>
           <w:tcPr>
-            <w:tcW w:w="4798" w:type="dxa"/>
+            <w:tcW w:w="2965" w:type="dxa"/>
             <w:vAlign w:val="center"/>
           </w:tcPr>
           <w:p>
@@ -7349,7 +7389,7 @@
         </w:tc>
         <w:tc>
           <w:tcPr>
-            <w:tcW w:w="4794" w:type="dxa"/>
+            <w:tcW w:w="6840" w:type="dxa"/>
             <w:vAlign w:val="center"/>
           </w:tcPr>
           <w:p>
@@ -7360,32 +7400,19 @@
               <w:rPr>
                 <w:sz w:val="17"/>
               </w:rPr>
-              <w:t xml:space="preserve">Progressive Quality Documentation &amp; Final Handover Framework. The overarching framework that integrates progressive quality evidence, FQD, </w:t>
-            </w:r>
-            <w:proofErr w:type="gramStart"/>
-            <w:r>
-              <w:rPr>
-                <w:sz w:val="17"/>
-              </w:rPr>
-              <w:t>red-line</w:t>
-            </w:r>
-            <w:proofErr w:type="gramEnd"/>
-            <w:r>
-              <w:rPr>
-                <w:sz w:val="17"/>
-              </w:rPr>
-              <w:t>/as-built control, system completion, commissioning records and final handover.</w:t>
+              <w:t>Progressive Quality Documentation &amp; Final Handover Framework. The overarching framework that integrates progressive quality evidence, FQD, red-line/as-built control, system completion, commissioning records and final handover.</w:t>
             </w:r>
           </w:p>
         </w:tc>
       </w:tr>
       <w:tr>
         <w:trPr>
+          <w:cantSplit/>
           <w:jc w:val="center"/>
         </w:trPr>
         <w:tc>
           <w:tcPr>
-            <w:tcW w:w="4798" w:type="dxa"/>
+            <w:tcW w:w="2965" w:type="dxa"/>
             <w:vAlign w:val="center"/>
           </w:tcPr>
           <w:p>
@@ -7403,7 +7430,7 @@
         </w:tc>
         <w:tc>
           <w:tcPr>
-            <w:tcW w:w="4794" w:type="dxa"/>
+            <w:tcW w:w="6840" w:type="dxa"/>
             <w:vAlign w:val="center"/>
           </w:tcPr>
           <w:p>
@@ -7414,759 +7441,45 @@
               <w:rPr>
                 <w:sz w:val="17"/>
               </w:rPr>
-              <w:t xml:space="preserve">Final Quality Dossier. A controlled collection of quality records </w:t>
-            </w:r>
-            <w:proofErr w:type="gramStart"/>
-            <w:r>
-              <w:rPr>
-                <w:sz w:val="17"/>
-              </w:rPr>
-              <w:t>demonstrating</w:t>
-            </w:r>
-            <w:proofErr w:type="gramEnd"/>
-            <w:r>
-              <w:rPr>
-                <w:sz w:val="17"/>
-              </w:rPr>
-              <w:t xml:space="preserve"> conformity of a completed scope with applicable requirements.</w:t>
+              <w:t>Final Quality Dossier. A controlled collection of quality records demonstrating conformity of a completed scope with applicable requirements.</w:t>
             </w:r>
           </w:p>
         </w:tc>
       </w:tr>
       <w:tr>
         <w:trPr>
+          <w:cantSplit/>
           <w:jc w:val="center"/>
         </w:trPr>
         <w:tc>
           <w:tcPr>
-            <w:tcW w:w="4798" w:type="dxa"/>
+            <w:tcW w:w="2965" w:type="dxa"/>
             <w:vAlign w:val="center"/>
           </w:tcPr>
           <w:p>
             <w:pPr>
               <w:spacing w:after="0"/>
-            </w:pPr>
-            <w:r>
               <w:rPr>
                 <w:b/>
+                <w:bCs/>
                 <w:sz w:val="17"/>
-              </w:rPr>
-              <w:t>FQD PACKAGE</w:t>
-            </w:r>
-          </w:p>
-        </w:tc>
-        <w:tc>
-          <w:tcPr>
-            <w:tcW w:w="4794" w:type="dxa"/>
-            <w:vAlign w:val="center"/>
-          </w:tcPr>
-          <w:p>
-            <w:pPr>
-              <w:spacing w:after="0"/>
-            </w:pPr>
-            <w:r>
-              <w:rPr>
+                <w:szCs w:val="17"/>
+              </w:rPr>
+            </w:pPr>
+            <w:r>
+              <w:rPr>
+                <w:b/>
+                <w:bCs/>
                 <w:sz w:val="17"/>
-              </w:rPr>
-              <w:t>A discrete, controlled set of quality records associated with a defined system, subsystem, area, discipline, work package, equipment group or other agreed scope.</w:t>
-            </w:r>
-          </w:p>
-        </w:tc>
-      </w:tr>
-      <w:tr>
-        <w:trPr>
-          <w:jc w:val="center"/>
-        </w:trPr>
-        <w:tc>
-          <w:tcPr>
-            <w:tcW w:w="4798" w:type="dxa"/>
-            <w:vAlign w:val="center"/>
-          </w:tcPr>
-          <w:p>
-            <w:pPr>
-              <w:spacing w:after="0"/>
-            </w:pPr>
-            <w:r>
-              <w:rPr>
-                <w:b/>
-                <w:sz w:val="17"/>
-              </w:rPr>
-              <w:t>PBS</w:t>
-            </w:r>
-          </w:p>
-        </w:tc>
-        <w:tc>
-          <w:tcPr>
-            <w:tcW w:w="4794" w:type="dxa"/>
-            <w:vAlign w:val="center"/>
-          </w:tcPr>
-          <w:p>
-            <w:pPr>
-              <w:spacing w:after="0"/>
-            </w:pPr>
-            <w:r>
-              <w:rPr>
-                <w:sz w:val="17"/>
-              </w:rPr>
-              <w:t>Package Breakdown Structure. The hierarchical breakdown used to define and control FQD packages and their relationship to the physical or functional project scope.</w:t>
-            </w:r>
-          </w:p>
-        </w:tc>
-      </w:tr>
-      <w:tr>
-        <w:trPr>
-          <w:jc w:val="center"/>
-        </w:trPr>
-        <w:tc>
-          <w:tcPr>
-            <w:tcW w:w="4798" w:type="dxa"/>
-            <w:vAlign w:val="center"/>
-          </w:tcPr>
-          <w:p>
-            <w:pPr>
-              <w:spacing w:after="0"/>
-            </w:pPr>
-            <w:r>
-              <w:rPr>
-                <w:b/>
-                <w:sz w:val="17"/>
-              </w:rPr>
-              <w:t>PROGRESSIVE ASSURANCE</w:t>
-            </w:r>
-          </w:p>
-        </w:tc>
-        <w:tc>
-          <w:tcPr>
-            <w:tcW w:w="4794" w:type="dxa"/>
-            <w:vAlign w:val="center"/>
-          </w:tcPr>
-          <w:p>
-            <w:pPr>
-              <w:spacing w:after="0"/>
-            </w:pPr>
-            <w:r>
-              <w:rPr>
-                <w:sz w:val="17"/>
-              </w:rPr>
-              <w:t>Continuous confirmation of conformity by generating, verifying and controlling quality records as the associated work is executed.</w:t>
-            </w:r>
-          </w:p>
-        </w:tc>
-      </w:tr>
-      <w:tr>
-        <w:trPr>
-          <w:jc w:val="center"/>
-        </w:trPr>
-        <w:tc>
-          <w:tcPr>
-            <w:tcW w:w="4798" w:type="dxa"/>
-            <w:vAlign w:val="center"/>
-          </w:tcPr>
-          <w:p>
-            <w:pPr>
-              <w:spacing w:after="0"/>
-            </w:pPr>
-            <w:r>
-              <w:rPr>
-                <w:b/>
-                <w:sz w:val="17"/>
-              </w:rPr>
-              <w:t>QUALITY RECORD</w:t>
-            </w:r>
-          </w:p>
-        </w:tc>
-        <w:tc>
-          <w:tcPr>
-            <w:tcW w:w="4794" w:type="dxa"/>
-            <w:vAlign w:val="center"/>
-          </w:tcPr>
-          <w:p>
-            <w:pPr>
-              <w:spacing w:after="0"/>
-            </w:pPr>
-            <w:r>
-              <w:rPr>
-                <w:sz w:val="17"/>
-              </w:rPr>
-              <w:t>Documented evidence that an inspection, test, verification, review, approval, acceptance or other quality activity has been performed.</w:t>
-            </w:r>
-          </w:p>
-        </w:tc>
-      </w:tr>
-      <w:tr>
-        <w:trPr>
-          <w:jc w:val="center"/>
-        </w:trPr>
-        <w:tc>
-          <w:tcPr>
-            <w:tcW w:w="4798" w:type="dxa"/>
-            <w:vAlign w:val="center"/>
-          </w:tcPr>
-          <w:p>
-            <w:pPr>
-              <w:spacing w:after="0"/>
-            </w:pPr>
-            <w:r>
-              <w:rPr>
-                <w:b/>
-                <w:sz w:val="17"/>
-              </w:rPr>
-              <w:t>ITP / ITPL</w:t>
-            </w:r>
-          </w:p>
-        </w:tc>
-        <w:tc>
-          <w:tcPr>
-            <w:tcW w:w="4794" w:type="dxa"/>
-            <w:vAlign w:val="center"/>
-          </w:tcPr>
-          <w:p>
-            <w:pPr>
-              <w:spacing w:after="0"/>
-            </w:pPr>
-            <w:r>
-              <w:rPr>
-                <w:sz w:val="17"/>
-              </w:rPr>
-              <w:t>Inspection and Test Plan / Inspection and Test Plan List defining required inspections, tests, hold/witness points, acceptance criteria, responsible parties and records to be generated.</w:t>
-            </w:r>
-          </w:p>
-        </w:tc>
-      </w:tr>
-      <w:tr>
-        <w:trPr>
-          <w:jc w:val="center"/>
-        </w:trPr>
-        <w:tc>
-          <w:tcPr>
-            <w:tcW w:w="4798" w:type="dxa"/>
-            <w:vAlign w:val="center"/>
-          </w:tcPr>
-          <w:p>
-            <w:pPr>
-              <w:spacing w:after="0"/>
-            </w:pPr>
-            <w:r>
-              <w:rPr>
-                <w:b/>
-                <w:sz w:val="17"/>
-              </w:rPr>
-              <w:t>RFI</w:t>
-            </w:r>
-          </w:p>
-        </w:tc>
-        <w:tc>
-          <w:tcPr>
-            <w:tcW w:w="4794" w:type="dxa"/>
-            <w:vAlign w:val="center"/>
-          </w:tcPr>
-          <w:p>
-            <w:pPr>
-              <w:spacing w:after="0"/>
-            </w:pPr>
-            <w:r>
-              <w:rPr>
-                <w:sz w:val="17"/>
-              </w:rPr>
-              <w:t xml:space="preserve">Request for Inspection: A formal request or record used to initiate, notify, document or confirm an inspection of a defined scope of work in accordance with the applicable ITP/ITPL, inspection requirements and project procedures. Where a project uses the abbreviation RFI to mean </w:t>
-            </w:r>
-            <w:r>
-              <w:rPr>
-                <w:i/>
-                <w:iCs/>
-                <w:sz w:val="17"/>
-              </w:rPr>
-              <w:t>Request for Information</w:t>
-            </w:r>
-            <w:r>
-              <w:rPr>
-                <w:sz w:val="17"/>
-              </w:rPr>
-              <w:t>, the applicable terminology and distinction shall be defined in Appendix A.</w:t>
-            </w:r>
-          </w:p>
-        </w:tc>
-      </w:tr>
-      <w:tr>
-        <w:trPr>
-          <w:jc w:val="center"/>
-        </w:trPr>
-        <w:tc>
-          <w:tcPr>
-            <w:tcW w:w="4798" w:type="dxa"/>
-            <w:vAlign w:val="center"/>
-          </w:tcPr>
-          <w:p>
-            <w:pPr>
-              <w:spacing w:after="0"/>
-            </w:pPr>
-            <w:r>
-              <w:rPr>
-                <w:b/>
-                <w:sz w:val="17"/>
-              </w:rPr>
-              <w:t>WAP</w:t>
-            </w:r>
-          </w:p>
-        </w:tc>
-        <w:tc>
-          <w:tcPr>
-            <w:tcW w:w="4794" w:type="dxa"/>
-            <w:vAlign w:val="center"/>
-          </w:tcPr>
-          <w:p>
-            <w:pPr>
-              <w:spacing w:after="0"/>
-            </w:pPr>
-            <w:r>
-              <w:rPr>
-                <w:sz w:val="17"/>
-              </w:rPr>
-              <w:t xml:space="preserve">Work Activity Plan, where used </w:t>
-            </w:r>
-            <w:proofErr w:type="gramStart"/>
-            <w:r>
-              <w:rPr>
-                <w:sz w:val="17"/>
-              </w:rPr>
-              <w:t>by</w:t>
-            </w:r>
-            <w:proofErr w:type="gramEnd"/>
-            <w:r>
-              <w:rPr>
-                <w:sz w:val="17"/>
-              </w:rPr>
-              <w:t xml:space="preserve"> the project. A controlled planning document describing how a defined work activity will be executed, including applicable prerequisites, resources, methods, quality controls, interfaces and required records.</w:t>
-            </w:r>
-          </w:p>
-        </w:tc>
-      </w:tr>
-      <w:tr>
-        <w:trPr>
-          <w:jc w:val="center"/>
-        </w:trPr>
-        <w:tc>
-          <w:tcPr>
-            <w:tcW w:w="4798" w:type="dxa"/>
-            <w:vAlign w:val="center"/>
-          </w:tcPr>
-          <w:p>
-            <w:pPr>
-              <w:spacing w:after="0"/>
-            </w:pPr>
-            <w:r>
-              <w:rPr>
-                <w:b/>
-                <w:sz w:val="17"/>
-              </w:rPr>
-              <w:lastRenderedPageBreak/>
-              <w:t>MCR</w:t>
-            </w:r>
-          </w:p>
-        </w:tc>
-        <w:tc>
-          <w:tcPr>
-            <w:tcW w:w="4794" w:type="dxa"/>
-            <w:vAlign w:val="center"/>
-          </w:tcPr>
-          <w:p>
-            <w:pPr>
-              <w:spacing w:after="0"/>
-            </w:pPr>
-            <w:r>
-              <w:rPr>
-                <w:sz w:val="17"/>
-              </w:rPr>
-              <w:t>Material Compliance Record. A controlled record used, where adopted by the project, to demonstrate that a material or product has been reviewed and accepted against specified technical, contractual and statutory requirements.</w:t>
-            </w:r>
-          </w:p>
-        </w:tc>
-      </w:tr>
-      <w:tr>
-        <w:trPr>
-          <w:jc w:val="center"/>
-        </w:trPr>
-        <w:tc>
-          <w:tcPr>
-            <w:tcW w:w="4798" w:type="dxa"/>
-            <w:vAlign w:val="center"/>
-          </w:tcPr>
-          <w:p>
-            <w:pPr>
-              <w:spacing w:after="0"/>
-            </w:pPr>
-            <w:r>
-              <w:rPr>
-                <w:b/>
-                <w:sz w:val="17"/>
-              </w:rPr>
-              <w:t>CDE</w:t>
-            </w:r>
-          </w:p>
-        </w:tc>
-        <w:tc>
-          <w:tcPr>
-            <w:tcW w:w="4794" w:type="dxa"/>
-            <w:vAlign w:val="center"/>
-          </w:tcPr>
-          <w:p>
-            <w:pPr>
-              <w:spacing w:after="0"/>
-            </w:pPr>
-            <w:r>
-              <w:rPr>
-                <w:sz w:val="17"/>
-              </w:rPr>
-              <w:t>Common Data Environment. The agreed information environment used to collect, manage and disseminate controlled project information.</w:t>
-            </w:r>
-          </w:p>
-        </w:tc>
-      </w:tr>
-      <w:tr>
-        <w:trPr>
-          <w:jc w:val="center"/>
-        </w:trPr>
-        <w:tc>
-          <w:tcPr>
-            <w:tcW w:w="4798" w:type="dxa"/>
-            <w:vAlign w:val="center"/>
-          </w:tcPr>
-          <w:p>
-            <w:pPr>
-              <w:spacing w:after="0"/>
-            </w:pPr>
-            <w:r>
-              <w:rPr>
-                <w:b/>
-                <w:sz w:val="17"/>
-              </w:rPr>
-              <w:t>EDMS</w:t>
-            </w:r>
-          </w:p>
-        </w:tc>
-        <w:tc>
-          <w:tcPr>
-            <w:tcW w:w="4794" w:type="dxa"/>
-            <w:vAlign w:val="center"/>
-          </w:tcPr>
-          <w:p>
-            <w:pPr>
-              <w:spacing w:after="0"/>
-            </w:pPr>
-            <w:r>
-              <w:rPr>
-                <w:sz w:val="17"/>
-              </w:rPr>
-              <w:t>Electronic Document Management System. A controlled electronic system used for document registration, review, approval, distribution, revision control and archival.</w:t>
-            </w:r>
-          </w:p>
-        </w:tc>
-      </w:tr>
-      <w:tr>
-        <w:trPr>
-          <w:jc w:val="center"/>
-        </w:trPr>
-        <w:tc>
-          <w:tcPr>
-            <w:tcW w:w="4798" w:type="dxa"/>
-            <w:vAlign w:val="center"/>
-          </w:tcPr>
-          <w:p>
-            <w:pPr>
-              <w:spacing w:after="0"/>
-            </w:pPr>
-            <w:r>
-              <w:rPr>
-                <w:b/>
-                <w:sz w:val="17"/>
-              </w:rPr>
-              <w:t>PACKAGE OWNER</w:t>
-            </w:r>
-          </w:p>
-        </w:tc>
-        <w:tc>
-          <w:tcPr>
-            <w:tcW w:w="4794" w:type="dxa"/>
-            <w:vAlign w:val="center"/>
-          </w:tcPr>
-          <w:p>
-            <w:pPr>
-              <w:spacing w:after="0"/>
-            </w:pPr>
-            <w:r>
-              <w:rPr>
-                <w:sz w:val="17"/>
-              </w:rPr>
-              <w:t>The person or function accountable for completeness and readiness of a defined FQD package within the execution organization.</w:t>
-            </w:r>
-          </w:p>
-        </w:tc>
-      </w:tr>
-      <w:tr>
-        <w:trPr>
-          <w:jc w:val="center"/>
-        </w:trPr>
-        <w:tc>
-          <w:tcPr>
-            <w:tcW w:w="4798" w:type="dxa"/>
-            <w:vAlign w:val="center"/>
-          </w:tcPr>
-          <w:p>
-            <w:pPr>
-              <w:spacing w:after="0"/>
-            </w:pPr>
-            <w:r>
-              <w:rPr>
-                <w:b/>
-                <w:sz w:val="17"/>
-              </w:rPr>
-              <w:t>HOLD POINT</w:t>
-            </w:r>
-          </w:p>
-        </w:tc>
-        <w:tc>
-          <w:tcPr>
-            <w:tcW w:w="4794" w:type="dxa"/>
-            <w:vAlign w:val="center"/>
-          </w:tcPr>
-          <w:p>
-            <w:pPr>
-              <w:spacing w:after="0"/>
-            </w:pPr>
-            <w:r>
-              <w:rPr>
-                <w:sz w:val="17"/>
-              </w:rPr>
-              <w:t>A mandatory point beyond which work shall not proceed until the specified inspection, review or authorization has been completed and released by the designated party.</w:t>
-            </w:r>
-          </w:p>
-        </w:tc>
-      </w:tr>
-      <w:tr>
-        <w:trPr>
-          <w:jc w:val="center"/>
-        </w:trPr>
-        <w:tc>
-          <w:tcPr>
-            <w:tcW w:w="4798" w:type="dxa"/>
-            <w:vAlign w:val="center"/>
-          </w:tcPr>
-          <w:p>
-            <w:pPr>
-              <w:spacing w:after="0"/>
-            </w:pPr>
-            <w:r>
-              <w:rPr>
-                <w:b/>
-                <w:sz w:val="17"/>
-              </w:rPr>
-              <w:t>WITNESS POINT</w:t>
-            </w:r>
-          </w:p>
-        </w:tc>
-        <w:tc>
-          <w:tcPr>
-            <w:tcW w:w="4794" w:type="dxa"/>
-            <w:vAlign w:val="center"/>
-          </w:tcPr>
-          <w:p>
-            <w:pPr>
-              <w:spacing w:after="0"/>
-            </w:pPr>
-            <w:r>
-              <w:rPr>
-                <w:sz w:val="17"/>
-              </w:rPr>
-              <w:t>A defined point at which a designated party is given the opportunity to witness an inspection or test in accordance with the applicable ITP or procedure.</w:t>
-            </w:r>
-          </w:p>
-        </w:tc>
-      </w:tr>
-      <w:tr>
-        <w:trPr>
-          <w:jc w:val="center"/>
-        </w:trPr>
-        <w:tc>
-          <w:tcPr>
-            <w:tcW w:w="4798" w:type="dxa"/>
-            <w:vAlign w:val="center"/>
-          </w:tcPr>
-          <w:p>
-            <w:pPr>
-              <w:spacing w:after="0"/>
-            </w:pPr>
-            <w:r>
-              <w:rPr>
-                <w:b/>
-                <w:sz w:val="17"/>
-              </w:rPr>
-              <w:t>TRACEABILITY</w:t>
-            </w:r>
-          </w:p>
-        </w:tc>
-        <w:tc>
-          <w:tcPr>
-            <w:tcW w:w="4794" w:type="dxa"/>
-            <w:vAlign w:val="center"/>
-          </w:tcPr>
-          <w:p>
-            <w:pPr>
-              <w:spacing w:after="0"/>
-            </w:pPr>
-            <w:r>
-              <w:rPr>
-                <w:sz w:val="17"/>
-              </w:rPr>
-              <w:t>Ability to establish an unambiguous relationship between the physical installation or material and the relevant documents, certificates, inspections, tests and approvals.</w:t>
-            </w:r>
-          </w:p>
-        </w:tc>
-      </w:tr>
-      <w:tr>
-        <w:trPr>
-          <w:jc w:val="center"/>
-        </w:trPr>
-        <w:tc>
-          <w:tcPr>
-            <w:tcW w:w="4798" w:type="dxa"/>
-            <w:vAlign w:val="center"/>
-          </w:tcPr>
-          <w:p>
-            <w:pPr>
-              <w:spacing w:after="0"/>
-            </w:pPr>
-            <w:r>
-              <w:rPr>
-                <w:b/>
-                <w:sz w:val="17"/>
-              </w:rPr>
-              <w:t>NCR</w:t>
-            </w:r>
-          </w:p>
-        </w:tc>
-        <w:tc>
-          <w:tcPr>
-            <w:tcW w:w="4794" w:type="dxa"/>
-            <w:vAlign w:val="center"/>
-          </w:tcPr>
-          <w:p>
-            <w:pPr>
-              <w:spacing w:after="0"/>
-            </w:pPr>
-            <w:r>
-              <w:rPr>
-                <w:sz w:val="17"/>
-              </w:rPr>
-              <w:t>Non-Conformity Report documenting a condition or activity that does not comply with specified requirements.</w:t>
-            </w:r>
-          </w:p>
-        </w:tc>
-      </w:tr>
-      <w:tr>
-        <w:trPr>
-          <w:jc w:val="center"/>
-        </w:trPr>
-        <w:tc>
-          <w:tcPr>
-            <w:tcW w:w="4798" w:type="dxa"/>
-            <w:vAlign w:val="center"/>
-          </w:tcPr>
-          <w:p>
-            <w:pPr>
-              <w:spacing w:after="0"/>
-            </w:pPr>
-            <w:r>
-              <w:rPr>
-                <w:b/>
-                <w:sz w:val="17"/>
-              </w:rPr>
-              <w:t>DEVIATION / CONCESSION</w:t>
-            </w:r>
-          </w:p>
-        </w:tc>
-        <w:tc>
-          <w:tcPr>
-            <w:tcW w:w="4794" w:type="dxa"/>
-            <w:vAlign w:val="center"/>
-          </w:tcPr>
-          <w:p>
-            <w:pPr>
-              <w:spacing w:after="0"/>
-            </w:pPr>
-            <w:r>
-              <w:rPr>
-                <w:sz w:val="17"/>
-              </w:rPr>
-              <w:t>A formally reviewed and approved departure from a specified requirement or acceptance of a nonconforming condition, as defined by the applicable project process.</w:t>
-            </w:r>
-          </w:p>
-        </w:tc>
-      </w:tr>
-      <w:tr>
-        <w:trPr>
-          <w:jc w:val="center"/>
-        </w:trPr>
-        <w:tc>
-          <w:tcPr>
-            <w:tcW w:w="4798" w:type="dxa"/>
-            <w:vAlign w:val="center"/>
-          </w:tcPr>
-          <w:p>
-            <w:pPr>
-              <w:spacing w:after="0"/>
-            </w:pPr>
-            <w:r>
-              <w:rPr>
-                <w:b/>
-                <w:sz w:val="17"/>
-              </w:rPr>
-              <w:t>OPEN POINT / PUNCH ITEM</w:t>
-            </w:r>
-          </w:p>
-        </w:tc>
-        <w:tc>
-          <w:tcPr>
-            <w:tcW w:w="4794" w:type="dxa"/>
-            <w:vAlign w:val="center"/>
-          </w:tcPr>
-          <w:p>
-            <w:pPr>
-              <w:spacing w:after="0"/>
-            </w:pPr>
-            <w:r>
-              <w:rPr>
-                <w:sz w:val="17"/>
-              </w:rPr>
-              <w:t>An identified incomplete, defective or unresolved item requiring action before the applicable completion or acceptance milestone.</w:t>
-            </w:r>
-          </w:p>
-        </w:tc>
-      </w:tr>
-      <w:tr>
-        <w:trPr>
-          <w:jc w:val="center"/>
-        </w:trPr>
-        <w:tc>
-          <w:tcPr>
-            <w:tcW w:w="4798" w:type="dxa"/>
-            <w:vAlign w:val="center"/>
-          </w:tcPr>
-          <w:p>
-            <w:pPr>
-              <w:spacing w:after="0"/>
-            </w:pPr>
-            <w:r>
-              <w:rPr>
-                <w:b/>
-                <w:sz w:val="17"/>
-              </w:rPr>
-              <w:t xml:space="preserve">RLM </w:t>
-            </w:r>
-          </w:p>
-        </w:tc>
-        <w:tc>
-          <w:tcPr>
-            <w:tcW w:w="4794" w:type="dxa"/>
+                <w:szCs w:val="17"/>
+              </w:rPr>
+              <w:t>ITP</w:t>
+            </w:r>
+          </w:p>
+        </w:tc>
+        <w:tc>
+          <w:tcPr>
+            <w:tcW w:w="6840" w:type="dxa"/>
             <w:vAlign w:val="center"/>
           </w:tcPr>
           <w:p>
@@ -8185,522 +7498,58 @@
                 <w:sz w:val="17"/>
                 <w:szCs w:val="17"/>
               </w:rPr>
-              <w:t>Red-Line Mark-up.</w:t>
+              <w:t>Inspection and Test Programme.</w:t>
             </w:r>
             <w:r>
               <w:rPr>
                 <w:sz w:val="17"/>
                 <w:szCs w:val="17"/>
               </w:rPr>
-              <w:t xml:space="preserve"> A controlled</w:t>
-            </w:r>
-            <w:r>
-              <w:rPr>
-                <w:sz w:val="17"/>
-                <w:szCs w:val="17"/>
-              </w:rPr>
-              <w:t xml:space="preserve"> annotation or record capturing field changes or discrepancies for review, disposition and incorporation into final as-built documentation, including changes arising during installation, testing or commissioning where applicable.</w:t>
+              <w:t xml:space="preserve"> A controlled higher-level document defining the scope, organization and overall sequence of inspection and testing for a project or defined work scope. It identifies the applicable detailed Inspection and Test Plans (ITPLs), their coverage and interfaces, providing a coordinated framework for inspection and test planning.</w:t>
             </w:r>
           </w:p>
         </w:tc>
       </w:tr>
       <w:tr>
         <w:trPr>
+          <w:cantSplit/>
           <w:jc w:val="center"/>
         </w:trPr>
         <w:tc>
           <w:tcPr>
-            <w:tcW w:w="4798" w:type="dxa"/>
+            <w:tcW w:w="2965" w:type="dxa"/>
             <w:vAlign w:val="center"/>
           </w:tcPr>
           <w:p>
             <w:pPr>
               <w:spacing w:after="0"/>
-            </w:pPr>
-            <w:r>
               <w:rPr>
                 <w:b/>
-                <w:sz w:val="17"/>
-              </w:rPr>
-              <w:t>AS-BUILT DOCUMENTATION</w:t>
-            </w:r>
-          </w:p>
-        </w:tc>
-        <w:tc>
-          <w:tcPr>
-            <w:tcW w:w="4794" w:type="dxa"/>
-            <w:vAlign w:val="center"/>
-          </w:tcPr>
-          <w:p>
-            <w:pPr>
-              <w:spacing w:after="0"/>
-            </w:pPr>
-            <w:r>
-              <w:rPr>
-                <w:sz w:val="17"/>
-              </w:rPr>
-              <w:t>Final controlled technical documentation reflecting the verified actual installed condition.</w:t>
-            </w:r>
-          </w:p>
-        </w:tc>
-      </w:tr>
-      <w:tr>
-        <w:trPr>
-          <w:jc w:val="center"/>
-        </w:trPr>
-        <w:tc>
-          <w:tcPr>
-            <w:tcW w:w="4798" w:type="dxa"/>
-            <w:vAlign w:val="center"/>
-          </w:tcPr>
-          <w:p>
-            <w:pPr>
-              <w:spacing w:after="0"/>
-            </w:pPr>
-            <w:r>
-              <w:rPr>
-                <w:b/>
-                <w:sz w:val="17"/>
-              </w:rPr>
-              <w:t>SYSTEM COMPLETION</w:t>
-            </w:r>
-          </w:p>
-        </w:tc>
-        <w:tc>
-          <w:tcPr>
-            <w:tcW w:w="4794" w:type="dxa"/>
-            <w:vAlign w:val="center"/>
-          </w:tcPr>
-          <w:p>
-            <w:pPr>
-              <w:spacing w:after="0"/>
-            </w:pPr>
-            <w:r>
-              <w:rPr>
-                <w:sz w:val="17"/>
-              </w:rPr>
-              <w:t>The controlled process of demonstrating that a defined system or subsystem has reached the required state of construction, inspection, testing and documentation readiness for the next project phase.</w:t>
-            </w:r>
-          </w:p>
-        </w:tc>
-      </w:tr>
-      <w:tr>
-        <w:trPr>
-          <w:jc w:val="center"/>
-        </w:trPr>
-        <w:tc>
-          <w:tcPr>
-            <w:tcW w:w="4798" w:type="dxa"/>
-            <w:vAlign w:val="center"/>
-          </w:tcPr>
-          <w:p>
-            <w:pPr>
-              <w:spacing w:after="0"/>
-            </w:pPr>
-            <w:r>
-              <w:rPr>
-                <w:b/>
-                <w:sz w:val="17"/>
-              </w:rPr>
-              <w:t>COMMISSIONING RECORD</w:t>
-            </w:r>
-          </w:p>
-        </w:tc>
-        <w:tc>
-          <w:tcPr>
-            <w:tcW w:w="4794" w:type="dxa"/>
-            <w:vAlign w:val="center"/>
-          </w:tcPr>
-          <w:p>
-            <w:pPr>
-              <w:spacing w:after="0"/>
-            </w:pPr>
-            <w:r>
-              <w:rPr>
-                <w:sz w:val="17"/>
-              </w:rPr>
-              <w:t xml:space="preserve">A controlled record generated during </w:t>
-            </w:r>
-            <w:proofErr w:type="spellStart"/>
-            <w:r>
-              <w:rPr>
-                <w:sz w:val="17"/>
-              </w:rPr>
-              <w:t>precommissioning</w:t>
-            </w:r>
-            <w:proofErr w:type="spellEnd"/>
-            <w:r>
-              <w:rPr>
-                <w:sz w:val="17"/>
-              </w:rPr>
-              <w:t>, functional testing, start-up or commissioning to demonstrate execution and results of the specified activity.</w:t>
-            </w:r>
-          </w:p>
-        </w:tc>
-      </w:tr>
-      <w:tr>
-        <w:trPr>
-          <w:jc w:val="center"/>
-        </w:trPr>
-        <w:tc>
-          <w:tcPr>
-            <w:tcW w:w="4798" w:type="dxa"/>
-            <w:vAlign w:val="center"/>
-          </w:tcPr>
-          <w:p>
-            <w:pPr>
-              <w:spacing w:after="0"/>
-            </w:pPr>
-            <w:r>
-              <w:rPr>
-                <w:b/>
-                <w:sz w:val="17"/>
-              </w:rPr>
-              <w:t>HANDOVER PACKAGE</w:t>
-            </w:r>
-          </w:p>
-        </w:tc>
-        <w:tc>
-          <w:tcPr>
-            <w:tcW w:w="4794" w:type="dxa"/>
-            <w:vAlign w:val="center"/>
-          </w:tcPr>
-          <w:p>
-            <w:pPr>
-              <w:spacing w:after="0"/>
-            </w:pPr>
-            <w:r>
-              <w:rPr>
-                <w:sz w:val="17"/>
-              </w:rPr>
-              <w:t>The controlled set of accepted documents, records and structured information transferred at a defined project completion or ownership milestone.</w:t>
-            </w:r>
-          </w:p>
-        </w:tc>
-      </w:tr>
-      <w:tr>
-        <w:trPr>
-          <w:jc w:val="center"/>
-        </w:trPr>
-        <w:tc>
-          <w:tcPr>
-            <w:tcW w:w="4798" w:type="dxa"/>
-            <w:vAlign w:val="center"/>
-          </w:tcPr>
-          <w:p>
-            <w:pPr>
-              <w:spacing w:after="0"/>
-            </w:pPr>
-            <w:r>
-              <w:rPr>
-                <w:b/>
-                <w:sz w:val="17"/>
-              </w:rPr>
-              <w:t xml:space="preserve">CoC / </w:t>
-            </w:r>
-            <w:proofErr w:type="spellStart"/>
-            <w:r>
-              <w:rPr>
-                <w:b/>
-                <w:sz w:val="17"/>
-              </w:rPr>
-              <w:t>DoC</w:t>
-            </w:r>
-            <w:proofErr w:type="spellEnd"/>
-          </w:p>
-        </w:tc>
-        <w:tc>
-          <w:tcPr>
-            <w:tcW w:w="4794" w:type="dxa"/>
-            <w:vAlign w:val="center"/>
-          </w:tcPr>
-          <w:p>
-            <w:pPr>
-              <w:spacing w:after="0"/>
-            </w:pPr>
-            <w:r>
-              <w:rPr>
-                <w:sz w:val="17"/>
-              </w:rPr>
-              <w:t>Certificate of Conformity / Declaration of Conformity, where applicable, issued to demonstrate product conformity against stated requirements.</w:t>
-            </w:r>
-          </w:p>
-        </w:tc>
-      </w:tr>
-      <w:tr>
-        <w:trPr>
-          <w:jc w:val="center"/>
-        </w:trPr>
-        <w:tc>
-          <w:tcPr>
-            <w:tcW w:w="4798" w:type="dxa"/>
-            <w:vAlign w:val="center"/>
-          </w:tcPr>
-          <w:p>
-            <w:pPr>
-              <w:spacing w:after="0"/>
-            </w:pPr>
-            <w:r>
-              <w:rPr>
-                <w:b/>
-                <w:sz w:val="17"/>
-              </w:rPr>
-              <w:t>N/A</w:t>
-            </w:r>
-          </w:p>
-        </w:tc>
-        <w:tc>
-          <w:tcPr>
-            <w:tcW w:w="4794" w:type="dxa"/>
-            <w:vAlign w:val="center"/>
-          </w:tcPr>
-          <w:p>
-            <w:pPr>
-              <w:spacing w:after="0"/>
-            </w:pPr>
-            <w:r>
-              <w:rPr>
-                <w:sz w:val="17"/>
-              </w:rPr>
-              <w:t>Not Applicable. A controlled status used where a requirement does not apply to the defined scope and the exclusion is justified in accordance with project rules.</w:t>
-            </w:r>
-          </w:p>
-        </w:tc>
-      </w:tr>
-      <w:tr>
-        <w:trPr>
-          <w:jc w:val="center"/>
-        </w:trPr>
-        <w:tc>
-          <w:tcPr>
-            <w:tcW w:w="4798" w:type="dxa"/>
-            <w:vAlign w:val="center"/>
-          </w:tcPr>
-          <w:p>
-            <w:pPr>
-              <w:spacing w:after="0"/>
-              <w:rPr>
-                <w:b/>
-                <w:sz w:val="17"/>
-              </w:rPr>
-            </w:pPr>
-            <w:r>
-              <w:rPr>
-                <w:b/>
-                <w:sz w:val="17"/>
-              </w:rPr>
-              <w:t>DOCUMENT TYPE</w:t>
-            </w:r>
-          </w:p>
-        </w:tc>
-        <w:tc>
-          <w:tcPr>
-            <w:tcW w:w="4794" w:type="dxa"/>
-            <w:vAlign w:val="center"/>
-          </w:tcPr>
-          <w:p>
-            <w:pPr>
-              <w:spacing w:after="0"/>
-              <w:rPr>
-                <w:sz w:val="17"/>
-              </w:rPr>
-            </w:pPr>
-            <w:r>
-              <w:rPr>
-                <w:sz w:val="17"/>
-              </w:rPr>
-              <w:t>A controlled classification describing the purpose and content of a document or record. It is distinct from document identity, revision, workflow status and the asset identification scheme.</w:t>
-            </w:r>
-          </w:p>
-        </w:tc>
-      </w:tr>
-      <w:tr>
-        <w:trPr>
-          <w:jc w:val="center"/>
-        </w:trPr>
-        <w:tc>
-          <w:tcPr>
-            <w:tcW w:w="4798" w:type="dxa"/>
-            <w:vAlign w:val="center"/>
-          </w:tcPr>
-          <w:p>
-            <w:pPr>
-              <w:spacing w:after="0"/>
-              <w:rPr>
-                <w:b/>
-                <w:sz w:val="17"/>
-              </w:rPr>
-            </w:pPr>
-            <w:r>
-              <w:rPr>
-                <w:b/>
-                <w:sz w:val="17"/>
-              </w:rPr>
-              <w:t>LIFECYCLE STAGE</w:t>
-            </w:r>
-          </w:p>
-        </w:tc>
-        <w:tc>
-          <w:tcPr>
-            <w:tcW w:w="4794" w:type="dxa"/>
-            <w:vAlign w:val="center"/>
-          </w:tcPr>
-          <w:p>
-            <w:pPr>
-              <w:spacing w:after="0"/>
-              <w:rPr>
-                <w:sz w:val="17"/>
-              </w:rPr>
-            </w:pPr>
-            <w:r>
-              <w:rPr>
-                <w:sz w:val="17"/>
-              </w:rPr>
-              <w:t xml:space="preserve">The phase </w:t>
-            </w:r>
-            <w:proofErr w:type="gramStart"/>
-            <w:r>
-              <w:rPr>
-                <w:sz w:val="17"/>
-              </w:rPr>
-              <w:t>associated</w:t>
-            </w:r>
-            <w:proofErr w:type="gramEnd"/>
-            <w:r>
-              <w:rPr>
-                <w:sz w:val="17"/>
-              </w:rPr>
-              <w:t xml:space="preserve"> with a deliverable or activity, such as manufacturing, installation or commissioning. Stage identifies context; it does not establish review or acceptance status.</w:t>
-            </w:r>
-          </w:p>
-        </w:tc>
-      </w:tr>
-      <w:tr>
-        <w:trPr>
-          <w:jc w:val="center"/>
-        </w:trPr>
-        <w:tc>
-          <w:tcPr>
-            <w:tcW w:w="4798" w:type="dxa"/>
-            <w:vAlign w:val="center"/>
-          </w:tcPr>
-          <w:p>
-            <w:pPr>
-              <w:spacing w:after="0"/>
-              <w:rPr>
-                <w:b/>
-                <w:sz w:val="17"/>
-              </w:rPr>
-            </w:pPr>
-            <w:r>
-              <w:rPr>
-                <w:b/>
-                <w:sz w:val="17"/>
-              </w:rPr>
-              <w:t>KKS</w:t>
-            </w:r>
-          </w:p>
-        </w:tc>
-        <w:tc>
-          <w:tcPr>
-            <w:tcW w:w="4794" w:type="dxa"/>
-            <w:vAlign w:val="center"/>
-          </w:tcPr>
-          <w:p>
-            <w:pPr>
-              <w:spacing w:after="0"/>
-              <w:rPr>
-                <w:sz w:val="17"/>
-              </w:rPr>
-            </w:pPr>
-            <w:r>
-              <w:rPr>
-                <w:sz w:val="17"/>
-              </w:rPr>
-              <w:t>Kraftwerk-</w:t>
-            </w:r>
-            <w:proofErr w:type="spellStart"/>
-            <w:r>
-              <w:rPr>
-                <w:sz w:val="17"/>
-              </w:rPr>
-              <w:t>Kennzeichensystem</w:t>
-            </w:r>
-            <w:proofErr w:type="spellEnd"/>
-            <w:r>
-              <w:rPr>
-                <w:sz w:val="17"/>
-              </w:rPr>
-              <w:t xml:space="preserve">, a power plant identification system. Where </w:t>
-            </w:r>
-            <w:proofErr w:type="gramStart"/>
-            <w:r>
-              <w:rPr>
-                <w:sz w:val="17"/>
-              </w:rPr>
-              <w:t>adopted</w:t>
-            </w:r>
-            <w:proofErr w:type="gramEnd"/>
-            <w:r>
-              <w:rPr>
-                <w:sz w:val="17"/>
-              </w:rPr>
-              <w:t xml:space="preserve"> by a project, KKS identifiers link the relevant plant scope to documentation and quality evidence. This procedure does not prescribe KKS coding rules.</w:t>
-            </w:r>
-          </w:p>
-        </w:tc>
-      </w:tr>
-      <w:tr>
-        <w:trPr>
-          <w:jc w:val="center"/>
-        </w:trPr>
-        <w:tc>
-          <w:tcPr>
-            <w:tcW w:w="4798" w:type="dxa"/>
-            <w:vAlign w:val="center"/>
-          </w:tcPr>
-          <w:p>
-            <w:pPr>
-              <w:spacing w:after="0" w:line="240" w:lineRule="auto"/>
-              <w:rPr>
-                <w:rFonts w:cs="Arial"/>
+                <w:bCs/>
                 <w:sz w:val="17"/>
                 <w:szCs w:val="17"/>
               </w:rPr>
             </w:pPr>
             <w:r>
               <w:rPr>
-                <w:rStyle w:val="Pogrubienie"/>
-                <w:rFonts w:cs="Arial"/>
+                <w:b/>
+                <w:bCs/>
                 <w:sz w:val="17"/>
                 <w:szCs w:val="17"/>
               </w:rPr>
-              <w:lastRenderedPageBreak/>
-              <w:t>QA/QC</w:t>
-            </w:r>
-          </w:p>
-          <w:p>
-            <w:pPr>
-              <w:spacing w:after="0"/>
-              <w:rPr>
-                <w:rFonts w:cs="Arial"/>
-                <w:b/>
-                <w:sz w:val="17"/>
-                <w:szCs w:val="17"/>
-              </w:rPr>
-            </w:pPr>
-          </w:p>
-        </w:tc>
-        <w:tc>
-          <w:tcPr>
-            <w:tcW w:w="4794" w:type="dxa"/>
-            <w:vAlign w:val="center"/>
-          </w:tcPr>
-          <w:p>
-            <w:pPr>
-              <w:spacing w:after="0" w:line="240" w:lineRule="auto"/>
-              <w:rPr>
-                <w:rFonts w:cs="Arial"/>
+              <w:t>ITPL</w:t>
+            </w:r>
+          </w:p>
+        </w:tc>
+        <w:tc>
+          <w:tcPr>
+            <w:tcW w:w="6840" w:type="dxa"/>
+            <w:vAlign w:val="center"/>
+          </w:tcPr>
+          <w:p>
+            <w:pPr>
+              <w:spacing w:after="0" w:line="240" w:lineRule="auto"/>
+              <w:rPr>
                 <w:sz w:val="17"/>
                 <w:szCs w:val="17"/>
               </w:rPr>
@@ -8713,56 +7562,131 @@
                 <w:sz w:val="17"/>
                 <w:szCs w:val="17"/>
               </w:rPr>
-              <w:t>Quality Assurance / Quality Control.</w:t>
+              <w:t>Inspection and Test Plan.</w:t>
             </w:r>
             <w:r>
               <w:rPr>
                 <w:sz w:val="17"/>
                 <w:szCs w:val="17"/>
               </w:rPr>
-              <w:t xml:space="preserve"> Quality assurance focuses on providing confidence that quality requirements will be fulfilled. Quality control focuses on fulfilling those requirements through operational controls, inspection, testing and verification.</w:t>
+              <w:t xml:space="preserve"> A controlled detailed plan for a defined activity, work package, system, equipment item or other specified scope. It identifies the required inspections and tests, their sequence, applicable reference documents, acceptance criteria, responsible parties, intervention points, including hold and witness points where applicable, and the quality records to be generated.</w:t>
             </w:r>
           </w:p>
         </w:tc>
       </w:tr>
       <w:tr>
         <w:trPr>
+          <w:cantSplit/>
           <w:jc w:val="center"/>
         </w:trPr>
         <w:tc>
           <w:tcPr>
-            <w:tcW w:w="4798" w:type="dxa"/>
+            <w:tcW w:w="2965" w:type="dxa"/>
             <w:vAlign w:val="center"/>
           </w:tcPr>
           <w:p>
             <w:pPr>
               <w:spacing w:after="0"/>
+            </w:pPr>
+            <w:r>
               <w:rPr>
                 <w:b/>
                 <w:sz w:val="17"/>
               </w:rPr>
+              <w:t>PBS</w:t>
+            </w:r>
+          </w:p>
+        </w:tc>
+        <w:tc>
+          <w:tcPr>
+            <w:tcW w:w="6840" w:type="dxa"/>
+            <w:vAlign w:val="center"/>
+          </w:tcPr>
+          <w:p>
+            <w:pPr>
+              <w:spacing w:after="0"/>
+            </w:pPr>
+            <w:r>
+              <w:rPr>
+                <w:sz w:val="17"/>
+              </w:rPr>
+              <w:t>Package Breakdown Structure. The hierarchical breakdown used to define and control FQD packages and their relationship to the physical or functional project scope.</w:t>
+            </w:r>
+          </w:p>
+        </w:tc>
+      </w:tr>
+      <w:tr>
+        <w:trPr>
+          <w:cantSplit/>
+          <w:jc w:val="center"/>
+        </w:trPr>
+        <w:tc>
+          <w:tcPr>
+            <w:tcW w:w="2965" w:type="dxa"/>
+            <w:vAlign w:val="center"/>
+          </w:tcPr>
+          <w:p>
+            <w:pPr>
+              <w:spacing w:after="0"/>
             </w:pPr>
             <w:r>
               <w:rPr>
                 <w:b/>
                 <w:sz w:val="17"/>
               </w:rPr>
-              <w:t>KPI</w:t>
-            </w:r>
-          </w:p>
-        </w:tc>
-        <w:tc>
-          <w:tcPr>
-            <w:tcW w:w="4794" w:type="dxa"/>
-            <w:vAlign w:val="center"/>
-          </w:tcPr>
-          <w:p>
-            <w:pPr>
-              <w:spacing w:after="0" w:line="240" w:lineRule="auto"/>
+              <w:t>NCR</w:t>
+            </w:r>
+          </w:p>
+        </w:tc>
+        <w:tc>
+          <w:tcPr>
+            <w:tcW w:w="6840" w:type="dxa"/>
+            <w:vAlign w:val="center"/>
+          </w:tcPr>
+          <w:p>
+            <w:pPr>
+              <w:spacing w:after="0"/>
+            </w:pPr>
+            <w:r>
               <w:rPr>
                 <w:sz w:val="17"/>
-                <w:szCs w:val="17"/>
-              </w:rPr>
+              </w:rPr>
+              <w:t>Non-Conformity Report documenting a condition or activity that does not comply with specified requirements.</w:t>
+            </w:r>
+          </w:p>
+        </w:tc>
+      </w:tr>
+      <w:tr>
+        <w:trPr>
+          <w:cantSplit/>
+          <w:jc w:val="center"/>
+        </w:trPr>
+        <w:tc>
+          <w:tcPr>
+            <w:tcW w:w="2965" w:type="dxa"/>
+            <w:vAlign w:val="center"/>
+          </w:tcPr>
+          <w:p>
+            <w:pPr>
+              <w:spacing w:after="0"/>
+            </w:pPr>
+            <w:r>
+              <w:rPr>
+                <w:b/>
+                <w:sz w:val="17"/>
+              </w:rPr>
+              <w:t xml:space="preserve">RLM </w:t>
+            </w:r>
+          </w:p>
+        </w:tc>
+        <w:tc>
+          <w:tcPr>
+            <w:tcW w:w="6840" w:type="dxa"/>
+            <w:vAlign w:val="center"/>
+          </w:tcPr>
+          <w:p>
+            <w:pPr>
+              <w:spacing w:after="0"/>
             </w:pPr>
             <w:r>
               <w:rPr>
@@ -8772,57 +7696,389 @@
                 <w:sz w:val="17"/>
                 <w:szCs w:val="17"/>
               </w:rPr>
-              <w:t>Key Performance Indicator.</w:t>
+              <w:t>Red-Line Mark-up.</w:t>
             </w:r>
             <w:r>
               <w:rPr>
                 <w:sz w:val="17"/>
                 <w:szCs w:val="17"/>
               </w:rPr>
-              <w:t xml:space="preserve"> A measurable indicator used to evaluate progress or performance against a defined objective, such as FQD completion, review, acceptance or closure.</w:t>
+              <w:t xml:space="preserve"> A controlled</w:t>
+            </w:r>
+            <w:r>
+              <w:rPr>
+                <w:sz w:val="17"/>
+                <w:szCs w:val="17"/>
+              </w:rPr>
+              <w:t xml:space="preserve"> annotation or record capturing field changes or discrepancies for review, disposition and incorporation into final as-built documentation, including changes arising during installation, testing or commissioning where applicable.</w:t>
             </w:r>
           </w:p>
         </w:tc>
       </w:tr>
       <w:tr>
         <w:trPr>
+          <w:cantSplit/>
           <w:jc w:val="center"/>
         </w:trPr>
         <w:tc>
           <w:tcPr>
-            <w:tcW w:w="4798" w:type="dxa"/>
+            <w:tcW w:w="2965" w:type="dxa"/>
             <w:vAlign w:val="center"/>
           </w:tcPr>
           <w:p>
             <w:pPr>
               <w:spacing w:after="0"/>
+            </w:pPr>
+            <w:r>
               <w:rPr>
                 <w:b/>
                 <w:sz w:val="17"/>
               </w:rPr>
+              <w:t>N/A</w:t>
+            </w:r>
+          </w:p>
+        </w:tc>
+        <w:tc>
+          <w:tcPr>
+            <w:tcW w:w="6840" w:type="dxa"/>
+            <w:vAlign w:val="center"/>
+          </w:tcPr>
+          <w:p>
+            <w:pPr>
+              <w:spacing w:after="0"/>
+            </w:pPr>
+            <w:r>
+              <w:rPr>
+                <w:sz w:val="17"/>
+              </w:rPr>
+              <w:t>Not Applicable. A controlled status used where a requirement does not apply to the defined scope and the exclusion is justified in accordance with project rules.</w:t>
+            </w:r>
+          </w:p>
+        </w:tc>
+      </w:tr>
+      <w:tr>
+        <w:trPr>
+          <w:cantSplit/>
+          <w:jc w:val="center"/>
+        </w:trPr>
+        <w:tc>
+          <w:tcPr>
+            <w:tcW w:w="2965" w:type="dxa"/>
+            <w:vAlign w:val="center"/>
+          </w:tcPr>
+          <w:p>
+            <w:pPr>
+              <w:spacing w:after="0"/>
             </w:pPr>
             <w:r>
               <w:rPr>
                 <w:b/>
                 <w:sz w:val="17"/>
               </w:rPr>
-              <w:t>QMS</w:t>
-            </w:r>
-          </w:p>
-        </w:tc>
-        <w:tc>
-          <w:tcPr>
-            <w:tcW w:w="4794" w:type="dxa"/>
-            <w:vAlign w:val="center"/>
-          </w:tcPr>
-          <w:p>
-            <w:pPr>
-              <w:spacing w:after="0" w:line="240" w:lineRule="auto"/>
+              <w:t>RFI</w:t>
+            </w:r>
+          </w:p>
+        </w:tc>
+        <w:tc>
+          <w:tcPr>
+            <w:tcW w:w="6840" w:type="dxa"/>
+            <w:vAlign w:val="center"/>
+          </w:tcPr>
+          <w:p>
+            <w:pPr>
+              <w:spacing w:after="0"/>
+            </w:pPr>
+            <w:r>
+              <w:rPr>
+                <w:sz w:val="17"/>
+              </w:rPr>
+              <w:t xml:space="preserve">Request for Inspection: A formal request or record used to initiate, notify, document or confirm an inspection of a defined scope of work in accordance with the applicable ITP/ITPL, inspection requirements and project procedures. Where a project uses the abbreviation RFI to mean </w:t>
+            </w:r>
+            <w:r>
+              <w:rPr>
+                <w:i/>
+                <w:iCs/>
+                <w:sz w:val="17"/>
+              </w:rPr>
+              <w:t>Request for Information</w:t>
+            </w:r>
+            <w:r>
+              <w:rPr>
+                <w:sz w:val="17"/>
+              </w:rPr>
+              <w:t>, the applicable terminology and distinction shall be defined in Appendix A.</w:t>
+            </w:r>
+          </w:p>
+        </w:tc>
+      </w:tr>
+      <w:tr>
+        <w:trPr>
+          <w:cantSplit/>
+          <w:jc w:val="center"/>
+        </w:trPr>
+        <w:tc>
+          <w:tcPr>
+            <w:tcW w:w="2965" w:type="dxa"/>
+            <w:vAlign w:val="center"/>
+          </w:tcPr>
+          <w:p>
+            <w:pPr>
+              <w:spacing w:after="0"/>
+            </w:pPr>
+            <w:r>
               <w:rPr>
                 <w:b/>
-                <w:bCs/>
+                <w:sz w:val="17"/>
+              </w:rPr>
+              <w:t>WAP</w:t>
+            </w:r>
+          </w:p>
+        </w:tc>
+        <w:tc>
+          <w:tcPr>
+            <w:tcW w:w="6840" w:type="dxa"/>
+            <w:vAlign w:val="center"/>
+          </w:tcPr>
+          <w:p>
+            <w:pPr>
+              <w:spacing w:after="0"/>
+            </w:pPr>
+            <w:r>
+              <w:rPr>
+                <w:sz w:val="17"/>
+              </w:rPr>
+              <w:t>Work Activity Plan, where used by the project. A controlled planning document describing how a defined work activity will be executed, including applicable prerequisites, resources, methods, quality controls, interfaces and required records.</w:t>
+            </w:r>
+          </w:p>
+        </w:tc>
+      </w:tr>
+      <w:tr>
+        <w:trPr>
+          <w:cantSplit/>
+          <w:jc w:val="center"/>
+        </w:trPr>
+        <w:tc>
+          <w:tcPr>
+            <w:tcW w:w="2965" w:type="dxa"/>
+            <w:vAlign w:val="center"/>
+          </w:tcPr>
+          <w:p>
+            <w:pPr>
+              <w:spacing w:after="0"/>
+            </w:pPr>
+            <w:r>
+              <w:rPr>
+                <w:b/>
+                <w:sz w:val="17"/>
+              </w:rPr>
+              <w:t>MCR</w:t>
+            </w:r>
+          </w:p>
+        </w:tc>
+        <w:tc>
+          <w:tcPr>
+            <w:tcW w:w="6840" w:type="dxa"/>
+            <w:vAlign w:val="center"/>
+          </w:tcPr>
+          <w:p>
+            <w:pPr>
+              <w:spacing w:after="0"/>
+            </w:pPr>
+            <w:r>
+              <w:rPr>
+                <w:sz w:val="17"/>
+              </w:rPr>
+              <w:t>Material Compliance Record. A controlled record used, where adopted by the project, to demonstrate that a material or product has been reviewed and accepted against specified technical, contractual and statutory requirements.</w:t>
+            </w:r>
+          </w:p>
+        </w:tc>
+      </w:tr>
+      <w:tr>
+        <w:trPr>
+          <w:cantSplit/>
+          <w:jc w:val="center"/>
+        </w:trPr>
+        <w:tc>
+          <w:tcPr>
+            <w:tcW w:w="2965" w:type="dxa"/>
+            <w:vAlign w:val="center"/>
+          </w:tcPr>
+          <w:p>
+            <w:pPr>
+              <w:spacing w:after="0"/>
+            </w:pPr>
+            <w:r>
+              <w:rPr>
+                <w:b/>
+                <w:sz w:val="17"/>
+              </w:rPr>
+              <w:t>CDE</w:t>
+            </w:r>
+          </w:p>
+        </w:tc>
+        <w:tc>
+          <w:tcPr>
+            <w:tcW w:w="6840" w:type="dxa"/>
+            <w:vAlign w:val="center"/>
+          </w:tcPr>
+          <w:p>
+            <w:pPr>
+              <w:spacing w:after="0"/>
+            </w:pPr>
+            <w:r>
+              <w:rPr>
+                <w:sz w:val="17"/>
+              </w:rPr>
+              <w:t>Common Data Environment. The agreed information environment used to collect, manage and disseminate controlled project information.</w:t>
+            </w:r>
+          </w:p>
+        </w:tc>
+      </w:tr>
+      <w:tr>
+        <w:trPr>
+          <w:cantSplit/>
+          <w:jc w:val="center"/>
+        </w:trPr>
+        <w:tc>
+          <w:tcPr>
+            <w:tcW w:w="2965" w:type="dxa"/>
+            <w:vAlign w:val="center"/>
+          </w:tcPr>
+          <w:p>
+            <w:pPr>
+              <w:spacing w:after="0"/>
+              <w:rPr>
+                <w:b/>
+                <w:sz w:val="17"/>
+              </w:rPr>
+            </w:pPr>
+            <w:r>
+              <w:rPr>
+                <w:b/>
+                <w:sz w:val="17"/>
+              </w:rPr>
+              <w:t>CoC / DoC</w:t>
+            </w:r>
+          </w:p>
+        </w:tc>
+        <w:tc>
+          <w:tcPr>
+            <w:tcW w:w="6840" w:type="dxa"/>
+            <w:vAlign w:val="center"/>
+          </w:tcPr>
+          <w:p>
+            <w:pPr>
+              <w:spacing w:after="0"/>
+              <w:rPr>
+                <w:sz w:val="17"/>
+              </w:rPr>
+            </w:pPr>
+            <w:r>
+              <w:rPr>
+                <w:sz w:val="17"/>
+              </w:rPr>
+              <w:t>Certificate of Conformity / Declaration of Conformity, where applicable, issued to demonstrate product conformity against stated requirements.</w:t>
+            </w:r>
+          </w:p>
+        </w:tc>
+      </w:tr>
+      <w:tr>
+        <w:trPr>
+          <w:cantSplit/>
+          <w:jc w:val="center"/>
+        </w:trPr>
+        <w:tc>
+          <w:tcPr>
+            <w:tcW w:w="2965" w:type="dxa"/>
+            <w:vAlign w:val="center"/>
+          </w:tcPr>
+          <w:p>
+            <w:pPr>
+              <w:spacing w:after="0"/>
+              <w:rPr>
+                <w:b/>
+                <w:sz w:val="17"/>
+              </w:rPr>
+            </w:pPr>
+            <w:r>
+              <w:rPr>
+                <w:b/>
+                <w:sz w:val="17"/>
+              </w:rPr>
+              <w:t>KKS</w:t>
+            </w:r>
+          </w:p>
+        </w:tc>
+        <w:tc>
+          <w:tcPr>
+            <w:tcW w:w="6840" w:type="dxa"/>
+            <w:vAlign w:val="center"/>
+          </w:tcPr>
+          <w:p>
+            <w:pPr>
+              <w:spacing w:after="0"/>
+              <w:rPr>
+                <w:sz w:val="17"/>
+              </w:rPr>
+            </w:pPr>
+            <w:r>
+              <w:rPr>
+                <w:sz w:val="17"/>
+              </w:rPr>
+              <w:t>Kraftwerk-Kennzeichensystem, a power plant identification system. Where adopted by a project, KKS identifiers link the relevant plant scope to documentation and quality evidence. This procedure does not prescribe KKS coding rules.</w:t>
+            </w:r>
+          </w:p>
+        </w:tc>
+      </w:tr>
+      <w:tr>
+        <w:trPr>
+          <w:cantSplit/>
+          <w:jc w:val="center"/>
+        </w:trPr>
+        <w:tc>
+          <w:tcPr>
+            <w:tcW w:w="2965" w:type="dxa"/>
+            <w:vAlign w:val="center"/>
+          </w:tcPr>
+          <w:p>
+            <w:pPr>
+              <w:spacing w:after="0" w:line="240" w:lineRule="auto"/>
+              <w:rPr>
+                <w:rFonts w:cs="Arial"/>
                 <w:sz w:val="17"/>
                 <w:szCs w:val="17"/>
+              </w:rPr>
+            </w:pPr>
+            <w:r>
+              <w:rPr>
+                <w:rStyle w:val="Pogrubienie"/>
+                <w:rFonts w:cs="Arial"/>
+                <w:sz w:val="17"/>
+                <w:szCs w:val="17"/>
+              </w:rPr>
+              <w:t>QA/QC</w:t>
+            </w:r>
+          </w:p>
+          <w:p>
+            <w:pPr>
+              <w:spacing w:after="0"/>
+              <w:rPr>
+                <w:b/>
+                <w:sz w:val="17"/>
+              </w:rPr>
+            </w:pPr>
+          </w:p>
+        </w:tc>
+        <w:tc>
+          <w:tcPr>
+            <w:tcW w:w="6840" w:type="dxa"/>
+            <w:vAlign w:val="center"/>
+          </w:tcPr>
+          <w:p>
+            <w:pPr>
+              <w:spacing w:after="0"/>
+              <w:rPr>
+                <w:sz w:val="17"/>
               </w:rPr>
             </w:pPr>
             <w:r>
@@ -8833,34 +8089,26 @@
                 <w:sz w:val="17"/>
                 <w:szCs w:val="17"/>
               </w:rPr>
-              <w:t>Quality Management System.</w:t>
-            </w:r>
-            <w:r>
-              <w:rPr>
-                <w:b/>
-                <w:bCs/>
+              <w:t>Quality Assurance / Quality Control.</w:t>
+            </w:r>
+            <w:r>
+              <w:rPr>
                 <w:sz w:val="17"/>
                 <w:szCs w:val="17"/>
               </w:rPr>
-              <w:t xml:space="preserve"> </w:t>
-            </w:r>
-            <w:r>
-              <w:rPr>
-                <w:sz w:val="17"/>
-                <w:szCs w:val="17"/>
-              </w:rPr>
-              <w:t>A set of interrelated processes, responsibilities and resources used to establish quality policies and objectives, achieve those objectives and fulfil applicable quality requirements.</w:t>
+              <w:t xml:space="preserve"> Quality assurance focuses on providing confidence that quality requirements will be fulfilled. Quality control focuses on fulfilling those requirements through operational controls, inspection, testing and verification.</w:t>
             </w:r>
           </w:p>
         </w:tc>
       </w:tr>
       <w:tr>
         <w:trPr>
+          <w:cantSplit/>
           <w:jc w:val="center"/>
         </w:trPr>
         <w:tc>
           <w:tcPr>
-            <w:tcW w:w="4798" w:type="dxa"/>
+            <w:tcW w:w="2965" w:type="dxa"/>
             <w:vAlign w:val="center"/>
           </w:tcPr>
           <w:p>
@@ -8876,18 +8124,23 @@
                 <w:b/>
                 <w:sz w:val="17"/>
               </w:rPr>
-              <w:t>I&amp;C</w:t>
-            </w:r>
-          </w:p>
-        </w:tc>
-        <w:tc>
-          <w:tcPr>
-            <w:tcW w:w="4794" w:type="dxa"/>
-            <w:vAlign w:val="center"/>
-          </w:tcPr>
-          <w:p>
-            <w:pPr>
-              <w:spacing w:after="0" w:line="240" w:lineRule="auto"/>
+              <w:t>KPI</w:t>
+            </w:r>
+          </w:p>
+        </w:tc>
+        <w:tc>
+          <w:tcPr>
+            <w:tcW w:w="6840" w:type="dxa"/>
+            <w:vAlign w:val="center"/>
+          </w:tcPr>
+          <w:p>
+            <w:pPr>
+              <w:spacing w:after="0"/>
+              <w:rPr>
+                <w:sz w:val="17"/>
+              </w:rPr>
+            </w:pPr>
+            <w:r>
               <w:rPr>
                 <w:rStyle w:val="Pogrubienie"/>
                 <w:b w:val="0"/>
@@ -8895,6 +8148,56 @@
                 <w:sz w:val="17"/>
                 <w:szCs w:val="17"/>
               </w:rPr>
+              <w:t>Key Performance Indicator.</w:t>
+            </w:r>
+            <w:r>
+              <w:rPr>
+                <w:sz w:val="17"/>
+                <w:szCs w:val="17"/>
+              </w:rPr>
+              <w:t xml:space="preserve"> A measurable indicator used to evaluate progress or performance against a defined objective, such as FQD completion, review, acceptance or closure.</w:t>
+            </w:r>
+          </w:p>
+        </w:tc>
+      </w:tr>
+      <w:tr>
+        <w:trPr>
+          <w:cantSplit/>
+          <w:jc w:val="center"/>
+        </w:trPr>
+        <w:tc>
+          <w:tcPr>
+            <w:tcW w:w="2965" w:type="dxa"/>
+            <w:vAlign w:val="center"/>
+          </w:tcPr>
+          <w:p>
+            <w:pPr>
+              <w:spacing w:after="0"/>
+              <w:rPr>
+                <w:b/>
+                <w:sz w:val="17"/>
+              </w:rPr>
+            </w:pPr>
+            <w:r>
+              <w:rPr>
+                <w:b/>
+                <w:sz w:val="17"/>
+              </w:rPr>
+              <w:t>QMS</w:t>
+            </w:r>
+          </w:p>
+        </w:tc>
+        <w:tc>
+          <w:tcPr>
+            <w:tcW w:w="6840" w:type="dxa"/>
+            <w:vAlign w:val="center"/>
+          </w:tcPr>
+          <w:p>
+            <w:pPr>
+              <w:spacing w:after="0"/>
+              <w:rPr>
+                <w:sz w:val="17"/>
+              </w:rPr>
             </w:pPr>
             <w:r>
               <w:rPr>
@@ -8904,32 +8207,1011 @@
                 <w:sz w:val="17"/>
                 <w:szCs w:val="17"/>
               </w:rPr>
-              <w:t>Instrumentation and Control.</w:t>
-            </w:r>
-            <w:r>
-              <w:rPr>
+              <w:t>Quality Management System.</w:t>
+            </w:r>
+            <w:r>
+              <w:rPr>
+                <w:b/>
+                <w:bCs/>
                 <w:sz w:val="17"/>
                 <w:szCs w:val="17"/>
               </w:rPr>
+              <w:t xml:space="preserve"> </w:t>
+            </w:r>
+            <w:r>
+              <w:rPr>
+                <w:sz w:val="17"/>
+                <w:szCs w:val="17"/>
+              </w:rPr>
+              <w:t>A set of interrelated processes, responsibilities and resources used to establish quality policies and objectives, achieve those objectives and fulfil applicable quality requirements.</w:t>
+            </w:r>
+          </w:p>
+        </w:tc>
+      </w:tr>
+      <w:tr>
+        <w:trPr>
+          <w:cantSplit/>
+          <w:jc w:val="center"/>
+        </w:trPr>
+        <w:tc>
+          <w:tcPr>
+            <w:tcW w:w="2965" w:type="dxa"/>
+            <w:vAlign w:val="center"/>
+          </w:tcPr>
+          <w:p>
+            <w:pPr>
+              <w:spacing w:after="0"/>
+              <w:rPr>
+                <w:b/>
+                <w:sz w:val="17"/>
+              </w:rPr>
+            </w:pPr>
+            <w:r>
+              <w:rPr>
+                <w:b/>
+                <w:sz w:val="17"/>
+              </w:rPr>
+              <w:t>I&amp;C</w:t>
+            </w:r>
+          </w:p>
+        </w:tc>
+        <w:tc>
+          <w:tcPr>
+            <w:tcW w:w="6840" w:type="dxa"/>
+            <w:vAlign w:val="center"/>
+          </w:tcPr>
+          <w:p>
+            <w:pPr>
+              <w:spacing w:after="0"/>
+              <w:rPr>
+                <w:sz w:val="17"/>
+              </w:rPr>
+            </w:pPr>
+            <w:r>
+              <w:rPr>
+                <w:rStyle w:val="Pogrubienie"/>
+                <w:b w:val="0"/>
+                <w:bCs w:val="0"/>
+                <w:sz w:val="17"/>
+                <w:szCs w:val="17"/>
+              </w:rPr>
+              <w:t>Instrumentation and Control.</w:t>
+            </w:r>
+            <w:r>
+              <w:rPr>
+                <w:sz w:val="17"/>
+                <w:szCs w:val="17"/>
+              </w:rPr>
               <w:t xml:space="preserve"> Systems, equipment and functions used to measure, monitor and control industrial processes.</w:t>
+            </w:r>
+          </w:p>
+        </w:tc>
+      </w:tr>
+      <w:tr>
+        <w:trPr>
+          <w:cantSplit/>
+          <w:jc w:val="center"/>
+        </w:trPr>
+        <w:tc>
+          <w:tcPr>
+            <w:tcW w:w="2965" w:type="dxa"/>
+            <w:vAlign w:val="center"/>
+          </w:tcPr>
+          <w:p>
+            <w:pPr>
+              <w:spacing w:after="0"/>
+            </w:pPr>
+            <w:r>
+              <w:rPr>
+                <w:b/>
+                <w:sz w:val="17"/>
+              </w:rPr>
+              <w:t>EDMS</w:t>
+            </w:r>
+          </w:p>
+        </w:tc>
+        <w:tc>
+          <w:tcPr>
+            <w:tcW w:w="6840" w:type="dxa"/>
+            <w:vAlign w:val="center"/>
+          </w:tcPr>
+          <w:p>
+            <w:pPr>
+              <w:spacing w:after="0"/>
+            </w:pPr>
+            <w:r>
+              <w:rPr>
+                <w:sz w:val="17"/>
+              </w:rPr>
+              <w:t>Electronic Document Management System. A controlled electronic system used for document registration, review, approval, distribution, revision control and archival.</w:t>
+            </w:r>
+          </w:p>
+        </w:tc>
+      </w:tr>
+      <w:tr>
+        <w:trPr>
+          <w:cantSplit/>
+          <w:jc w:val="center"/>
+        </w:trPr>
+        <w:tc>
+          <w:tcPr>
+            <w:tcW w:w="2965" w:type="dxa"/>
+            <w:vAlign w:val="center"/>
+          </w:tcPr>
+          <w:p>
+            <w:pPr>
+              <w:spacing w:after="0"/>
+              <w:rPr>
+                <w:b/>
+                <w:sz w:val="17"/>
+              </w:rPr>
+            </w:pPr>
+            <w:r>
+              <w:rPr>
+                <w:b/>
+                <w:sz w:val="17"/>
+              </w:rPr>
+              <w:t>MS</w:t>
+            </w:r>
+          </w:p>
+        </w:tc>
+        <w:tc>
+          <w:tcPr>
+            <w:tcW w:w="6840" w:type="dxa"/>
+            <w:vAlign w:val="center"/>
+          </w:tcPr>
+          <w:p>
+            <w:pPr>
+              <w:spacing w:after="0" w:line="240" w:lineRule="auto"/>
+              <w:rPr>
+                <w:sz w:val="17"/>
+                <w:szCs w:val="17"/>
+              </w:rPr>
+            </w:pPr>
+            <w:r>
+              <w:rPr>
+                <w:sz w:val="17"/>
+                <w:szCs w:val="17"/>
+              </w:rPr>
+              <w:t>Method Statement. A controlled document describing how a defined work activity will be executed. It identifies the scope, prerequisites, work sequence, responsibilities, resources, equipment, applicable technical requirements and measures for controlling quality, health, safety and environmental risks. It references the applicable inspection and test plans and associated records, where required.</w:t>
+            </w:r>
+          </w:p>
+        </w:tc>
+      </w:tr>
+      <w:tr>
+        <w:trPr>
+          <w:cantSplit/>
+          <w:jc w:val="center"/>
+        </w:trPr>
+        <w:tc>
+          <w:tcPr>
+            <w:tcW w:w="2965" w:type="dxa"/>
+            <w:vAlign w:val="center"/>
+          </w:tcPr>
+          <w:p>
+            <w:pPr>
+              <w:spacing w:after="0"/>
+              <w:rPr>
+                <w:b/>
+                <w:sz w:val="17"/>
+              </w:rPr>
+            </w:pPr>
+            <w:r>
+              <w:rPr>
+                <w:b/>
+                <w:sz w:val="17"/>
+              </w:rPr>
+              <w:t>WOP</w:t>
+            </w:r>
+          </w:p>
+        </w:tc>
+        <w:tc>
+          <w:tcPr>
+            <w:tcW w:w="6840" w:type="dxa"/>
+            <w:vAlign w:val="center"/>
+          </w:tcPr>
+          <w:p>
+            <w:pPr>
+              <w:spacing w:after="0" w:line="240" w:lineRule="auto"/>
+              <w:rPr>
+                <w:sz w:val="17"/>
+                <w:szCs w:val="17"/>
+              </w:rPr>
+            </w:pPr>
+            <w:r>
+              <w:rPr>
+                <w:rStyle w:val="Pogrubienie"/>
+                <w:b w:val="0"/>
+                <w:bCs w:val="0"/>
+                <w:sz w:val="17"/>
+                <w:szCs w:val="17"/>
+              </w:rPr>
+              <w:t>Works Organization Plan.</w:t>
+            </w:r>
+            <w:r>
+              <w:rPr>
+                <w:sz w:val="17"/>
+                <w:szCs w:val="17"/>
+              </w:rPr>
+              <w:t xml:space="preserve"> A controlled document defining the organizational and logistical arrangements for a specified scope of work, including responsibilities, work sequencing, site layout, access, resources, coordination interfaces and applicable safety arrangements. It provides the organizational basis for execution and references detailed work methods and inspection or test plans, as applicable.</w:t>
+            </w:r>
+          </w:p>
+        </w:tc>
+      </w:tr>
+      <w:tr>
+        <w:trPr>
+          <w:cantSplit/>
+          <w:jc w:val="center"/>
+        </w:trPr>
+        <w:tc>
+          <w:tcPr>
+            <w:tcW w:w="2965" w:type="dxa"/>
+            <w:vAlign w:val="center"/>
+          </w:tcPr>
+          <w:p>
+            <w:pPr>
+              <w:spacing w:after="0"/>
+              <w:rPr>
+                <w:b/>
+                <w:sz w:val="17"/>
+              </w:rPr>
+            </w:pPr>
+            <w:r>
+              <w:rPr>
+                <w:b/>
+                <w:sz w:val="17"/>
+              </w:rPr>
+              <w:lastRenderedPageBreak/>
+              <w:t>STQ</w:t>
+            </w:r>
+          </w:p>
+        </w:tc>
+        <w:tc>
+          <w:tcPr>
+            <w:tcW w:w="6840" w:type="dxa"/>
+            <w:vAlign w:val="center"/>
+          </w:tcPr>
+          <w:p>
+            <w:pPr>
+              <w:spacing w:after="0" w:line="240" w:lineRule="auto"/>
+              <w:rPr>
+                <w:rStyle w:val="Pogrubienie"/>
+                <w:b w:val="0"/>
+                <w:bCs w:val="0"/>
+                <w:sz w:val="17"/>
+                <w:szCs w:val="17"/>
+              </w:rPr>
+            </w:pPr>
+            <w:r>
+              <w:rPr>
+                <w:rStyle w:val="Pogrubienie"/>
+                <w:b w:val="0"/>
+                <w:bCs w:val="0"/>
+                <w:sz w:val="17"/>
+                <w:szCs w:val="17"/>
+              </w:rPr>
+              <w:t>Site Technical Query.</w:t>
+            </w:r>
+            <w:r>
+              <w:rPr>
+                <w:sz w:val="17"/>
+                <w:szCs w:val="17"/>
+              </w:rPr>
+              <w:t xml:space="preserve"> A controlled request for clarification or resolution of a technical issue identified during site execution, including ambiguities, omissions or discrepancies in design documents, specifications or site conditions. The query, authorized response, affected documents and resulting actions shall remain traceable. Any resulting change shall follow the applicable project change-control and approval process.</w:t>
+            </w:r>
+          </w:p>
+        </w:tc>
+      </w:tr>
+      <w:tr>
+        <w:trPr>
+          <w:cantSplit/>
+          <w:jc w:val="center"/>
+        </w:trPr>
+        <w:tc>
+          <w:tcPr>
+            <w:tcW w:w="2965" w:type="dxa"/>
+            <w:vAlign w:val="center"/>
+          </w:tcPr>
+          <w:p>
+            <w:pPr>
+              <w:spacing w:after="0"/>
+              <w:rPr>
+                <w:b/>
+                <w:sz w:val="17"/>
+              </w:rPr>
+            </w:pPr>
+            <w:r>
+              <w:rPr>
+                <w:b/>
+                <w:sz w:val="17"/>
+              </w:rPr>
+              <w:t>DSR</w:t>
+            </w:r>
+          </w:p>
+        </w:tc>
+        <w:tc>
+          <w:tcPr>
+            <w:tcW w:w="6840" w:type="dxa"/>
+            <w:vAlign w:val="center"/>
+          </w:tcPr>
+          <w:p>
+            <w:pPr>
+              <w:spacing w:after="0" w:line="240" w:lineRule="auto"/>
+              <w:rPr>
+                <w:rStyle w:val="Pogrubienie"/>
+                <w:b w:val="0"/>
+                <w:bCs w:val="0"/>
+                <w:sz w:val="17"/>
+                <w:szCs w:val="17"/>
+              </w:rPr>
+            </w:pPr>
+            <w:r>
+              <w:rPr>
+                <w:sz w:val="17"/>
+                <w:szCs w:val="17"/>
+              </w:rPr>
+              <w:t>Designer’s Supervision Record</w:t>
+            </w:r>
+            <w:r>
+              <w:rPr>
+                <w:sz w:val="17"/>
+                <w:szCs w:val="17"/>
+              </w:rPr>
+              <w:t xml:space="preserve">. </w:t>
+            </w:r>
+            <w:r>
+              <w:rPr>
+                <w:sz w:val="17"/>
+                <w:szCs w:val="17"/>
+              </w:rPr>
+              <w:t>A controlled record documenting a technical query and the designer’s clarification, assessment or proposed design solution during execution. It identifies the affected scope and documents, the designer’s response and any required approvals or follow-up actions, maintaining traceability to the applicable design-change and as-built documentation processes.</w:t>
+            </w:r>
+          </w:p>
+        </w:tc>
+      </w:tr>
+      <w:tr>
+        <w:trPr>
+          <w:cantSplit/>
+          <w:jc w:val="center"/>
+        </w:trPr>
+        <w:tc>
+          <w:tcPr>
+            <w:tcW w:w="2965" w:type="dxa"/>
+            <w:vAlign w:val="center"/>
+          </w:tcPr>
+          <w:p>
+            <w:pPr>
+              <w:spacing w:after="0"/>
+              <w:rPr>
+                <w:b/>
+                <w:sz w:val="17"/>
+              </w:rPr>
+            </w:pPr>
+            <w:r>
+              <w:rPr>
+                <w:b/>
+                <w:sz w:val="17"/>
+              </w:rPr>
+              <w:t>FQD PACKAGE</w:t>
+            </w:r>
+          </w:p>
+        </w:tc>
+        <w:tc>
+          <w:tcPr>
+            <w:tcW w:w="6840" w:type="dxa"/>
+            <w:vAlign w:val="center"/>
+          </w:tcPr>
+          <w:p>
+            <w:pPr>
+              <w:spacing w:after="0"/>
+              <w:rPr>
+                <w:sz w:val="17"/>
+              </w:rPr>
+            </w:pPr>
+            <w:r>
+              <w:rPr>
+                <w:sz w:val="17"/>
+              </w:rPr>
+              <w:t>A discrete, controlled set of quality records associated with a defined system, subsystem, area, discipline, work package, equipment group or other agreed scope.</w:t>
+            </w:r>
+          </w:p>
+        </w:tc>
+      </w:tr>
+      <w:tr>
+        <w:trPr>
+          <w:cantSplit/>
+          <w:jc w:val="center"/>
+        </w:trPr>
+        <w:tc>
+          <w:tcPr>
+            <w:tcW w:w="2965" w:type="dxa"/>
+            <w:vAlign w:val="center"/>
+          </w:tcPr>
+          <w:p>
+            <w:pPr>
+              <w:spacing w:after="0"/>
+            </w:pPr>
+            <w:r>
+              <w:rPr>
+                <w:b/>
+                <w:sz w:val="17"/>
+              </w:rPr>
+              <w:t>PACKAGE OWNER</w:t>
+            </w:r>
+          </w:p>
+        </w:tc>
+        <w:tc>
+          <w:tcPr>
+            <w:tcW w:w="6840" w:type="dxa"/>
+            <w:vAlign w:val="center"/>
+          </w:tcPr>
+          <w:p>
+            <w:pPr>
+              <w:spacing w:after="0"/>
+            </w:pPr>
+            <w:r>
+              <w:rPr>
+                <w:sz w:val="17"/>
+              </w:rPr>
+              <w:t>The person or function accountable for completeness and readiness of a defined FQD package within the execution organization.</w:t>
+            </w:r>
+          </w:p>
+        </w:tc>
+      </w:tr>
+      <w:tr>
+        <w:trPr>
+          <w:cantSplit/>
+          <w:jc w:val="center"/>
+        </w:trPr>
+        <w:tc>
+          <w:tcPr>
+            <w:tcW w:w="2965" w:type="dxa"/>
+            <w:vAlign w:val="center"/>
+          </w:tcPr>
+          <w:p>
+            <w:pPr>
+              <w:spacing w:after="0"/>
+              <w:rPr>
+                <w:b/>
+                <w:sz w:val="17"/>
+              </w:rPr>
+            </w:pPr>
+            <w:r>
+              <w:rPr>
+                <w:b/>
+                <w:sz w:val="17"/>
+              </w:rPr>
+              <w:t>PROGRESSIVE ASSURANCE</w:t>
+            </w:r>
+          </w:p>
+        </w:tc>
+        <w:tc>
+          <w:tcPr>
+            <w:tcW w:w="6840" w:type="dxa"/>
+            <w:vAlign w:val="center"/>
+          </w:tcPr>
+          <w:p>
+            <w:pPr>
+              <w:spacing w:after="0"/>
+              <w:rPr>
+                <w:sz w:val="17"/>
+              </w:rPr>
+            </w:pPr>
+            <w:r>
+              <w:rPr>
+                <w:sz w:val="17"/>
+              </w:rPr>
+              <w:t>Continuous confirmation of conformity by generating, verifying and controlling quality records as the associated work is executed.</w:t>
+            </w:r>
+          </w:p>
+        </w:tc>
+      </w:tr>
+      <w:tr>
+        <w:trPr>
+          <w:cantSplit/>
+          <w:jc w:val="center"/>
+        </w:trPr>
+        <w:tc>
+          <w:tcPr>
+            <w:tcW w:w="2965" w:type="dxa"/>
+            <w:vAlign w:val="center"/>
+          </w:tcPr>
+          <w:p>
+            <w:pPr>
+              <w:spacing w:after="0"/>
+            </w:pPr>
+            <w:r>
+              <w:rPr>
+                <w:b/>
+                <w:sz w:val="17"/>
+              </w:rPr>
+              <w:t>QUALITY RECORD</w:t>
+            </w:r>
+          </w:p>
+        </w:tc>
+        <w:tc>
+          <w:tcPr>
+            <w:tcW w:w="6840" w:type="dxa"/>
+            <w:vAlign w:val="center"/>
+          </w:tcPr>
+          <w:p>
+            <w:pPr>
+              <w:spacing w:after="0"/>
+            </w:pPr>
+            <w:r>
+              <w:rPr>
+                <w:sz w:val="17"/>
+              </w:rPr>
+              <w:t>Documented evidence that an inspection, test, verification, review, approval, acceptance or other quality activity has been performed.</w:t>
+            </w:r>
+          </w:p>
+        </w:tc>
+      </w:tr>
+      <w:tr>
+        <w:trPr>
+          <w:cantSplit/>
+          <w:jc w:val="center"/>
+        </w:trPr>
+        <w:tc>
+          <w:tcPr>
+            <w:tcW w:w="2965" w:type="dxa"/>
+            <w:vAlign w:val="center"/>
+          </w:tcPr>
+          <w:p>
+            <w:pPr>
+              <w:spacing w:after="0"/>
+            </w:pPr>
+            <w:r>
+              <w:rPr>
+                <w:b/>
+                <w:sz w:val="17"/>
+              </w:rPr>
+              <w:t>WITNESS POINT</w:t>
+            </w:r>
+          </w:p>
+        </w:tc>
+        <w:tc>
+          <w:tcPr>
+            <w:tcW w:w="6840" w:type="dxa"/>
+            <w:vAlign w:val="center"/>
+          </w:tcPr>
+          <w:p>
+            <w:pPr>
+              <w:spacing w:after="0"/>
+            </w:pPr>
+            <w:r>
+              <w:rPr>
+                <w:sz w:val="17"/>
+              </w:rPr>
+              <w:t xml:space="preserve">A defined point at which a designated party is given the opportunity to witness an inspection or test in accordance with the </w:t>
+            </w:r>
+            <w:r>
+              <w:rPr>
+                <w:sz w:val="17"/>
+              </w:rPr>
+              <w:t>applicable ITPL or project procedure</w:t>
+            </w:r>
+            <w:r>
+              <w:rPr>
+                <w:sz w:val="17"/>
+              </w:rPr>
+              <w:t>.</w:t>
+            </w:r>
+          </w:p>
+        </w:tc>
+      </w:tr>
+      <w:tr>
+        <w:trPr>
+          <w:cantSplit/>
+          <w:jc w:val="center"/>
+        </w:trPr>
+        <w:tc>
+          <w:tcPr>
+            <w:tcW w:w="2965" w:type="dxa"/>
+            <w:vAlign w:val="center"/>
+          </w:tcPr>
+          <w:p>
+            <w:pPr>
+              <w:spacing w:after="0"/>
+            </w:pPr>
+            <w:r>
+              <w:rPr>
+                <w:b/>
+                <w:sz w:val="17"/>
+              </w:rPr>
+              <w:t>TRACEABILITY</w:t>
+            </w:r>
+          </w:p>
+        </w:tc>
+        <w:tc>
+          <w:tcPr>
+            <w:tcW w:w="6840" w:type="dxa"/>
+            <w:vAlign w:val="center"/>
+          </w:tcPr>
+          <w:p>
+            <w:pPr>
+              <w:spacing w:after="0"/>
+            </w:pPr>
+            <w:r>
+              <w:rPr>
+                <w:sz w:val="17"/>
+              </w:rPr>
+              <w:t>Ability to establish an unambiguous relationship between the physical installation or material and the relevant documents, certificates, inspections, tests and approvals.</w:t>
+            </w:r>
+          </w:p>
+        </w:tc>
+      </w:tr>
+      <w:tr>
+        <w:trPr>
+          <w:cantSplit/>
+          <w:jc w:val="center"/>
+        </w:trPr>
+        <w:tc>
+          <w:tcPr>
+            <w:tcW w:w="2965" w:type="dxa"/>
+            <w:vAlign w:val="center"/>
+          </w:tcPr>
+          <w:p>
+            <w:pPr>
+              <w:spacing w:after="0"/>
+            </w:pPr>
+            <w:r>
+              <w:rPr>
+                <w:b/>
+                <w:sz w:val="17"/>
+              </w:rPr>
+              <w:t>DEVIATION / CONCESSION</w:t>
+            </w:r>
+          </w:p>
+        </w:tc>
+        <w:tc>
+          <w:tcPr>
+            <w:tcW w:w="6840" w:type="dxa"/>
+            <w:vAlign w:val="center"/>
+          </w:tcPr>
+          <w:p>
+            <w:pPr>
+              <w:spacing w:after="0"/>
+            </w:pPr>
+            <w:r>
+              <w:rPr>
+                <w:sz w:val="17"/>
+              </w:rPr>
+              <w:t>A formally reviewed and approved departure from a specified requirement or acceptance of a nonconforming condition, as defined by the applicable project process.</w:t>
+            </w:r>
+          </w:p>
+        </w:tc>
+      </w:tr>
+      <w:tr>
+        <w:trPr>
+          <w:cantSplit/>
+          <w:jc w:val="center"/>
+        </w:trPr>
+        <w:tc>
+          <w:tcPr>
+            <w:tcW w:w="2965" w:type="dxa"/>
+            <w:vAlign w:val="center"/>
+          </w:tcPr>
+          <w:p>
+            <w:pPr>
+              <w:spacing w:after="0"/>
+            </w:pPr>
+            <w:r>
+              <w:rPr>
+                <w:b/>
+                <w:sz w:val="17"/>
+              </w:rPr>
+              <w:t>OPEN POINT / PUNCH ITEM</w:t>
+            </w:r>
+          </w:p>
+        </w:tc>
+        <w:tc>
+          <w:tcPr>
+            <w:tcW w:w="6840" w:type="dxa"/>
+            <w:vAlign w:val="center"/>
+          </w:tcPr>
+          <w:p>
+            <w:pPr>
+              <w:spacing w:after="0"/>
+            </w:pPr>
+            <w:r>
+              <w:rPr>
+                <w:sz w:val="17"/>
+              </w:rPr>
+              <w:t>An identified incomplete, defective or unresolved item requiring action before the applicable completion or acceptance milestone.</w:t>
+            </w:r>
+          </w:p>
+        </w:tc>
+      </w:tr>
+      <w:tr>
+        <w:trPr>
+          <w:cantSplit/>
+          <w:jc w:val="center"/>
+        </w:trPr>
+        <w:tc>
+          <w:tcPr>
+            <w:tcW w:w="2965" w:type="dxa"/>
+            <w:vAlign w:val="center"/>
+          </w:tcPr>
+          <w:p>
+            <w:pPr>
+              <w:spacing w:after="0"/>
+            </w:pPr>
+            <w:r>
+              <w:rPr>
+                <w:b/>
+                <w:sz w:val="17"/>
+              </w:rPr>
+              <w:t>AS-BUILT DOCUMENTATION</w:t>
+            </w:r>
+          </w:p>
+        </w:tc>
+        <w:tc>
+          <w:tcPr>
+            <w:tcW w:w="6840" w:type="dxa"/>
+            <w:vAlign w:val="center"/>
+          </w:tcPr>
+          <w:p>
+            <w:pPr>
+              <w:spacing w:after="0"/>
+              <w:rPr>
+                <w:sz w:val="17"/>
+              </w:rPr>
+            </w:pPr>
+            <w:r>
+              <w:rPr>
+                <w:sz w:val="17"/>
+              </w:rPr>
+              <w:t>Final controlled technical documentation reflecting the verified actual installed condition.</w:t>
+            </w:r>
+          </w:p>
+          <w:p>
+            <w:pPr>
+              <w:spacing w:after="0"/>
+            </w:pPr>
+          </w:p>
+        </w:tc>
+      </w:tr>
+      <w:tr>
+        <w:trPr>
+          <w:cantSplit/>
+          <w:jc w:val="center"/>
+        </w:trPr>
+        <w:tc>
+          <w:tcPr>
+            <w:tcW w:w="2965" w:type="dxa"/>
+            <w:vAlign w:val="center"/>
+          </w:tcPr>
+          <w:p>
+            <w:pPr>
+              <w:spacing w:after="0"/>
+            </w:pPr>
+            <w:r>
+              <w:rPr>
+                <w:b/>
+                <w:sz w:val="17"/>
+              </w:rPr>
+              <w:t>SYSTEM COMPLETION</w:t>
+            </w:r>
+          </w:p>
+        </w:tc>
+        <w:tc>
+          <w:tcPr>
+            <w:tcW w:w="6840" w:type="dxa"/>
+            <w:vAlign w:val="center"/>
+          </w:tcPr>
+          <w:p>
+            <w:pPr>
+              <w:spacing w:after="0" w:line="240" w:lineRule="auto"/>
+              <w:rPr>
+                <w:sz w:val="17"/>
+                <w:szCs w:val="17"/>
+              </w:rPr>
+            </w:pPr>
+            <w:r>
+              <w:rPr>
+                <w:sz w:val="17"/>
+              </w:rPr>
+              <w:t>The controlled process of demonstrating that a defined system or subsystem has reached the required state of construction, inspection, testing and documentation readiness for the next project phase.</w:t>
+            </w:r>
+          </w:p>
+        </w:tc>
+      </w:tr>
+      <w:tr>
+        <w:trPr>
+          <w:cantSplit/>
+          <w:jc w:val="center"/>
+        </w:trPr>
+        <w:tc>
+          <w:tcPr>
+            <w:tcW w:w="2965" w:type="dxa"/>
+            <w:vAlign w:val="center"/>
+          </w:tcPr>
+          <w:p>
+            <w:pPr>
+              <w:spacing w:after="0"/>
+            </w:pPr>
+            <w:r>
+              <w:rPr>
+                <w:b/>
+                <w:sz w:val="17"/>
+              </w:rPr>
+              <w:t>COMMISSIONING RECORD</w:t>
+            </w:r>
+          </w:p>
+        </w:tc>
+        <w:tc>
+          <w:tcPr>
+            <w:tcW w:w="6840" w:type="dxa"/>
+            <w:vAlign w:val="center"/>
+          </w:tcPr>
+          <w:p>
+            <w:pPr>
+              <w:spacing w:after="0"/>
+            </w:pPr>
+            <w:r>
+              <w:rPr>
+                <w:sz w:val="17"/>
+              </w:rPr>
+              <w:t>A controlled record generated during precommissioning, functional testing, start-up or commissioning to demonstrate execution and results of the specified activity.</w:t>
+            </w:r>
+          </w:p>
+        </w:tc>
+      </w:tr>
+      <w:tr>
+        <w:trPr>
+          <w:cantSplit/>
+          <w:jc w:val="center"/>
+        </w:trPr>
+        <w:tc>
+          <w:tcPr>
+            <w:tcW w:w="2965" w:type="dxa"/>
+            <w:vAlign w:val="center"/>
+          </w:tcPr>
+          <w:p>
+            <w:pPr>
+              <w:spacing w:after="0"/>
+            </w:pPr>
+            <w:r>
+              <w:rPr>
+                <w:b/>
+                <w:sz w:val="17"/>
+              </w:rPr>
+              <w:t>HANDOVER PACKAGE</w:t>
+            </w:r>
+          </w:p>
+        </w:tc>
+        <w:tc>
+          <w:tcPr>
+            <w:tcW w:w="6840" w:type="dxa"/>
+            <w:vAlign w:val="center"/>
+          </w:tcPr>
+          <w:p>
+            <w:pPr>
+              <w:spacing w:after="0"/>
+            </w:pPr>
+            <w:r>
+              <w:rPr>
+                <w:sz w:val="17"/>
+              </w:rPr>
+              <w:t>The controlled set of accepted documents, records and structured information transferred at a defined project completion or ownership milestone.</w:t>
+            </w:r>
+          </w:p>
+        </w:tc>
+      </w:tr>
+      <w:tr>
+        <w:trPr>
+          <w:cantSplit/>
+          <w:jc w:val="center"/>
+        </w:trPr>
+        <w:tc>
+          <w:tcPr>
+            <w:tcW w:w="2965" w:type="dxa"/>
+            <w:vAlign w:val="center"/>
+          </w:tcPr>
+          <w:p>
+            <w:pPr>
+              <w:spacing w:after="0"/>
+            </w:pPr>
+            <w:r>
+              <w:rPr>
+                <w:b/>
+                <w:sz w:val="17"/>
+              </w:rPr>
+              <w:t>DOCUMENT TYPE</w:t>
+            </w:r>
+          </w:p>
+        </w:tc>
+        <w:tc>
+          <w:tcPr>
+            <w:tcW w:w="6840" w:type="dxa"/>
+            <w:vAlign w:val="center"/>
+          </w:tcPr>
+          <w:p>
+            <w:pPr>
+              <w:spacing w:after="0"/>
+            </w:pPr>
+            <w:r>
+              <w:rPr>
+                <w:sz w:val="17"/>
+              </w:rPr>
+              <w:t>A controlled classification describing the purpose and content of a document or record. It is distinct from document identity, revision, workflow status and the asset identification scheme.</w:t>
+            </w:r>
+          </w:p>
+        </w:tc>
+      </w:tr>
+      <w:tr>
+        <w:trPr>
+          <w:cantSplit/>
+          <w:jc w:val="center"/>
+        </w:trPr>
+        <w:tc>
+          <w:tcPr>
+            <w:tcW w:w="2965" w:type="dxa"/>
+            <w:vAlign w:val="center"/>
+          </w:tcPr>
+          <w:p>
+            <w:pPr>
+              <w:spacing w:after="0"/>
+            </w:pPr>
+            <w:r>
+              <w:rPr>
+                <w:b/>
+                <w:sz w:val="17"/>
+              </w:rPr>
+              <w:t>LIFECYCLE STAGE</w:t>
+            </w:r>
+          </w:p>
+        </w:tc>
+        <w:tc>
+          <w:tcPr>
+            <w:tcW w:w="6840" w:type="dxa"/>
+            <w:vAlign w:val="center"/>
+          </w:tcPr>
+          <w:p>
+            <w:pPr>
+              <w:spacing w:after="0"/>
+            </w:pPr>
+            <w:r>
+              <w:rPr>
+                <w:sz w:val="17"/>
+              </w:rPr>
+              <w:t>The phase associated with a deliverable or activity, such as manufacturing, installation or commissioning. Stage identifies context; it does not establish review or acceptance status.</w:t>
             </w:r>
           </w:p>
         </w:tc>
       </w:tr>
     </w:tbl>
+    <w:p/>
+    <w:p>
+      <w:r>
+        <w:t>The distinction between ITP and ITPL used in this procedure is a convention adopted within the PQD-FH framework. Project-specific terminology, document hierarchy and the mapping of equivalent inspection and test planning documents shall be defined in Appendix A or the applicable project procedures.</w:t>
+      </w:r>
+    </w:p>
     <w:p>
       <w:pPr>
-        <w:pStyle w:val="Nagwek1"/>
-        <w:spacing w:before="160" w:after="80"/>
+        <w:spacing w:after="200" w:line="276" w:lineRule="auto"/>
+        <w:rPr>
+          <w:rFonts w:asciiTheme="majorHAnsi" w:eastAsiaTheme="majorEastAsia" w:hAnsiTheme="majorHAnsi" w:cstheme="majorBidi"/>
+          <w:b/>
+          <w:bCs/>
+          <w:color w:val="1F4E78"/>
+          <w:sz w:val="30"/>
+          <w:szCs w:val="28"/>
+        </w:rPr>
       </w:pPr>
+      <w:r>
+        <w:br w:type="page"/>
+      </w:r>
     </w:p>
     <w:p>
       <w:pPr>
         <w:pStyle w:val="Nagwek1"/>
         <w:spacing w:before="160" w:after="80"/>
       </w:pPr>
-      <w:bookmarkStart w:id="9" w:name="_Toc242369356"/>
+      <w:bookmarkStart w:id="9" w:name="_Toc242696583"/>
       <w:r>
+        <w:lastRenderedPageBreak/>
         <w:t>5. ROLES, RESPONSIBILITIES AND PACKAGE OWNERSHIP</w:t>
       </w:r>
       <w:bookmarkEnd w:id="9"/>
@@ -9216,24 +9498,13 @@
         </w:rPr>
       </w:pPr>
       <w:r>
-        <w:br w:type="page"/>
-      </w:r>
-    </w:p>
-    <w:p>
-      <w:pPr>
         <w:rPr>
           <w:rFonts w:asciiTheme="majorHAnsi" w:hAnsiTheme="majorHAnsi" w:cstheme="majorHAnsi"/>
+          <w:b/>
+          <w:bCs/>
           <w:sz w:val="24"/>
           <w:szCs w:val="24"/>
         </w:rPr>
-      </w:pPr>
-      <w:r>
-        <w:rPr>
-          <w:rFonts w:asciiTheme="majorHAnsi" w:hAnsiTheme="majorHAnsi" w:cstheme="majorHAnsi"/>
-          <w:sz w:val="24"/>
-          <w:szCs w:val="24"/>
-        </w:rPr>
-        <w:lastRenderedPageBreak/>
         <w:t>Commissioning</w:t>
       </w:r>
     </w:p>
@@ -9385,6 +9656,7 @@
         <w:pStyle w:val="Listapunktowana"/>
       </w:pPr>
       <w:r>
+        <w:lastRenderedPageBreak/>
         <w:t>Confirm final acceptance in accordance with project completion process.</w:t>
       </w:r>
     </w:p>
@@ -9422,22 +9694,14 @@
         <w:pStyle w:val="Listapunktowana"/>
       </w:pPr>
       <w:r>
-        <w:t xml:space="preserve">Maintain traceability </w:t>
-      </w:r>
-      <w:proofErr w:type="gramStart"/>
-      <w:r>
-        <w:t>to</w:t>
-      </w:r>
-      <w:proofErr w:type="gramEnd"/>
-      <w:r>
-        <w:t xml:space="preserve"> the applicable product, equipment, serial number, batch, lot or other required identifier.</w:t>
+        <w:t>Maintain traceability to the applicable product, equipment, serial number, batch, lot or other required identifier.</w:t>
       </w:r>
     </w:p>
     <w:p>
       <w:pPr>
         <w:pStyle w:val="Nagwek1"/>
       </w:pPr>
-      <w:bookmarkStart w:id="10" w:name="_Toc242369357"/>
+      <w:bookmarkStart w:id="10" w:name="_Toc242696584"/>
       <w:r>
         <w:t>6. FQD PLANNING AND PACKAGE BREAKDOWN STRUCTURE</w:t>
       </w:r>
@@ -9447,7 +9711,7 @@
       <w:pPr>
         <w:pStyle w:val="Nagwek2"/>
       </w:pPr>
-      <w:bookmarkStart w:id="11" w:name="_Toc242369358"/>
+      <w:bookmarkStart w:id="11" w:name="_Toc242696585"/>
       <w:r>
         <w:t>6.1 Package Planning</w:t>
       </w:r>
@@ -9477,7 +9741,7 @@
       <w:pPr>
         <w:pStyle w:val="Nagwek2"/>
       </w:pPr>
-      <w:bookmarkStart w:id="12" w:name="_Toc242369359"/>
+      <w:bookmarkStart w:id="12" w:name="_Toc242696586"/>
       <w:r>
         <w:t>6.2 Minimum Package Definition</w:t>
       </w:r>
@@ -9485,15 +9749,7 @@
     </w:p>
     <w:p>
       <w:r>
-        <w:t xml:space="preserve">Each FQD package shall </w:t>
-      </w:r>
-      <w:proofErr w:type="gramStart"/>
-      <w:r>
-        <w:t>define,</w:t>
-      </w:r>
-      <w:proofErr w:type="gramEnd"/>
-      <w:r>
-        <w:t xml:space="preserve"> as a minimum:</w:t>
+        <w:t>Each FQD package shall define, as a minimum:</w:t>
       </w:r>
     </w:p>
     <w:p>
@@ -9588,9 +9844,8 @@
       <w:pPr>
         <w:pStyle w:val="Nagwek2"/>
       </w:pPr>
-      <w:bookmarkStart w:id="13" w:name="_Toc242369360"/>
+      <w:bookmarkStart w:id="13" w:name="_Toc242696587"/>
       <w:r>
-        <w:lastRenderedPageBreak/>
         <w:t>6.3 Package Boundary Control</w:t>
       </w:r>
       <w:bookmarkEnd w:id="13"/>
@@ -9620,7 +9875,7 @@
         <w:pStyle w:val="Nagwek1"/>
         <w:spacing w:before="160" w:after="80"/>
       </w:pPr>
-      <w:bookmarkStart w:id="14" w:name="_Toc242369361"/>
+      <w:bookmarkStart w:id="14" w:name="_Toc242696588"/>
       <w:r>
         <w:t>7. FQD DELIVERABLES IDENTIFICATION AND REQUIREMENTS MATRIX</w:t>
       </w:r>
@@ -9631,7 +9886,7 @@
         <w:pStyle w:val="Nagwek2"/>
         <w:spacing w:before="160" w:after="80"/>
       </w:pPr>
-      <w:bookmarkStart w:id="15" w:name="_Toc242369362"/>
+      <w:bookmarkStart w:id="15" w:name="_Toc242696589"/>
       <w:r>
         <w:t>7.1 Basis of Required Records</w:t>
       </w:r>
@@ -9652,8 +9907,9 @@
         <w:pStyle w:val="Nagwek2"/>
         <w:spacing w:line="288" w:lineRule="auto"/>
       </w:pPr>
-      <w:bookmarkStart w:id="16" w:name="_Toc242369363"/>
+      <w:bookmarkStart w:id="16" w:name="_Toc242696590"/>
       <w:r>
+        <w:lastRenderedPageBreak/>
         <w:t>7.2 FQD Deliverables Matrix</w:t>
       </w:r>
       <w:bookmarkEnd w:id="16"/>
@@ -9862,15 +10118,7 @@
         <w:spacing w:line="288" w:lineRule="auto"/>
       </w:pPr>
       <w:r>
-        <w:t xml:space="preserve">Each required deliverable shall have a unique controlled reference, such as a Deliverable ID or an equivalent reference maintained in the project registers or information system. As supporting records become available, this reference shall link the requirement to the corresponding document or record IDs and applicable revisions in the document register. Where a deliverable requires several records, the expected record population and the status of each required record shall remain identifiable. Counts reported in Appendix F shall be traceable to these requirements and </w:t>
-      </w:r>
-      <w:proofErr w:type="gramStart"/>
-      <w:r>
-        <w:t>supporting</w:t>
-      </w:r>
-      <w:proofErr w:type="gramEnd"/>
-      <w:r>
-        <w:t xml:space="preserve"> records, allowing missing records, duplicate entries and superseded versions to be distinguished.</w:t>
+        <w:t>Each required deliverable shall have a unique controlled reference, such as a Deliverable ID or an equivalent reference maintained in the project registers or information system. As supporting records become available, this reference shall link the requirement to the corresponding document or record IDs and applicable revisions in the document register. Where a deliverable requires several records, the expected record population and the status of each required record shall remain identifiable. Counts reported in Appendix F shall be traceable to these requirements and supporting records, allowing missing records, duplicate entries and superseded versions to be distinguished.</w:t>
       </w:r>
     </w:p>
     <w:p>
@@ -9878,7 +10126,7 @@
         <w:pStyle w:val="Nagwek2"/>
         <w:spacing w:before="160" w:after="80"/>
       </w:pPr>
-      <w:bookmarkStart w:id="17" w:name="_Toc242369364"/>
+      <w:bookmarkStart w:id="17" w:name="_Toc242696591"/>
       <w:r>
         <w:t>7.3 Link to ITP / ITPL</w:t>
       </w:r>
@@ -9899,24 +10147,15 @@
         <w:pStyle w:val="Nagwek2"/>
         <w:spacing w:before="160" w:after="80"/>
       </w:pPr>
-      <w:bookmarkStart w:id="18" w:name="_Toc242369365"/>
+      <w:bookmarkStart w:id="18" w:name="_Toc242696592"/>
       <w:r>
-        <w:lastRenderedPageBreak/>
         <w:t>7.4 Look-Ahead Review</w:t>
       </w:r>
       <w:bookmarkEnd w:id="18"/>
     </w:p>
     <w:p>
       <w:r>
-        <w:t xml:space="preserve">The FQD Deliverables Matrix shall be periodically reviewed against the applicable short-term construction, installation, inspection, testing and commissioning look-ahead </w:t>
-      </w:r>
-      <w:proofErr w:type="spellStart"/>
-      <w:r>
-        <w:t>programme</w:t>
-      </w:r>
-      <w:proofErr w:type="spellEnd"/>
-      <w:r>
-        <w:t>.</w:t>
+        <w:t>The FQD Deliverables Matrix shall be periodically reviewed against the applicable short-term construction, installation, inspection, testing and commissioning look-ahead programme.</w:t>
       </w:r>
     </w:p>
     <w:p>
@@ -9928,7 +10167,7 @@
       <w:pPr>
         <w:pStyle w:val="Nagwek2"/>
       </w:pPr>
-      <w:bookmarkStart w:id="19" w:name="_Toc242369366"/>
+      <w:bookmarkStart w:id="19" w:name="_Toc242696593"/>
       <w:r>
         <w:t>7.5 Document Classification and Project Code Mapping</w:t>
       </w:r>
@@ -9970,8 +10209,9 @@
         <w:pStyle w:val="Nagwek1"/>
         <w:spacing w:before="160" w:after="80"/>
       </w:pPr>
-      <w:bookmarkStart w:id="20" w:name="_Toc242369367"/>
+      <w:bookmarkStart w:id="20" w:name="_Toc242696594"/>
       <w:r>
+        <w:lastRenderedPageBreak/>
         <w:t>8. PROGRESSIVE COMPILATION AND QUALITY RECORD GENERATION</w:t>
       </w:r>
       <w:bookmarkEnd w:id="20"/>
@@ -9981,7 +10221,7 @@
         <w:pStyle w:val="Nagwek2"/>
         <w:spacing w:before="160" w:after="80"/>
       </w:pPr>
-      <w:bookmarkStart w:id="21" w:name="_Toc242369368"/>
+      <w:bookmarkStart w:id="21" w:name="_Toc242696595"/>
       <w:r>
         <w:t>8.1 Progressive Compilation</w:t>
       </w:r>
@@ -10002,7 +10242,7 @@
         <w:pStyle w:val="Nagwek2"/>
         <w:spacing w:before="160" w:after="80"/>
       </w:pPr>
-      <w:bookmarkStart w:id="22" w:name="_Toc242369369"/>
+      <w:bookmarkStart w:id="22" w:name="_Toc242696596"/>
       <w:r>
         <w:t>8.2 Record Generation at Source</w:t>
       </w:r>
@@ -10015,15 +10255,7 @@
     </w:p>
     <w:p>
       <w:r>
-        <w:t xml:space="preserve">Records </w:t>
-      </w:r>
-      <w:proofErr w:type="gramStart"/>
-      <w:r>
-        <w:t>shall</w:t>
-      </w:r>
-      <w:proofErr w:type="gramEnd"/>
-      <w:r>
-        <w:t xml:space="preserve"> be created at, or as close as practicable to, the time the activity is performed. Late reconstruction of records from memory, undocumented verbal information or uncontrolled sources shall not be used as a substitute for contemporaneous objective evidence.</w:t>
+        <w:t>Records shall be created at, or as close as practicable to, the time the activity is performed. Late reconstruction of records from memory, undocumented verbal information or uncontrolled sources shall not be used as a substitute for contemporaneous objective evidence.</w:t>
       </w:r>
     </w:p>
     <w:p>
@@ -10031,7 +10263,7 @@
         <w:pStyle w:val="Nagwek2"/>
         <w:spacing w:before="160" w:after="80"/>
       </w:pPr>
-      <w:bookmarkStart w:id="23" w:name="_Toc242369370"/>
+      <w:bookmarkStart w:id="23" w:name="_Toc242696597"/>
       <w:r>
         <w:t>8.3 Supply Chain Flow-Down</w:t>
       </w:r>
@@ -10044,15 +10276,7 @@
     </w:p>
     <w:p>
       <w:r>
-        <w:t xml:space="preserve">Required </w:t>
-      </w:r>
-      <w:proofErr w:type="gramStart"/>
-      <w:r>
-        <w:t>vendor</w:t>
-      </w:r>
-      <w:proofErr w:type="gramEnd"/>
-      <w:r>
-        <w:t>, manufacturing and factory documentation shall be identified sufficiently early to allow review, comment resolution and correction before shipment, delivery or final package submission, as applicable.</w:t>
+        <w:t>Required vendor, manufacturing and factory documentation shall be identified sufficiently early to allow review, comment resolution and correction before shipment, delivery or final package submission, as applicable.</w:t>
       </w:r>
     </w:p>
     <w:p>
@@ -10065,7 +10289,7 @@
         <w:pStyle w:val="Nagwek2"/>
         <w:spacing w:before="160" w:after="80"/>
       </w:pPr>
-      <w:bookmarkStart w:id="24" w:name="_Toc242369371"/>
+      <w:bookmarkStart w:id="24" w:name="_Toc242696598"/>
       <w:r>
         <w:t>8.4 Record Quality</w:t>
       </w:r>
@@ -10151,9 +10375,8 @@
       <w:pPr>
         <w:pStyle w:val="Nagwek2"/>
       </w:pPr>
-      <w:bookmarkStart w:id="25" w:name="_Toc242369372"/>
+      <w:bookmarkStart w:id="25" w:name="_Toc242696599"/>
       <w:r>
-        <w:lastRenderedPageBreak/>
         <w:t>8.5 Evidence Across Lifecycle Stages</w:t>
       </w:r>
       <w:bookmarkEnd w:id="25"/>
@@ -10172,11 +10395,28 @@
     </w:p>
     <w:p>
       <w:pPr>
+        <w:spacing w:after="200" w:line="276" w:lineRule="auto"/>
+        <w:rPr>
+          <w:rFonts w:asciiTheme="majorHAnsi" w:eastAsiaTheme="majorEastAsia" w:hAnsiTheme="majorHAnsi" w:cstheme="majorBidi"/>
+          <w:b/>
+          <w:bCs/>
+          <w:color w:val="1F4E78"/>
+          <w:sz w:val="30"/>
+          <w:szCs w:val="28"/>
+        </w:rPr>
+      </w:pPr>
+      <w:r>
+        <w:br w:type="page"/>
+      </w:r>
+    </w:p>
+    <w:p>
+      <w:pPr>
         <w:pStyle w:val="Nagwek1"/>
         <w:spacing w:before="160" w:after="80"/>
       </w:pPr>
-      <w:bookmarkStart w:id="26" w:name="_Toc242369373"/>
+      <w:bookmarkStart w:id="26" w:name="_Toc242696600"/>
       <w:r>
+        <w:lastRenderedPageBreak/>
         <w:t>9. STANDARD FQD PACKAGE STRUCTURE</w:t>
       </w:r>
       <w:bookmarkEnd w:id="26"/>
@@ -10839,21 +11079,7 @@
               <w:rPr>
                 <w:sz w:val="17"/>
               </w:rPr>
-              <w:t xml:space="preserve">Mapping between installed </w:t>
-            </w:r>
-            <w:proofErr w:type="gramStart"/>
-            <w:r>
-              <w:rPr>
-                <w:sz w:val="17"/>
-              </w:rPr>
-              <w:t>item</w:t>
-            </w:r>
-            <w:proofErr w:type="gramEnd"/>
-            <w:r>
-              <w:rPr>
-                <w:sz w:val="17"/>
-              </w:rPr>
-              <w:t>, serial/batch/lot and supporting records.</w:t>
+              <w:t>Mapping between installed item, serial/batch/lot and supporting records.</w:t>
             </w:r>
           </w:p>
         </w:tc>
@@ -11197,19 +11423,11 @@
             <w:pPr>
               <w:spacing w:after="0"/>
             </w:pPr>
-            <w:proofErr w:type="gramStart"/>
             <w:r>
               <w:rPr>
                 <w:sz w:val="17"/>
               </w:rPr>
-              <w:t>NCRs,</w:t>
-            </w:r>
-            <w:proofErr w:type="gramEnd"/>
-            <w:r>
-              <w:rPr>
-                <w:sz w:val="17"/>
-              </w:rPr>
-              <w:t xml:space="preserve"> approved concessions/deviations and closure/disposition evidence.</w:t>
+              <w:t>NCRs, approved concessions/deviations and closure/disposition evidence.</w:t>
             </w:r>
           </w:p>
         </w:tc>
@@ -11369,47 +11587,36 @@
             <w:pPr>
               <w:spacing w:after="0"/>
             </w:pPr>
-            <w:proofErr w:type="spellStart"/>
             <w:r>
               <w:rPr>
                 <w:b/>
                 <w:sz w:val="17"/>
               </w:rPr>
-              <w:t>Precommissioning</w:t>
-            </w:r>
-            <w:proofErr w:type="spellEnd"/>
-            <w:r>
-              <w:rPr>
-                <w:b/>
+              <w:t>Precommissioning / Commissioning Records</w:t>
+            </w:r>
+          </w:p>
+        </w:tc>
+        <w:tc>
+          <w:tcPr>
+            <w:tcW w:w="4716" w:type="dxa"/>
+            <w:vAlign w:val="center"/>
+          </w:tcPr>
+          <w:p>
+            <w:pPr>
+              <w:spacing w:after="0"/>
+            </w:pPr>
+            <w:r>
+              <w:rPr>
                 <w:sz w:val="17"/>
               </w:rPr>
-              <w:t xml:space="preserve"> / Commissioning Records</w:t>
-            </w:r>
-          </w:p>
-        </w:tc>
-        <w:tc>
-          <w:tcPr>
-            <w:tcW w:w="4716" w:type="dxa"/>
-            <w:vAlign w:val="center"/>
-          </w:tcPr>
-          <w:p>
-            <w:pPr>
-              <w:spacing w:after="0"/>
-            </w:pPr>
+              <w:t xml:space="preserve">Applicable readiness, loop, functional, </w:t>
+            </w:r>
             <w:r>
               <w:rPr>
                 <w:sz w:val="17"/>
               </w:rPr>
-              <w:t xml:space="preserve">Applicable readiness, loop, functional, </w:t>
-            </w:r>
-            <w:proofErr w:type="spellStart"/>
-            <w:r>
-              <w:rPr>
-                <w:sz w:val="17"/>
-              </w:rPr>
               <w:t>precommissioning</w:t>
             </w:r>
-            <w:proofErr w:type="spellEnd"/>
             <w:r>
               <w:rPr>
                 <w:sz w:val="17"/>
@@ -11600,21 +11807,7 @@
               <w:rPr>
                 <w:sz w:val="17"/>
               </w:rPr>
-              <w:t xml:space="preserve">Controlled PDF and native files, registers, indexes and structured data; software and configuration deliverables </w:t>
-            </w:r>
-            <w:proofErr w:type="gramStart"/>
-            <w:r>
-              <w:rPr>
-                <w:sz w:val="17"/>
-              </w:rPr>
-              <w:t>where</w:t>
-            </w:r>
-            <w:proofErr w:type="gramEnd"/>
-            <w:r>
-              <w:rPr>
-                <w:sz w:val="17"/>
-              </w:rPr>
-              <w:t xml:space="preserve"> required by the handover scope.</w:t>
+              <w:t>Controlled PDF and native files, registers, indexes and structured data; software and configuration deliverables where required by the handover scope.</w:t>
             </w:r>
           </w:p>
         </w:tc>
@@ -11625,7 +11818,7 @@
         <w:pStyle w:val="Nagwek1"/>
         <w:spacing w:before="160" w:after="80"/>
       </w:pPr>
-      <w:bookmarkStart w:id="27" w:name="_Toc242369374"/>
+      <w:bookmarkStart w:id="27" w:name="_Toc242696601"/>
       <w:r>
         <w:lastRenderedPageBreak/>
         <w:t>10. MATERIAL AND EQUIPMENT DOCUMENTATION</w:t>
@@ -11637,7 +11830,7 @@
         <w:pStyle w:val="Nagwek2"/>
         <w:spacing w:before="160" w:after="80"/>
       </w:pPr>
-      <w:bookmarkStart w:id="28" w:name="_Toc242369375"/>
+      <w:bookmarkStart w:id="28" w:name="_Toc242696602"/>
       <w:r>
         <w:t>10.1 Material / Equipment Documentation Lifecycle</w:t>
       </w:r>
@@ -11817,7 +12010,7 @@
         <w:pStyle w:val="Nagwek2"/>
         <w:spacing w:before="160" w:after="80"/>
       </w:pPr>
-      <w:bookmarkStart w:id="29" w:name="_Toc242369376"/>
+      <w:bookmarkStart w:id="29" w:name="_Toc242696603"/>
       <w:r>
         <w:t>10.2 Material / Equipment Index</w:t>
       </w:r>
@@ -11838,7 +12031,7 @@
         <w:pStyle w:val="Nagwek2"/>
         <w:spacing w:before="160" w:after="80"/>
       </w:pPr>
-      <w:bookmarkStart w:id="30" w:name="_Toc242369377"/>
+      <w:bookmarkStart w:id="30" w:name="_Toc242696604"/>
       <w:r>
         <w:t>10.3 Risk-Proportionate Traceability</w:t>
       </w:r>
@@ -11856,15 +12049,7 @@
     </w:p>
     <w:p>
       <w:r>
-        <w:t xml:space="preserve">Unit-level traceability </w:t>
-      </w:r>
-      <w:proofErr w:type="gramStart"/>
-      <w:r>
-        <w:t>shall</w:t>
-      </w:r>
-      <w:proofErr w:type="gramEnd"/>
-      <w:r>
-        <w:t xml:space="preserve"> not be required where batch-, lot- or type-level traceability is sufficient to demonstrate conformity with the applicable requirements.</w:t>
+        <w:t>Unit-level traceability shall not be required where batch-, lot- or type-level traceability is sufficient to demonstrate conformity with the applicable requirements.</w:t>
       </w:r>
     </w:p>
     <w:p>
@@ -11872,7 +12057,7 @@
         <w:pStyle w:val="Nagwek2"/>
         <w:spacing w:before="160" w:after="80"/>
       </w:pPr>
-      <w:bookmarkStart w:id="31" w:name="_Toc242369378"/>
+      <w:bookmarkStart w:id="31" w:name="_Toc242696605"/>
       <w:r>
         <w:t>10.4 Typical Traceability Chains</w:t>
       </w:r>
@@ -11931,7 +12116,7 @@
         <w:pStyle w:val="Nagwek1"/>
         <w:spacing w:before="160" w:after="80"/>
       </w:pPr>
-      <w:bookmarkStart w:id="32" w:name="_Toc242369379"/>
+      <w:bookmarkStart w:id="32" w:name="_Toc242696606"/>
       <w:r>
         <w:lastRenderedPageBreak/>
         <w:t>11. INSPECTION, TEST AND CALIBRATION RECORDS</w:t>
@@ -11943,7 +12128,7 @@
         <w:pStyle w:val="Nagwek2"/>
         <w:spacing w:before="160" w:after="80"/>
       </w:pPr>
-      <w:bookmarkStart w:id="33" w:name="_Toc242369380"/>
+      <w:bookmarkStart w:id="33" w:name="_Toc242696607"/>
       <w:r>
         <w:t>11.1 Inspection Records</w:t>
       </w:r>
@@ -11966,15 +12151,7 @@
     </w:p>
     <w:p>
       <w:r>
-        <w:t xml:space="preserve">Where an inspection is rejected, interrupted or not performed, the record shall identify the reason and distinguish the scope </w:t>
-      </w:r>
-      <w:proofErr w:type="gramStart"/>
-      <w:r>
-        <w:t>actually inspected</w:t>
-      </w:r>
-      <w:proofErr w:type="gramEnd"/>
-      <w:r>
-        <w:t xml:space="preserve"> from any scope not inspected. Subsequent inspection records shall remain traceable to the original record, any required corrective actions or outstanding prerequisites, and the resulting disposition.</w:t>
+        <w:t>Where an inspection is rejected, interrupted or not performed, the record shall identify the reason and distinguish the scope actually inspected from any scope not inspected. Subsequent inspection records shall remain traceable to the original record, any required corrective actions or outstanding prerequisites, and the resulting disposition.</w:t>
       </w:r>
     </w:p>
     <w:p>
@@ -11982,7 +12159,7 @@
         <w:pStyle w:val="Nagwek2"/>
         <w:spacing w:before="160" w:after="80"/>
       </w:pPr>
-      <w:bookmarkStart w:id="34" w:name="_Toc242369381"/>
+      <w:bookmarkStart w:id="34" w:name="_Toc242696608"/>
       <w:r>
         <w:t>11.2 Test Records</w:t>
       </w:r>
@@ -11993,15 +12170,7 @@
         <w:spacing w:line="264" w:lineRule="auto"/>
       </w:pPr>
       <w:r>
-        <w:t xml:space="preserve">Test records shall identify the tested item or scope, test date, applicable test method or procedure, test equipment used where relevant, measured or observed results, acceptance criteria, </w:t>
-      </w:r>
-      <w:proofErr w:type="gramStart"/>
-      <w:r>
-        <w:t>final result</w:t>
-      </w:r>
-      <w:proofErr w:type="gramEnd"/>
-      <w:r>
-        <w:t xml:space="preserve"> or status and responsible parties. The test time and relevant test conditions shall also be recorded where necessary for interpretation or verification of the results.</w:t>
+        <w:t>Test records shall identify the tested item or scope, test date, applicable test method or procedure, test equipment used where relevant, measured or observed results, acceptance criteria, final result or status and responsible parties. The test time and relevant test conditions shall also be recorded where necessary for interpretation or verification of the results.</w:t>
       </w:r>
     </w:p>
     <w:p>
@@ -12009,15 +12178,7 @@
         <w:spacing w:line="264" w:lineRule="auto"/>
       </w:pPr>
       <w:r>
-        <w:t xml:space="preserve">The record shall contain sufficient information to allow subsequent verification of the test performed and the basis for the acceptance conclusion. Where permitted by the applicable record requirements, detailed results may be provided in separate controlled reports or attachments, </w:t>
-      </w:r>
-      <w:proofErr w:type="gramStart"/>
-      <w:r>
-        <w:t>provided that</w:t>
-      </w:r>
-      <w:proofErr w:type="gramEnd"/>
-      <w:r>
-        <w:t xml:space="preserve"> these are unambiguously referenced, relate to the same tested scope and remain retrievable. Such references shall identify the applicable revision or issue, where relevant.</w:t>
+        <w:t>The record shall contain sufficient information to allow subsequent verification of the test performed and the basis for the acceptance conclusion. Where permitted by the applicable record requirements, detailed results may be provided in separate controlled reports or attachments, provided that these are unambiguously referenced, relate to the same tested scope and remain retrievable. Such references shall identify the applicable revision or issue, where relevant.</w:t>
       </w:r>
     </w:p>
     <w:p>
@@ -12025,15 +12186,7 @@
         <w:spacing w:line="264" w:lineRule="auto"/>
       </w:pPr>
       <w:r>
-        <w:t xml:space="preserve">Where a test fails, is interrupted or is declared invalid, the original record shall be retained and shall identify the test status, the scope </w:t>
-      </w:r>
-      <w:proofErr w:type="gramStart"/>
-      <w:r>
-        <w:t>actually tested</w:t>
-      </w:r>
-      <w:proofErr w:type="gramEnd"/>
-      <w:r>
-        <w:t>, the results obtained and the reason where known. Any investigation, correction, corrective action or other required disposition shall remain traceable to that record. Subsequent test records shall identify the original test reference, the scope retested and the resulting acceptance decision. A successful retest shall not overwrite or obscure the original results or any applicable non-conformity and closure history.</w:t>
+        <w:t>Where a test fails, is interrupted or is declared invalid, the original record shall be retained and shall identify the test status, the scope actually tested, the results obtained and the reason where known. Any investigation, correction, corrective action or other required disposition shall remain traceable to that record. Subsequent test records shall identify the original test reference, the scope retested and the resulting acceptance decision. A successful retest shall not overwrite or obscure the original results or any applicable non-conformity and closure history.</w:t>
       </w:r>
     </w:p>
     <w:p>
@@ -12041,7 +12194,7 @@
         <w:pStyle w:val="Nagwek2"/>
         <w:spacing w:before="160" w:after="80"/>
       </w:pPr>
-      <w:bookmarkStart w:id="35" w:name="_Toc242369382"/>
+      <w:bookmarkStart w:id="35" w:name="_Toc242696609"/>
       <w:r>
         <w:t>11.3 Calibration / Verification Records</w:t>
       </w:r>
@@ -12077,7 +12230,7 @@
         <w:pStyle w:val="Nagwek2"/>
         <w:spacing w:before="160" w:after="80"/>
       </w:pPr>
-      <w:bookmarkStart w:id="36" w:name="_Toc242369383"/>
+      <w:bookmarkStart w:id="36" w:name="_Toc242696610"/>
       <w:r>
         <w:t>11.4 Hold and Witness Points</w:t>
       </w:r>
@@ -12097,7 +12250,7 @@
       <w:pPr>
         <w:pStyle w:val="Nagwek2"/>
       </w:pPr>
-      <w:bookmarkStart w:id="37" w:name="_Toc242369384"/>
+      <w:bookmarkStart w:id="37" w:name="_Toc242696611"/>
       <w:r>
         <w:lastRenderedPageBreak/>
         <w:t>11.5 Templates and Completed Records</w:t>
@@ -12123,7 +12276,7 @@
       <w:pPr>
         <w:pStyle w:val="Nagwek1"/>
       </w:pPr>
-      <w:bookmarkStart w:id="38" w:name="_Toc242369385"/>
+      <w:bookmarkStart w:id="38" w:name="_Toc242696612"/>
       <w:r>
         <w:t>12. TRACEABILITY AND RECORD INTEGRITY</w:t>
       </w:r>
@@ -12133,7 +12286,7 @@
       <w:pPr>
         <w:pStyle w:val="Nagwek2"/>
       </w:pPr>
-      <w:bookmarkStart w:id="39" w:name="_Toc242369386"/>
+      <w:bookmarkStart w:id="39" w:name="_Toc242696613"/>
       <w:r>
         <w:t>12.1 Record Integrity Controls</w:t>
       </w:r>
@@ -12264,13 +12417,8 @@
           <w:numId w:val="12"/>
         </w:numPr>
       </w:pPr>
-      <w:proofErr w:type="gramStart"/>
       <w:r>
-        <w:t>record</w:t>
-      </w:r>
-      <w:proofErr w:type="gramEnd"/>
-      <w:r>
-        <w:t xml:space="preserve"> integrity shall be preserved through controlled storage, access, revision and transfer processes.</w:t>
+        <w:t>record integrity shall be preserved through controlled storage, access, revision and transfer processes.</w:t>
       </w:r>
     </w:p>
     <w:p>
@@ -12286,7 +12434,7 @@
       <w:pPr>
         <w:pStyle w:val="Nagwek2"/>
       </w:pPr>
-      <w:bookmarkStart w:id="40" w:name="_Toc242369387"/>
+      <w:bookmarkStart w:id="40" w:name="_Toc242696614"/>
       <w:r>
         <w:t>12.2 Asset and System Identification</w:t>
       </w:r>
@@ -12322,7 +12470,7 @@
       <w:pPr>
         <w:pStyle w:val="Nagwek2"/>
       </w:pPr>
-      <w:bookmarkStart w:id="41" w:name="_Toc242369388"/>
+      <w:bookmarkStart w:id="41" w:name="_Toc242696615"/>
       <w:r>
         <w:t>12.3 Document Register Metadata</w:t>
       </w:r>
@@ -12338,15 +12486,7 @@
         <w:spacing w:line="264" w:lineRule="auto"/>
       </w:pPr>
       <w:r>
-        <w:t xml:space="preserve">The document register shall identify the document or record ID, title, revision, status, FQD package and section, and controlled file location. It </w:t>
-      </w:r>
-      <w:proofErr w:type="gramStart"/>
-      <w:r>
-        <w:t>shall</w:t>
-      </w:r>
-      <w:proofErr w:type="gramEnd"/>
-      <w:r>
-        <w:t xml:space="preserve"> also identify the document type, lifecycle stage and related system, asset or scope; applicable change references shall be included where a record is affected by a controlled change. Required approval or acceptance evidence shall be retrievable from the register or the linked controlled workflow.</w:t>
+        <w:t>The document register shall identify the document or record ID, title, revision, status, FQD package and section, and controlled file location. It shall also identify the document type, lifecycle stage and related system, asset or scope; applicable change references shall be included where a record is affected by a controlled change. Required approval or acceptance evidence shall be retrievable from the register or the linked controlled workflow.</w:t>
       </w:r>
     </w:p>
     <w:p>
@@ -12359,15 +12499,7 @@
         <w:spacing w:line="264" w:lineRule="auto"/>
       </w:pPr>
       <w:r>
-        <w:t xml:space="preserve">These attributes may be held in linked registers or the CDE/EDMS rather than repeated in every filename. Relationships </w:t>
-      </w:r>
-      <w:proofErr w:type="gramStart"/>
-      <w:r>
-        <w:t>to</w:t>
-      </w:r>
-      <w:proofErr w:type="gramEnd"/>
-      <w:r>
-        <w:t xml:space="preserve"> multiple assets, changes or packages shall remain retrievable without creating uncontrolled copies. </w:t>
+        <w:t xml:space="preserve">These attributes may be held in linked registers or the CDE/EDMS rather than repeated in every filename. Relationships to multiple assets, changes or packages shall remain retrievable without creating uncontrolled copies. </w:t>
       </w:r>
       <w:r>
         <w:t>Appendices D.2 and D.3 illustrate the main document register and its linked classification and scope metadata table, respectively.</w:t>
@@ -12398,7 +12530,7 @@
         <w:pStyle w:val="Nagwek1"/>
         <w:spacing w:before="160" w:after="80"/>
       </w:pPr>
-      <w:bookmarkStart w:id="42" w:name="_Toc242369389"/>
+      <w:bookmarkStart w:id="42" w:name="_Toc242696616"/>
       <w:r>
         <w:lastRenderedPageBreak/>
         <w:t>13. NON-CONFORMITIES, DEVIATIONS AND OPEN POINTS</w:t>
@@ -12451,7 +12583,7 @@
         <w:pStyle w:val="Nagwek1"/>
         <w:spacing w:before="160" w:after="80"/>
       </w:pPr>
-      <w:bookmarkStart w:id="43" w:name="_Toc242369390"/>
+      <w:bookmarkStart w:id="43" w:name="_Toc242696617"/>
       <w:r>
         <w:t xml:space="preserve">14. INTERFACE WITH </w:t>
       </w:r>
@@ -12588,7 +12720,7 @@
       <w:pPr>
         <w:pStyle w:val="Nagwek2"/>
       </w:pPr>
-      <w:bookmarkStart w:id="44" w:name="_Toc242369391"/>
+      <w:bookmarkStart w:id="44" w:name="_Toc242696618"/>
       <w:r>
         <w:t>14.1 Affected Documents and Change References</w:t>
       </w:r>
@@ -12663,7 +12795,7 @@
         <w:pStyle w:val="Nagwek1"/>
         <w:spacing w:before="160" w:after="80"/>
       </w:pPr>
-      <w:bookmarkStart w:id="45" w:name="_Toc242369392"/>
+      <w:bookmarkStart w:id="45" w:name="_Toc242696619"/>
       <w:r>
         <w:lastRenderedPageBreak/>
         <w:t>15. INTERFACE WITH SYSTEM COMPLETION AND COMMISSIONING</w:t>
@@ -12704,7 +12836,7 @@
       <w:pPr>
         <w:pStyle w:val="Nagwek1"/>
       </w:pPr>
-      <w:bookmarkStart w:id="46" w:name="_Toc242369393"/>
+      <w:bookmarkStart w:id="46" w:name="_Toc242696620"/>
       <w:r>
         <w:rPr>
           <w:rStyle w:val="Nagwek1Znak"/>
@@ -12727,7 +12859,7 @@
         <w:pStyle w:val="Nagwek2"/>
         <w:spacing w:before="160" w:after="80"/>
       </w:pPr>
-      <w:bookmarkStart w:id="47" w:name="_Toc242369394"/>
+      <w:bookmarkStart w:id="47" w:name="_Toc242696621"/>
       <w:r>
         <w:t>16.1 Minimum Readiness Criteria</w:t>
       </w:r>
@@ -12914,7 +13046,7 @@
       <w:pPr>
         <w:pStyle w:val="Nagwek2"/>
       </w:pPr>
-      <w:bookmarkStart w:id="48" w:name="_Toc242369395"/>
+      <w:bookmarkStart w:id="48" w:name="_Toc242696622"/>
       <w:r>
         <w:t>16.2 Readiness Status</w:t>
       </w:r>
@@ -12951,7 +13083,7 @@
         <w:pStyle w:val="Nagwek1"/>
         <w:spacing w:before="160" w:after="80"/>
       </w:pPr>
-      <w:bookmarkStart w:id="49" w:name="_Toc242369396"/>
+      <w:bookmarkStart w:id="49" w:name="_Toc242696623"/>
       <w:r>
         <w:t>17. SUBMISSION, REVIEW, COMMENT RESOLUTION AND ACCEPTANCE</w:t>
       </w:r>
@@ -12962,7 +13094,7 @@
         <w:pStyle w:val="Nagwek2"/>
         <w:spacing w:before="160" w:after="80"/>
       </w:pPr>
-      <w:bookmarkStart w:id="50" w:name="_Toc242369397"/>
+      <w:bookmarkStart w:id="50" w:name="_Toc242696624"/>
       <w:r>
         <w:t>17.1 Generic Workflow</w:t>
       </w:r>
@@ -13186,7 +13318,7 @@
         <w:pStyle w:val="Nagwek2"/>
         <w:spacing w:before="160" w:after="80"/>
       </w:pPr>
-      <w:bookmarkStart w:id="51" w:name="_Toc242369398"/>
+      <w:bookmarkStart w:id="51" w:name="_Toc242696625"/>
       <w:r>
         <w:t>17.2 Review Comments</w:t>
       </w:r>
@@ -13201,15 +13333,7 @@
         </w:numPr>
       </w:pPr>
       <w:r>
-        <w:t xml:space="preserve">Review comments </w:t>
-      </w:r>
-      <w:proofErr w:type="gramStart"/>
-      <w:r>
-        <w:t>shall</w:t>
-      </w:r>
-      <w:proofErr w:type="gramEnd"/>
-      <w:r>
-        <w:t xml:space="preserve"> be formally recorded, traceable and controlled through to closure.</w:t>
+        <w:t>Review comments shall be formally recorded, traceable and controlled through to closure.</w:t>
       </w:r>
     </w:p>
     <w:p>
@@ -13304,13 +13428,8 @@
           <w:numId w:val="16"/>
         </w:numPr>
       </w:pPr>
-      <w:proofErr w:type="gramStart"/>
       <w:r>
-        <w:t>unresolved</w:t>
-      </w:r>
-      <w:proofErr w:type="gramEnd"/>
-      <w:r>
-        <w:t xml:space="preserve"> comments affecting acceptance shall remain visible and controlled.</w:t>
+        <w:t>unresolved comments affecting acceptance shall remain visible and controlled.</w:t>
       </w:r>
     </w:p>
     <w:p>
@@ -13328,7 +13447,7 @@
         <w:pStyle w:val="Nagwek2"/>
         <w:spacing w:before="160" w:after="80"/>
       </w:pPr>
-      <w:bookmarkStart w:id="52" w:name="_Toc242369399"/>
+      <w:bookmarkStart w:id="52" w:name="_Toc242696626"/>
       <w:r>
         <w:t>17.3 Partial / Progressive Submissions</w:t>
       </w:r>
@@ -13348,7 +13467,7 @@
       <w:pPr>
         <w:pStyle w:val="Nagwek2"/>
       </w:pPr>
-      <w:bookmarkStart w:id="53" w:name="_Toc242369400"/>
+      <w:bookmarkStart w:id="53" w:name="_Toc242696627"/>
       <w:r>
         <w:t>17.4 Acceptance and Package Close-Out</w:t>
       </w:r>
@@ -13389,7 +13508,7 @@
       <w:pPr>
         <w:pStyle w:val="Nagwek2"/>
       </w:pPr>
-      <w:bookmarkStart w:id="54" w:name="_Toc242369401"/>
+      <w:bookmarkStart w:id="54" w:name="_Toc242696628"/>
       <w:r>
         <w:lastRenderedPageBreak/>
         <w:t>17.5 Changes After Acceptance</w:t>
@@ -13425,16 +13544,11 @@
         </w:rPr>
       </w:pPr>
       <w:r>
-        <w:t xml:space="preserve">Approved changes shall be incorporated through a controlled package revision or supplement, with the required review and acceptance evidence. </w:t>
-      </w:r>
-      <w:proofErr w:type="gramStart"/>
-      <w:r>
-        <w:t>The package index</w:t>
+        <w:t>Approved changes shall be incorporated through a controlled package revision or supplement, with the required review and acceptance evidence. The package index</w:t>
       </w:r>
       <w:r>
         <w:t>,</w:t>
       </w:r>
-      <w:proofErr w:type="gramEnd"/>
       <w:r>
         <w:t xml:space="preserve"> affected registers and current baseline identification shall be updated, and the revised information formally transmitted to the designated recipients. The previously accepted baseline, change history and relationship between the original package and any supplement shall remain traceable.</w:t>
       </w:r>
@@ -13444,7 +13558,7 @@
         <w:pStyle w:val="Nagwek1"/>
         <w:spacing w:before="160" w:after="80"/>
       </w:pPr>
-      <w:bookmarkStart w:id="55" w:name="_Toc242369402"/>
+      <w:bookmarkStart w:id="55" w:name="_Toc242696629"/>
       <w:r>
         <w:t>18. FQD STATUS CONTROL, REPORTING AND KPI</w:t>
       </w:r>
@@ -13466,7 +13580,7 @@
         <w:pStyle w:val="Nagwek2"/>
         <w:spacing w:before="160" w:after="80"/>
       </w:pPr>
-      <w:bookmarkStart w:id="56" w:name="_Toc242369403"/>
+      <w:bookmarkStart w:id="56" w:name="_Toc242696630"/>
       <w:r>
         <w:t>18.1 Recommended Status Categories</w:t>
       </w:r>
@@ -13824,7 +13938,7 @@
         <w:pStyle w:val="Nagwek2"/>
         <w:spacing w:before="160" w:after="80"/>
       </w:pPr>
-      <w:bookmarkStart w:id="57" w:name="_Toc242369404"/>
+      <w:bookmarkStart w:id="57" w:name="_Toc242696631"/>
       <w:r>
         <w:lastRenderedPageBreak/>
         <w:t>18.2 Typical Management Information</w:t>
@@ -13978,7 +14092,7 @@
         <w:pStyle w:val="Nagwek2"/>
         <w:spacing w:line="312" w:lineRule="auto"/>
       </w:pPr>
-      <w:bookmarkStart w:id="58" w:name="_Toc242369405"/>
+      <w:bookmarkStart w:id="58" w:name="_Toc242696632"/>
       <w:r>
         <w:t>1</w:t>
       </w:r>
@@ -14009,23 +14123,7 @@
           <w:b/>
           <w:bCs/>
         </w:rPr>
-        <w:t xml:space="preserve">FQD Completion (%) = (Packages with </w:t>
-      </w:r>
-      <w:proofErr w:type="gramStart"/>
-      <w:r>
-        <w:rPr>
-          <w:b/>
-          <w:bCs/>
-        </w:rPr>
-        <w:t>current status</w:t>
-      </w:r>
-      <w:proofErr w:type="gramEnd"/>
-      <w:r>
-        <w:rPr>
-          <w:b/>
-          <w:bCs/>
-        </w:rPr>
-        <w:t xml:space="preserve"> Accepted or Closed / Total Planned Packages) × 100</w:t>
+        <w:t>FQD Completion (%) = (Packages with current status Accepted or Closed / Total Planned Packages) × 100</w:t>
       </w:r>
     </w:p>
     <w:p/>
@@ -14064,7 +14162,7 @@
       <w:pPr>
         <w:pStyle w:val="Nagwek2"/>
       </w:pPr>
-      <w:bookmarkStart w:id="59" w:name="_Toc242369406"/>
+      <w:bookmarkStart w:id="59" w:name="_Toc242696633"/>
       <w:r>
         <w:lastRenderedPageBreak/>
         <w:t>18.4 KPI Calculation and Control Rules</w:t>
@@ -14141,21 +14239,7 @@
         <w:t>Numerator control:</w:t>
       </w:r>
       <w:r>
-        <w:t xml:space="preserve"> For the FQD Completion KPI defined in Section 18.3, only packages with </w:t>
-      </w:r>
-      <w:proofErr w:type="gramStart"/>
-      <w:r>
-        <w:t>a current status</w:t>
-      </w:r>
-      <w:proofErr w:type="gramEnd"/>
-      <w:r>
-        <w:t xml:space="preserve"> of Accepted or Closed for the full package scope and target milestone represented by the approved KPI baseline shall be included in the numerator. Acceptance of a partial submission or an earlier milestone shall not qualify the complete package for inclusion against a broader scope or later milestone. Each package shall be counted once. Where project-specific status names are used, their equivalence to these categories shall be defined and approved. The package </w:t>
-      </w:r>
-      <w:r>
-        <w:t>registers</w:t>
-      </w:r>
-      <w:r>
-        <w:t xml:space="preserve"> or linked controlled acceptance record shall identify the accepted scope and milestone, package revision or baseline reference, acceptance date and acceptance decision reference.</w:t>
+        <w:t xml:space="preserve"> For the FQD Completion KPI defined in Section 18.3, only packages with a current status of Accepted or Closed for the full package scope and target milestone represented by the approved KPI baseline shall be included in the numerator. Acceptance of a partial submission or an earlier milestone shall not qualify the complete package for inclusion against a broader scope or later milestone. Each package shall be counted once. Where project-specific status names are used, their equivalence to these categories shall be defined and approved. The package registers or linked controlled acceptance record shall identify the accepted scope and milestone, package revision or baseline reference, acceptance date and acceptance decision reference.</w:t>
       </w:r>
     </w:p>
     <w:p>
@@ -14294,15 +14378,7 @@
         <w:t>Status integrity and reporting evidence:</w:t>
       </w:r>
       <w:r>
-        <w:t xml:space="preserve"> KPI results shall be traceable to the package baseline, reporting date and package-level status records used in the calculation. Where a package is reopened or its acceptance status changes, subsequent reporting shall reflect the revised status. Previous reported results and the reasons for material </w:t>
-      </w:r>
-      <w:proofErr w:type="gramStart"/>
-      <w:r>
-        <w:t>changes shall</w:t>
-      </w:r>
-      <w:proofErr w:type="gramEnd"/>
-      <w:r>
-        <w:t xml:space="preserve"> remain traceable.</w:t>
+        <w:t xml:space="preserve"> KPI results shall be traceable to the package baseline, reporting date and package-level status records used in the calculation. Where a package is reopened or its acceptance status changes, subsequent reporting shall reflect the revised status. Previous reported results and the reasons for material changes shall remain traceable.</w:t>
       </w:r>
     </w:p>
     <w:p>
@@ -14334,7 +14410,7 @@
         <w:pStyle w:val="Nagwek1"/>
         <w:spacing w:before="160" w:after="80"/>
       </w:pPr>
-      <w:bookmarkStart w:id="60" w:name="_Toc242369407"/>
+      <w:bookmarkStart w:id="60" w:name="_Toc242696634"/>
       <w:r>
         <w:lastRenderedPageBreak/>
         <w:t xml:space="preserve">19. ELECTRONIC </w:t>
@@ -14359,7 +14435,7 @@
         <w:pStyle w:val="Nagwek2"/>
         <w:spacing w:before="160" w:after="80"/>
       </w:pPr>
-      <w:bookmarkStart w:id="61" w:name="_Toc242369408"/>
+      <w:bookmarkStart w:id="61" w:name="_Toc242696635"/>
       <w:r>
         <w:t>19.1 Electronic Package Requirements</w:t>
       </w:r>
@@ -14422,15 +14498,7 @@
         </w:numPr>
       </w:pPr>
       <w:r>
-        <w:t xml:space="preserve">bookmarks or equivalent navigation for large packages </w:t>
-      </w:r>
-      <w:proofErr w:type="gramStart"/>
-      <w:r>
-        <w:t>where</w:t>
-      </w:r>
-      <w:proofErr w:type="gramEnd"/>
-      <w:r>
-        <w:t xml:space="preserve"> practicable; </w:t>
+        <w:t xml:space="preserve">bookmarks or equivalent navigation for large packages where practicable; </w:t>
       </w:r>
     </w:p>
     <w:p>
@@ -14498,7 +14566,7 @@
         <w:pStyle w:val="Nagwek2"/>
         <w:spacing w:before="160" w:after="80"/>
       </w:pPr>
-      <w:bookmarkStart w:id="62" w:name="_Toc242369409"/>
+      <w:bookmarkStart w:id="62" w:name="_Toc242696636"/>
       <w:r>
         <w:t>19.2 Hard Copy</w:t>
       </w:r>
@@ -14514,7 +14582,7 @@
         <w:pStyle w:val="Nagwek2"/>
         <w:spacing w:before="160" w:after="80"/>
       </w:pPr>
-      <w:bookmarkStart w:id="63" w:name="_Toc242369410"/>
+      <w:bookmarkStart w:id="63" w:name="_Toc242696637"/>
       <w:r>
         <w:t>19.3 Language</w:t>
       </w:r>
@@ -14522,28 +14590,12 @@
     </w:p>
     <w:p>
       <w:r>
-        <w:t xml:space="preserve">Required languages and bilingual documentation requirements are project-specific and shall be defined in Appendix A or the applicable project </w:t>
-      </w:r>
-      <w:proofErr w:type="gramStart"/>
-      <w:r>
-        <w:t>information-management</w:t>
-      </w:r>
-      <w:proofErr w:type="gramEnd"/>
-      <w:r>
-        <w:t xml:space="preserve"> requirements.</w:t>
+        <w:t>Required languages and bilingual documentation requirements are project-specific and shall be defined in Appendix A or the applicable project information-management requirements.</w:t>
       </w:r>
     </w:p>
     <w:p>
       <w:r>
-        <w:t xml:space="preserve">Original manufacturer or supplier documentation may be retained in its original language </w:t>
-      </w:r>
-      <w:proofErr w:type="gramStart"/>
-      <w:r>
-        <w:t>where</w:t>
-      </w:r>
-      <w:proofErr w:type="gramEnd"/>
-      <w:r>
-        <w:t xml:space="preserve"> permitted by the contract and applicable project requirements.</w:t>
+        <w:t>Original manufacturer or supplier documentation may be retained in its original language where permitted by the contract and applicable project requirements.</w:t>
       </w:r>
     </w:p>
     <w:p>
@@ -14555,7 +14607,7 @@
       <w:pPr>
         <w:pStyle w:val="Nagwek2"/>
       </w:pPr>
-      <w:bookmarkStart w:id="64" w:name="_Toc242369411"/>
+      <w:bookmarkStart w:id="64" w:name="_Toc242696638"/>
       <w:r>
         <w:t>19.4 Software and Configuration Deliverables</w:t>
       </w:r>
@@ -14586,7 +14638,7 @@
         <w:pStyle w:val="Nagwek1"/>
         <w:spacing w:before="160" w:after="80"/>
       </w:pPr>
-      <w:bookmarkStart w:id="65" w:name="_Toc242369412"/>
+      <w:bookmarkStart w:id="65" w:name="_Toc242696639"/>
       <w:r>
         <w:t>20. RETENTION AND LONG-TERM RECORD PRESERVATION</w:t>
       </w:r>
@@ -14614,15 +14666,7 @@
         </w:rPr>
       </w:pPr>
       <w:r>
-        <w:t xml:space="preserve">Where changes in storage technology, file format or information-management systems require migration, the migration process </w:t>
-      </w:r>
-      <w:proofErr w:type="gramStart"/>
-      <w:r>
-        <w:t>shall</w:t>
-      </w:r>
-      <w:proofErr w:type="gramEnd"/>
-      <w:r>
-        <w:t xml:space="preserve"> preserve record integrity, traceability and accessibility.</w:t>
+        <w:t>Where changes in storage technology, file format or information-management systems require migration, the migration process shall preserve record integrity, traceability and accessibility.</w:t>
       </w:r>
       <w:r>
         <w:br w:type="page"/>
@@ -14645,7 +14689,7 @@
       <w:pPr>
         <w:pStyle w:val="Nagwek1"/>
       </w:pPr>
-      <w:bookmarkStart w:id="66" w:name="_Toc242369413"/>
+      <w:bookmarkStart w:id="66" w:name="_Toc242696640"/>
       <w:r>
         <w:lastRenderedPageBreak/>
         <w:t>21. REFERENCE FRAMEWORK AND GUIDANCE</w:t>
@@ -14891,39 +14935,7 @@
                 <w:sz w:val="18"/>
                 <w:szCs w:val="18"/>
               </w:rPr>
-              <w:t xml:space="preserve">Overall QMS requirements and </w:t>
-            </w:r>
-            <w:proofErr w:type="gramStart"/>
-            <w:r>
-              <w:rPr>
-                <w:sz w:val="18"/>
-                <w:szCs w:val="18"/>
-              </w:rPr>
-              <w:t>documented-information</w:t>
-            </w:r>
-            <w:proofErr w:type="gramEnd"/>
-            <w:r>
-              <w:rPr>
-                <w:sz w:val="18"/>
-                <w:szCs w:val="18"/>
-              </w:rPr>
-              <w:t xml:space="preserve"> controls </w:t>
-            </w:r>
-            <w:proofErr w:type="gramStart"/>
-            <w:r>
-              <w:rPr>
-                <w:sz w:val="18"/>
-                <w:szCs w:val="18"/>
-              </w:rPr>
-              <w:t>supporting</w:t>
-            </w:r>
-            <w:proofErr w:type="gramEnd"/>
-            <w:r>
-              <w:rPr>
-                <w:sz w:val="18"/>
-                <w:szCs w:val="18"/>
-              </w:rPr>
-              <w:t xml:space="preserve"> the creation, control, retention and availability of objective evidence of conformity.</w:t>
+              <w:t>Overall QMS requirements and documented-information controls supporting the creation, control, retention and availability of objective evidence of conformity.</w:t>
             </w:r>
           </w:p>
         </w:tc>
@@ -14959,23 +14971,7 @@
                 <w:sz w:val="18"/>
                 <w:szCs w:val="18"/>
               </w:rPr>
-              <w:t xml:space="preserve">International requirements standard — normative </w:t>
-            </w:r>
-            <w:proofErr w:type="gramStart"/>
-            <w:r>
-              <w:rPr>
-                <w:sz w:val="18"/>
-                <w:szCs w:val="18"/>
-              </w:rPr>
-              <w:t>where</w:t>
-            </w:r>
-            <w:proofErr w:type="gramEnd"/>
-            <w:r>
-              <w:rPr>
-                <w:sz w:val="18"/>
-                <w:szCs w:val="18"/>
-              </w:rPr>
-              <w:t xml:space="preserve"> invoked by contract, applicable regulation or project QMS requirements.</w:t>
+              <w:t>International requirements standard — normative where invoked by contract, applicable regulation or project QMS requirements.</w:t>
             </w:r>
           </w:p>
         </w:tc>
@@ -15468,23 +15464,7 @@
                 <w:sz w:val="18"/>
                 <w:szCs w:val="18"/>
               </w:rPr>
-              <w:t xml:space="preserve">Structuring and reference-designation principles for systems and objects; supports consistent asset identification and traceable </w:t>
-            </w:r>
-            <w:proofErr w:type="gramStart"/>
-            <w:r>
-              <w:rPr>
-                <w:sz w:val="18"/>
-                <w:szCs w:val="18"/>
-              </w:rPr>
-              <w:t>linking of</w:t>
-            </w:r>
-            <w:proofErr w:type="gramEnd"/>
-            <w:r>
-              <w:rPr>
-                <w:sz w:val="18"/>
-                <w:szCs w:val="18"/>
-              </w:rPr>
-              <w:t xml:space="preserve"> FQD records to physical equipment and systems.</w:t>
+              <w:t>Structuring and reference-designation principles for systems and objects; supports consistent asset identification and traceable linking of FQD records to physical equipment and systems.</w:t>
             </w:r>
           </w:p>
         </w:tc>
@@ -15520,23 +15500,7 @@
                 <w:sz w:val="18"/>
                 <w:szCs w:val="18"/>
               </w:rPr>
-              <w:t xml:space="preserve">International horizontal standard series — normative </w:t>
-            </w:r>
-            <w:proofErr w:type="gramStart"/>
-            <w:r>
-              <w:rPr>
-                <w:sz w:val="18"/>
-                <w:szCs w:val="18"/>
-              </w:rPr>
-              <w:t>where</w:t>
-            </w:r>
-            <w:proofErr w:type="gramEnd"/>
-            <w:r>
-              <w:rPr>
-                <w:sz w:val="18"/>
-                <w:szCs w:val="18"/>
-              </w:rPr>
-              <w:t xml:space="preserve"> invoked by project or technical requirements.</w:t>
+              <w:t>International horizontal standard series — normative where invoked by project or technical requirements.</w:t>
             </w:r>
           </w:p>
         </w:tc>
@@ -15914,23 +15878,7 @@
                 <w:sz w:val="18"/>
                 <w:szCs w:val="18"/>
               </w:rPr>
-              <w:t xml:space="preserve">International Standard — normative </w:t>
-            </w:r>
-            <w:proofErr w:type="gramStart"/>
-            <w:r>
-              <w:rPr>
-                <w:sz w:val="18"/>
-                <w:szCs w:val="18"/>
-              </w:rPr>
-              <w:t>where</w:t>
-            </w:r>
-            <w:proofErr w:type="gramEnd"/>
-            <w:r>
-              <w:rPr>
-                <w:sz w:val="18"/>
-                <w:szCs w:val="18"/>
-              </w:rPr>
-              <w:t xml:space="preserve"> invoked by contract or project commissioning requirements.</w:t>
+              <w:t>International Standard — normative where invoked by contract or project commissioning requirements.</w:t>
             </w:r>
           </w:p>
         </w:tc>
@@ -16082,23 +16030,7 @@
                 <w:sz w:val="18"/>
                 <w:szCs w:val="18"/>
               </w:rPr>
-              <w:t xml:space="preserve">International standard series — applicable </w:t>
-            </w:r>
-            <w:proofErr w:type="gramStart"/>
-            <w:r>
-              <w:rPr>
-                <w:sz w:val="18"/>
-                <w:szCs w:val="18"/>
-              </w:rPr>
-              <w:t>where</w:t>
-            </w:r>
-            <w:proofErr w:type="gramEnd"/>
-            <w:r>
-              <w:rPr>
-                <w:sz w:val="18"/>
-                <w:szCs w:val="18"/>
-              </w:rPr>
-              <w:t xml:space="preserve"> adopted for project information management and digital handover.</w:t>
+              <w:t>International standard series — applicable where adopted for project information management and digital handover.</w:t>
             </w:r>
           </w:p>
         </w:tc>
@@ -16262,7 +16194,6 @@
               </w:rPr>
             </w:pPr>
             <w:hyperlink r:id="rId22" w:tooltip="https://learninglegacy.crossrail.co.uk/document/supply-chain-quality-requirements/" w:history="1">
-              <w:proofErr w:type="spellStart"/>
               <w:r>
                 <w:rPr>
                   <w:rStyle w:val="Hipercze"/>
@@ -16270,17 +16201,7 @@
                   <w:sz w:val="18"/>
                   <w:szCs w:val="18"/>
                 </w:rPr>
-                <w:t>Crossrail</w:t>
-              </w:r>
-              <w:proofErr w:type="spellEnd"/>
-              <w:r>
-                <w:rPr>
-                  <w:rStyle w:val="Hipercze"/>
-                  <w:b/>
-                  <w:sz w:val="18"/>
-                  <w:szCs w:val="18"/>
-                </w:rPr>
-                <w:t xml:space="preserve"> Learning Legacy</w:t>
+                <w:t>Crossrail Learning Legacy</w:t>
               </w:r>
             </w:hyperlink>
             <w:r>
@@ -16739,39 +16660,7 @@
                 <w:sz w:val="18"/>
                 <w:szCs w:val="18"/>
               </w:rPr>
-              <w:t xml:space="preserve">International horizontal </w:t>
-            </w:r>
-            <w:proofErr w:type="gramStart"/>
-            <w:r>
-              <w:rPr>
-                <w:sz w:val="18"/>
-                <w:szCs w:val="18"/>
-              </w:rPr>
-              <w:t>standard —</w:t>
-            </w:r>
-            <w:proofErr w:type="gramEnd"/>
-            <w:r>
-              <w:rPr>
-                <w:sz w:val="18"/>
-                <w:szCs w:val="18"/>
-              </w:rPr>
-              <w:t xml:space="preserve"> normative </w:t>
-            </w:r>
-            <w:proofErr w:type="gramStart"/>
-            <w:r>
-              <w:rPr>
-                <w:sz w:val="18"/>
-                <w:szCs w:val="18"/>
-              </w:rPr>
-              <w:t>where</w:t>
-            </w:r>
-            <w:proofErr w:type="gramEnd"/>
-            <w:r>
-              <w:rPr>
-                <w:sz w:val="18"/>
-                <w:szCs w:val="18"/>
-              </w:rPr>
-              <w:t xml:space="preserve"> invoked by project information-management requirements.</w:t>
+              <w:t>International horizontal standard — normative where invoked by project information-management requirements.</w:t>
             </w:r>
           </w:p>
         </w:tc>
@@ -16821,7 +16710,7 @@
         <w:pStyle w:val="Nagwek1"/>
         <w:spacing w:before="0" w:after="140"/>
       </w:pPr>
-      <w:bookmarkStart w:id="67" w:name="_Toc242369414"/>
+      <w:bookmarkStart w:id="67" w:name="_Toc242696641"/>
       <w:r>
         <w:rPr>
           <w:sz w:val="24"/>
@@ -16938,7 +16827,7 @@
         <w:pageBreakBefore/>
         <w:spacing w:before="0" w:after="140"/>
       </w:pPr>
-      <w:bookmarkStart w:id="68" w:name="_Toc242369415"/>
+      <w:bookmarkStart w:id="68" w:name="_Toc242696642"/>
       <w:r>
         <w:rPr>
           <w:sz w:val="24"/>
@@ -19176,7 +19065,7 @@
         <w:pStyle w:val="Nagwek1"/>
         <w:spacing w:before="0" w:after="140"/>
       </w:pPr>
-      <w:bookmarkStart w:id="69" w:name="_Toc242369416"/>
+      <w:bookmarkStart w:id="69" w:name="_Toc242696643"/>
       <w:r>
         <w:rPr>
           <w:sz w:val="24"/>
@@ -20834,7 +20723,7 @@
         <w:pageBreakBefore/>
         <w:spacing w:before="0" w:after="140"/>
       </w:pPr>
-      <w:bookmarkStart w:id="70" w:name="_Toc242369417"/>
+      <w:bookmarkStart w:id="70" w:name="_Toc242696644"/>
       <w:r>
         <w:rPr>
           <w:sz w:val="24"/>
@@ -22664,7 +22553,7 @@
           <w:szCs w:val="24"/>
         </w:rPr>
       </w:pPr>
-      <w:bookmarkStart w:id="71" w:name="_Toc242369418"/>
+      <w:bookmarkStart w:id="71" w:name="_Toc242696645"/>
       <w:r>
         <w:rPr>
           <w:sz w:val="24"/>
@@ -24655,21 +24544,12 @@
             <w:pPr>
               <w:spacing w:after="0" w:line="240" w:lineRule="auto"/>
             </w:pPr>
-            <w:proofErr w:type="spellStart"/>
             <w:r>
               <w:rPr>
                 <w:color w:val="000000"/>
                 <w:sz w:val="17"/>
               </w:rPr>
-              <w:t>Precommissioning</w:t>
-            </w:r>
-            <w:proofErr w:type="spellEnd"/>
-            <w:r>
-              <w:rPr>
-                <w:color w:val="000000"/>
-                <w:sz w:val="17"/>
-              </w:rPr>
-              <w:t xml:space="preserve"> / Commissioning Records</w:t>
+              <w:t>Precommissioning / Commissioning Records</w:t>
             </w:r>
           </w:p>
         </w:tc>
@@ -25040,7 +24920,7 @@
           <w:szCs w:val="24"/>
         </w:rPr>
       </w:pPr>
-      <w:bookmarkStart w:id="72" w:name="_Toc242369419"/>
+      <w:bookmarkStart w:id="72" w:name="_Toc242696646"/>
       <w:r>
         <w:rPr>
           <w:sz w:val="24"/>
@@ -26407,15 +26287,7 @@
     <w:p/>
     <w:p>
       <w:r>
-        <w:t xml:space="preserve">Use controlled relationship lists where one record covers multiple assets, changes or packages. Keep </w:t>
-      </w:r>
-      <w:proofErr w:type="gramStart"/>
-      <w:r>
-        <w:t>review</w:t>
-      </w:r>
-      <w:proofErr w:type="gramEnd"/>
-      <w:r>
-        <w:t xml:space="preserve"> and acceptance evidence retrievable through the register or the linked controlled workflow.</w:t>
+        <w:t>Use controlled relationship lists where one record covers multiple assets, changes or packages. Keep review and acceptance evidence retrievable through the register or the linked controlled workflow.</w:t>
       </w:r>
     </w:p>
     <w:p/>
@@ -26438,7 +26310,7 @@
           <w:szCs w:val="24"/>
         </w:rPr>
       </w:pPr>
-      <w:bookmarkStart w:id="73" w:name="_Toc242369420"/>
+      <w:bookmarkStart w:id="73" w:name="_Toc242696647"/>
       <w:r>
         <w:rPr>
           <w:sz w:val="24"/>
@@ -27786,15 +27658,7 @@
     </w:tbl>
     <w:p>
       <w:r>
-        <w:t xml:space="preserve">Use controlled relationship lists where one record covers multiple assets, changes or packages. Identify N/A where no change reference applies. Keep </w:t>
-      </w:r>
-      <w:proofErr w:type="gramStart"/>
-      <w:r>
-        <w:t>review</w:t>
-      </w:r>
-      <w:proofErr w:type="gramEnd"/>
-      <w:r>
-        <w:t xml:space="preserve"> and acceptance evidence retrievable through the register or the linked controlled workflow.</w:t>
+        <w:t>Use controlled relationship lists where one record covers multiple assets, changes or packages. Identify N/A where no change reference applies. Keep review and acceptance evidence retrievable through the register or the linked controlled workflow.</w:t>
       </w:r>
     </w:p>
     <w:p>
@@ -27813,7 +27677,7 @@
           <w:szCs w:val="24"/>
         </w:rPr>
       </w:pPr>
-      <w:bookmarkStart w:id="74" w:name="_Toc242369421"/>
+      <w:bookmarkStart w:id="74" w:name="_Toc242696648"/>
       <w:r>
         <w:rPr>
           <w:sz w:val="24"/>
@@ -28955,23 +28819,7 @@
                 <w:color w:val="000000"/>
                 <w:sz w:val="17"/>
               </w:rPr>
-              <w:t xml:space="preserve">Required supplier manuals, operating or maintenance instructions, </w:t>
-            </w:r>
-            <w:proofErr w:type="gramStart"/>
-            <w:r>
-              <w:rPr>
-                <w:color w:val="000000"/>
-                <w:sz w:val="17"/>
-              </w:rPr>
-              <w:t>spare-parts</w:t>
-            </w:r>
-            <w:proofErr w:type="gramEnd"/>
-            <w:r>
-              <w:rPr>
-                <w:color w:val="000000"/>
-                <w:sz w:val="17"/>
-              </w:rPr>
-              <w:t xml:space="preserve"> information and training records.</w:t>
+              <w:t>Required supplier manuals, operating or maintenance instructions, spare-parts information and training records.</w:t>
             </w:r>
           </w:p>
         </w:tc>
@@ -29235,7 +29083,7 @@
         <w:pageBreakBefore/>
         <w:spacing w:before="0" w:after="140"/>
       </w:pPr>
-      <w:bookmarkStart w:id="75" w:name="_Toc242369422"/>
+      <w:bookmarkStart w:id="75" w:name="_Toc242696649"/>
       <w:r>
         <w:rPr>
           <w:sz w:val="24"/>
@@ -31296,7 +31144,7 @@
         <w:pageBreakBefore/>
         <w:spacing w:before="0" w:after="140"/>
       </w:pPr>
-      <w:bookmarkStart w:id="76" w:name="_Toc242369423"/>
+      <w:bookmarkStart w:id="76" w:name="_Toc242696650"/>
       <w:r>
         <w:rPr>
           <w:sz w:val="24"/>
@@ -33567,7 +33415,7 @@
           <w:sz w:val="24"/>
         </w:rPr>
       </w:pPr>
-      <w:bookmarkStart w:id="77" w:name="_Toc242369424"/>
+      <w:bookmarkStart w:id="77" w:name="_Toc242696651"/>
       <w:r>
         <w:rPr>
           <w:sz w:val="24"/>
@@ -34243,17 +34091,8 @@
                 <w:color w:val="000000"/>
                 <w:sz w:val="17"/>
               </w:rPr>
-              <w:t xml:space="preserve">Material / product compliance evidence </w:t>
-            </w:r>
-            <w:proofErr w:type="gramStart"/>
-            <w:r>
-              <w:rPr>
-                <w:color w:val="000000"/>
-                <w:sz w:val="17"/>
-              </w:rPr>
-              <w:t>complete</w:t>
-            </w:r>
-            <w:proofErr w:type="gramEnd"/>
+              <w:t>Material / product compliance evidence complete</w:t>
+            </w:r>
           </w:p>
         </w:tc>
         <w:tc>
@@ -36230,7 +36069,7 @@
           <w:szCs w:val="24"/>
         </w:rPr>
       </w:pPr>
-      <w:bookmarkStart w:id="78" w:name="_Toc242369425"/>
+      <w:bookmarkStart w:id="78" w:name="_Toc242696652"/>
       <w:r>
         <w:rPr>
           <w:sz w:val="24"/>
@@ -36423,23 +36262,7 @@
                 <w:color w:val="000000"/>
                 <w:sz w:val="18"/>
               </w:rPr>
-              <w:t xml:space="preserve">Package defined but compilation </w:t>
-            </w:r>
-            <w:proofErr w:type="gramStart"/>
-            <w:r>
-              <w:rPr>
-                <w:color w:val="000000"/>
-                <w:sz w:val="18"/>
-              </w:rPr>
-              <w:t>not started</w:t>
-            </w:r>
-            <w:proofErr w:type="gramEnd"/>
-            <w:r>
-              <w:rPr>
-                <w:color w:val="000000"/>
-                <w:sz w:val="18"/>
-              </w:rPr>
-              <w:t>.</w:t>
+              <w:t>Package defined but compilation not started.</w:t>
             </w:r>
           </w:p>
         </w:tc>
@@ -37501,15 +37324,7 @@
     <w:p/>
     <w:p>
       <w:r>
-        <w:t xml:space="preserve">Project-specific status names and codes take precedence </w:t>
-      </w:r>
-      <w:proofErr w:type="gramStart"/>
-      <w:r>
-        <w:t>where</w:t>
-      </w:r>
-      <w:proofErr w:type="gramEnd"/>
-      <w:r>
-        <w:t xml:space="preserve"> defined in Appendix A or the project document-control procedure.</w:t>
+        <w:t>Project-specific status names and codes take precedence where defined in Appendix A or the project document-control procedure.</w:t>
       </w:r>
     </w:p>
     <w:p>
@@ -37528,7 +37343,7 @@
         <w:pStyle w:val="Nagwek1"/>
         <w:spacing w:before="0" w:after="140"/>
       </w:pPr>
-      <w:bookmarkStart w:id="79" w:name="_Toc242369426"/>
+      <w:bookmarkStart w:id="79" w:name="_Toc242696653"/>
       <w:r>
         <w:rPr>
           <w:sz w:val="24"/>
@@ -40238,29 +40053,16 @@
             </w:rPr>
             <w:t xml:space="preserve">2026 Arkadiusz Wójcik | </w:t>
           </w:r>
-          <w:r>
-            <w:fldChar w:fldCharType="begin"/>
-          </w:r>
-          <w:r>
-            <w:rPr>
-              <w:lang w:val="pl-PL"/>
-            </w:rPr>
-            <w:instrText>HYPERLINK "https://creativecommons.org/licenses/by-sa/4.0/"</w:instrText>
-          </w:r>
-          <w:r>
-            <w:fldChar w:fldCharType="separate"/>
-          </w:r>
-          <w:r>
-            <w:rPr>
-              <w:rStyle w:val="Hipercze"/>
-              <w:sz w:val="15"/>
-              <w:lang w:val="pl-PL"/>
-            </w:rPr>
-            <w:t>CC BY-SA 4.0</w:t>
-          </w:r>
-          <w:r>
-            <w:fldChar w:fldCharType="end"/>
-          </w:r>
+          <w:hyperlink r:id="rId1" w:history="1">
+            <w:r>
+              <w:rPr>
+                <w:rStyle w:val="Hipercze"/>
+                <w:sz w:val="15"/>
+                <w:lang w:val="pl-PL"/>
+              </w:rPr>
+              <w:t>CC BY-SA 4.0</w:t>
+            </w:r>
+          </w:hyperlink>
           <w:r>
             <w:rPr>
               <w:sz w:val="15"/>
@@ -42647,6 +42449,155 @@
       </w:rPr>
     </w:lvl>
   </w:abstractNum>
+  <w:abstractNum w:abstractNumId="23" w15:restartNumberingAfterBreak="0">
+    <w:nsid w:val="6B8638D8"/>
+    <w:multiLevelType w:val="multilevel"/>
+    <w:tmpl w:val="D0500760"/>
+    <w:lvl w:ilvl="0">
+      <w:start w:val="1"/>
+      <w:numFmt w:val="bullet"/>
+      <w:lvlText w:val=""/>
+      <w:lvlJc w:val="left"/>
+      <w:pPr>
+        <w:tabs>
+          <w:tab w:val="num" w:pos="720"/>
+        </w:tabs>
+        <w:ind w:left="720" w:hanging="360"/>
+      </w:pPr>
+      <w:rPr>
+        <w:rFonts w:ascii="Symbol" w:hAnsi="Symbol" w:hint="default"/>
+        <w:sz w:val="20"/>
+      </w:rPr>
+    </w:lvl>
+    <w:lvl w:ilvl="1" w:tentative="1">
+      <w:start w:val="1"/>
+      <w:numFmt w:val="bullet"/>
+      <w:lvlText w:val="o"/>
+      <w:lvlJc w:val="left"/>
+      <w:pPr>
+        <w:tabs>
+          <w:tab w:val="num" w:pos="1440"/>
+        </w:tabs>
+        <w:ind w:left="1440" w:hanging="360"/>
+      </w:pPr>
+      <w:rPr>
+        <w:rFonts w:ascii="Courier New" w:hAnsi="Courier New" w:hint="default"/>
+        <w:sz w:val="20"/>
+      </w:rPr>
+    </w:lvl>
+    <w:lvl w:ilvl="2" w:tentative="1">
+      <w:start w:val="1"/>
+      <w:numFmt w:val="bullet"/>
+      <w:lvlText w:val=""/>
+      <w:lvlJc w:val="left"/>
+      <w:pPr>
+        <w:tabs>
+          <w:tab w:val="num" w:pos="2160"/>
+        </w:tabs>
+        <w:ind w:left="2160" w:hanging="360"/>
+      </w:pPr>
+      <w:rPr>
+        <w:rFonts w:ascii="Wingdings" w:hAnsi="Wingdings" w:hint="default"/>
+        <w:sz w:val="20"/>
+      </w:rPr>
+    </w:lvl>
+    <w:lvl w:ilvl="3" w:tentative="1">
+      <w:start w:val="1"/>
+      <w:numFmt w:val="bullet"/>
+      <w:lvlText w:val=""/>
+      <w:lvlJc w:val="left"/>
+      <w:pPr>
+        <w:tabs>
+          <w:tab w:val="num" w:pos="2880"/>
+        </w:tabs>
+        <w:ind w:left="2880" w:hanging="360"/>
+      </w:pPr>
+      <w:rPr>
+        <w:rFonts w:ascii="Wingdings" w:hAnsi="Wingdings" w:hint="default"/>
+        <w:sz w:val="20"/>
+      </w:rPr>
+    </w:lvl>
+    <w:lvl w:ilvl="4" w:tentative="1">
+      <w:start w:val="1"/>
+      <w:numFmt w:val="bullet"/>
+      <w:lvlText w:val=""/>
+      <w:lvlJc w:val="left"/>
+      <w:pPr>
+        <w:tabs>
+          <w:tab w:val="num" w:pos="3600"/>
+        </w:tabs>
+        <w:ind w:left="3600" w:hanging="360"/>
+      </w:pPr>
+      <w:rPr>
+        <w:rFonts w:ascii="Wingdings" w:hAnsi="Wingdings" w:hint="default"/>
+        <w:sz w:val="20"/>
+      </w:rPr>
+    </w:lvl>
+    <w:lvl w:ilvl="5" w:tentative="1">
+      <w:start w:val="1"/>
+      <w:numFmt w:val="bullet"/>
+      <w:lvlText w:val=""/>
+      <w:lvlJc w:val="left"/>
+      <w:pPr>
+        <w:tabs>
+          <w:tab w:val="num" w:pos="4320"/>
+        </w:tabs>
+        <w:ind w:left="4320" w:hanging="360"/>
+      </w:pPr>
+      <w:rPr>
+        <w:rFonts w:ascii="Wingdings" w:hAnsi="Wingdings" w:hint="default"/>
+        <w:sz w:val="20"/>
+      </w:rPr>
+    </w:lvl>
+    <w:lvl w:ilvl="6" w:tentative="1">
+      <w:start w:val="1"/>
+      <w:numFmt w:val="bullet"/>
+      <w:lvlText w:val=""/>
+      <w:lvlJc w:val="left"/>
+      <w:pPr>
+        <w:tabs>
+          <w:tab w:val="num" w:pos="5040"/>
+        </w:tabs>
+        <w:ind w:left="5040" w:hanging="360"/>
+      </w:pPr>
+      <w:rPr>
+        <w:rFonts w:ascii="Wingdings" w:hAnsi="Wingdings" w:hint="default"/>
+        <w:sz w:val="20"/>
+      </w:rPr>
+    </w:lvl>
+    <w:lvl w:ilvl="7" w:tentative="1">
+      <w:start w:val="1"/>
+      <w:numFmt w:val="bullet"/>
+      <w:lvlText w:val=""/>
+      <w:lvlJc w:val="left"/>
+      <w:pPr>
+        <w:tabs>
+          <w:tab w:val="num" w:pos="5760"/>
+        </w:tabs>
+        <w:ind w:left="5760" w:hanging="360"/>
+      </w:pPr>
+      <w:rPr>
+        <w:rFonts w:ascii="Wingdings" w:hAnsi="Wingdings" w:hint="default"/>
+        <w:sz w:val="20"/>
+      </w:rPr>
+    </w:lvl>
+    <w:lvl w:ilvl="8" w:tentative="1">
+      <w:start w:val="1"/>
+      <w:numFmt w:val="bullet"/>
+      <w:lvlText w:val=""/>
+      <w:lvlJc w:val="left"/>
+      <w:pPr>
+        <w:tabs>
+          <w:tab w:val="num" w:pos="6480"/>
+        </w:tabs>
+        <w:ind w:left="6480" w:hanging="360"/>
+      </w:pPr>
+      <w:rPr>
+        <w:rFonts w:ascii="Wingdings" w:hAnsi="Wingdings" w:hint="default"/>
+        <w:sz w:val="20"/>
+      </w:rPr>
+    </w:lvl>
+  </w:abstractNum>
   <w:num w:numId="1" w16cid:durableId="1464539958">
     <w:abstractNumId w:val="8"/>
   </w:num>
@@ -42715,6 +42666,9 @@
   </w:num>
   <w:num w:numId="23" w16cid:durableId="1166214195">
     <w:abstractNumId w:val="20"/>
+  </w:num>
+  <w:num w:numId="24" w16cid:durableId="742919405">
+    <w:abstractNumId w:val="23"/>
   </w:num>
 </w:numbering>
 </file>
